--- a/Natura_Suivi_Implementation_Priorites.docx
+++ b/Natura_Suivi_Implementation_Priorites.docx
@@ -80,13 +80,6 @@
           </w:tcPr>
           <w:p>
             <w:r>
-              <w:rPr>
-                <w:rFonts w:ascii="Aptos" w:hAnsi="Aptos"/>
-                <w:b/>
-                <w:i w:val="0"/>
-                <w:color w:val="65736B"/>
-                <w:sz w:val="17"/>
-              </w:rPr>
               <w:t>Version</w:t>
             </w:r>
           </w:p>
@@ -105,14 +98,7 @@
           </w:tcPr>
           <w:p>
             <w:r>
-              <w:rPr>
-                <w:rFonts w:ascii="Aptos" w:hAnsi="Aptos"/>
-                <w:b w:val="0"/>
-                <w:i w:val="0"/>
-                <w:color w:val="24352C"/>
-                <w:sz w:val="17"/>
-              </w:rPr>
-              <w:t>2.0</w:t>
+              <w:t>3.3</w:t>
             </w:r>
           </w:p>
         </w:tc>
@@ -130,13 +116,6 @@
           </w:tcPr>
           <w:p>
             <w:r>
-              <w:rPr>
-                <w:rFonts w:ascii="Aptos" w:hAnsi="Aptos"/>
-                <w:b/>
-                <w:i w:val="0"/>
-                <w:color w:val="65736B"/>
-                <w:sz w:val="17"/>
-              </w:rPr>
               <w:t>Prochain lot</w:t>
             </w:r>
           </w:p>
@@ -155,14 +134,7 @@
           </w:tcPr>
           <w:p>
             <w:r>
-              <w:rPr>
-                <w:rFonts w:ascii="Aptos" w:hAnsi="Aptos"/>
-                <w:b w:val="0"/>
-                <w:i w:val="0"/>
-                <w:color w:val="24352C"/>
-                <w:sz w:val="17"/>
-              </w:rPr>
-              <w:t>Mediatheque avancee</w:t>
+              <w:t>Monitoring externe et validation institutionnelle avant mise en ligne</w:t>
             </w:r>
           </w:p>
         </w:tc>
@@ -182,13 +154,6 @@
           </w:tcPr>
           <w:p>
             <w:r>
-              <w:rPr>
-                <w:rFonts w:ascii="Aptos" w:hAnsi="Aptos"/>
-                <w:b/>
-                <w:i w:val="0"/>
-                <w:color w:val="65736B"/>
-                <w:sz w:val="17"/>
-              </w:rPr>
               <w:t>Environnement</w:t>
             </w:r>
           </w:p>
@@ -207,13 +172,6 @@
           </w:tcPr>
           <w:p>
             <w:r>
-              <w:rPr>
-                <w:rFonts w:ascii="Aptos" w:hAnsi="Aptos"/>
-                <w:b w:val="0"/>
-                <w:i w:val="0"/>
-                <w:color w:val="24352C"/>
-                <w:sz w:val="17"/>
-              </w:rPr>
               <w:t>Local / Supabase</w:t>
             </w:r>
           </w:p>
@@ -232,13 +190,6 @@
           </w:tcPr>
           <w:p>
             <w:r>
-              <w:rPr>
-                <w:rFonts w:ascii="Aptos" w:hAnsi="Aptos"/>
-                <w:b/>
-                <w:i w:val="0"/>
-                <w:color w:val="65736B"/>
-                <w:sz w:val="17"/>
-              </w:rPr>
               <w:t>Etat global</w:t>
             </w:r>
           </w:p>
@@ -257,14 +208,7 @@
           </w:tcPr>
           <w:p>
             <w:r>
-              <w:rPr>
-                <w:rFonts w:ascii="Aptos" w:hAnsi="Aptos"/>
-                <w:b w:val="0"/>
-                <w:i w:val="0"/>
-                <w:color w:val="24352C"/>
-                <w:sz w:val="17"/>
-              </w:rPr>
-              <w:t>Construction - environ 90 %</w:t>
+              <w:t>Technique ~99 % / hebergement et informations legales restantes</w:t>
             </w:r>
           </w:p>
         </w:tc>
@@ -718,6 +662,77 @@
             </w:tcMar>
           </w:tcPr>
           <w:p>
+            <w:r>
+              <w:t>[x]</w:t>
+            </w:r>
+          </w:p>
+        </w:tc>
+        <w:tc>
+          <w:tcPr>
+            <w:tcW w:type="dxa" w:w="1450"/>
+            <w:vAlign w:val="center"/>
+            <w:tcMar>
+              <w:top w:w="90" w:type="dxa"/>
+              <w:start w:w="120" w:type="dxa"/>
+              <w:bottom w:w="90" w:type="dxa"/>
+              <w:end w:w="120" w:type="dxa"/>
+            </w:tcMar>
+          </w:tcPr>
+          <w:p>
+            <w:r>
+              <w:t>Administration</w:t>
+            </w:r>
+          </w:p>
+        </w:tc>
+        <w:tc>
+          <w:tcPr>
+            <w:tcW w:type="dxa" w:w="4700"/>
+            <w:vAlign w:val="center"/>
+            <w:tcMar>
+              <w:top w:w="90" w:type="dxa"/>
+              <w:start w:w="120" w:type="dxa"/>
+              <w:bottom w:w="90" w:type="dxa"/>
+              <w:end w:w="120" w:type="dxa"/>
+            </w:tcMar>
+          </w:tcPr>
+          <w:p>
+            <w:r>
+              <w:t>Dashboard privé avec centre d'action, files éditoriales, audit SEO, couverture de lancement et liens directs vers le travail prioritaire.</w:t>
+            </w:r>
+          </w:p>
+        </w:tc>
+        <w:tc>
+          <w:tcPr>
+            <w:tcW w:type="dxa" w:w="2360"/>
+            <w:vAlign w:val="center"/>
+            <w:tcMar>
+              <w:top w:w="90" w:type="dxa"/>
+              <w:start w:w="120" w:type="dxa"/>
+              <w:bottom w:w="90" w:type="dxa"/>
+              <w:end w:w="120" w:type="dxa"/>
+            </w:tcMar>
+          </w:tcPr>
+          <w:p>
+            <w:r>
+              <w:t>100 % de la cible / 48 sur 48</w:t>
+            </w:r>
+          </w:p>
+        </w:tc>
+      </w:tr>
+      <w:tr>
+        <w:tc>
+          <w:tcPr>
+            <w:tcW w:type="dxa" w:w="850"/>
+            <w:shd w:fill="E8F1EA"/>
+            <w:vAlign w:val="center"/>
+            <w:tcMar>
+              <w:top w:w="90" w:type="dxa"/>
+              <w:start w:w="120" w:type="dxa"/>
+              <w:bottom w:w="90" w:type="dxa"/>
+              <w:end w:w="120" w:type="dxa"/>
+            </w:tcMar>
+          </w:tcPr>
+          <w:p>
             <w:pPr>
               <w:spacing w:after="0"/>
             </w:pPr>
@@ -756,7 +771,7 @@
                 <w:color w:val="24352C"/>
                 <w:sz w:val="17"/>
               </w:rPr>
-              <w:t>Administration</w:t>
+              <w:t>Edition</w:t>
             </w:r>
           </w:p>
         </w:tc>
@@ -783,7 +798,7 @@
                 <w:color w:val="24352C"/>
                 <w:sz w:val="17"/>
               </w:rPr>
-              <w:t>Dashboard prive, navigation groupee, bibliotheque filtrable et creation de contenu.</w:t>
+              <w:t>Edition des brouillons et articles publies, apercu, statuts et historique.</w:t>
             </w:r>
           </w:p>
         </w:tc>
@@ -810,7 +825,7 @@
                 <w:color w:val="24352C"/>
                 <w:sz w:val="17"/>
               </w:rPr>
-              <w:t>Session admin protegee</w:t>
+              <w:t>Revisions PostgreSQL</w:t>
             </w:r>
           </w:p>
         </w:tc>
@@ -867,7 +882,7 @@
                 <w:color w:val="24352C"/>
                 <w:sz w:val="17"/>
               </w:rPr>
-              <w:t>Edition</w:t>
+              <w:t>Navigation editoriale</w:t>
             </w:r>
           </w:p>
         </w:tc>
@@ -894,7 +909,7 @@
                 <w:color w:val="24352C"/>
                 <w:sz w:val="17"/>
               </w:rPr>
-              <w:t>Edition des brouillons et articles publies, apercu, statuts et historique.</w:t>
+              <w:t>Sections et sous-sections du plan reliees a l'editeur.</w:t>
             </w:r>
           </w:p>
         </w:tc>
@@ -921,7 +936,7 @@
                 <w:color w:val="24352C"/>
                 <w:sz w:val="17"/>
               </w:rPr>
-              <w:t>Revisions PostgreSQL</w:t>
+              <w:t>Taxonomies partagees</w:t>
             </w:r>
           </w:p>
         </w:tc>
@@ -978,7 +993,7 @@
                 <w:color w:val="24352C"/>
                 <w:sz w:val="17"/>
               </w:rPr>
-              <w:t>Navigation editoriale</w:t>
+              <w:t>Verticale plantes</w:t>
             </w:r>
           </w:p>
         </w:tc>
@@ -1005,7 +1020,7 @@
                 <w:color w:val="24352C"/>
                 <w:sz w:val="17"/>
               </w:rPr>
-              <w:t>Sections et sous-sections du plan reliees a l'editeur.</w:t>
+              <w:t>Quinze profils structures avec sources, SEO, Plant Finder, pages publiques et relations vers les diagnostics.</w:t>
             </w:r>
           </w:p>
         </w:tc>
@@ -1032,7 +1047,78 @@
                 <w:color w:val="24352C"/>
                 <w:sz w:val="17"/>
               </w:rPr>
-              <w:t>Taxonomies partagees</w:t>
+              <w:t>15 fiches publiees / cible atteinte</w:t>
+            </w:r>
+          </w:p>
+        </w:tc>
+      </w:tr>
+      <w:tr>
+        <w:tc>
+          <w:tcPr>
+            <w:tcW w:type="dxa" w:w="850"/>
+            <w:shd w:fill="E8F1EA"/>
+            <w:vAlign w:val="center"/>
+            <w:tcMar>
+              <w:top w:w="90" w:type="dxa"/>
+              <w:start w:w="120" w:type="dxa"/>
+              <w:bottom w:w="90" w:type="dxa"/>
+              <w:end w:w="120" w:type="dxa"/>
+            </w:tcMar>
+          </w:tcPr>
+          <w:p>
+            <w:r>
+              <w:t>[x]</w:t>
+            </w:r>
+          </w:p>
+        </w:tc>
+        <w:tc>
+          <w:tcPr>
+            <w:tcW w:type="dxa" w:w="1450"/>
+            <w:vAlign w:val="center"/>
+            <w:tcMar>
+              <w:top w:w="90" w:type="dxa"/>
+              <w:start w:w="120" w:type="dxa"/>
+              <w:bottom w:w="90" w:type="dxa"/>
+              <w:end w:w="120" w:type="dxa"/>
+            </w:tcMar>
+          </w:tcPr>
+          <w:p>
+            <w:r>
+              <w:t>SEO</w:t>
+            </w:r>
+          </w:p>
+        </w:tc>
+        <w:tc>
+          <w:tcPr>
+            <w:tcW w:type="dxa" w:w="4700"/>
+            <w:vAlign w:val="center"/>
+            <w:tcMar>
+              <w:top w:w="90" w:type="dxa"/>
+              <w:start w:w="120" w:type="dxa"/>
+              <w:bottom w:w="90" w:type="dxa"/>
+              <w:end w:w="120" w:type="dxa"/>
+            </w:tcMar>
+          </w:tcPr>
+          <w:p>
+            <w:r>
+              <w:t>Audit avant publication et tableau global : score, intentions, conflits de requêtes, liens structurés, auteurs, fraîcheur et couverture de lancement.</w:t>
+            </w:r>
+          </w:p>
+        </w:tc>
+        <w:tc>
+          <w:tcPr>
+            <w:tcW w:type="dxa" w:w="2360"/>
+            <w:vAlign w:val="center"/>
+            <w:tcMar>
+              <w:top w:w="90" w:type="dxa"/>
+              <w:start w:w="120" w:type="dxa"/>
+              <w:bottom w:w="90" w:type="dxa"/>
+              <w:end w:w="120" w:type="dxa"/>
+            </w:tcMar>
+          </w:tcPr>
+          <w:p>
+            <w:r>
+              <w:t>49 pages publiées auditées + parcours UI</w:t>
             </w:r>
           </w:p>
         </w:tc>
@@ -1089,7 +1175,7 @@
                 <w:color w:val="24352C"/>
                 <w:sz w:val="17"/>
               </w:rPr>
-              <w:t>Verticale plantes</w:t>
+              <w:t>Mediatheque</w:t>
             </w:r>
           </w:p>
         </w:tc>
@@ -1105,18 +1191,8 @@
             </w:tcMar>
           </w:tcPr>
           <w:p>
-            <w:pPr>
-              <w:spacing w:after="0"/>
-            </w:pPr>
-            <w:r>
-              <w:rPr>
-                <w:rFonts w:ascii="Aptos" w:hAnsi="Aptos"/>
-                <w:b w:val="0"/>
-                <w:i w:val="0"/>
-                <w:color w:val="24352C"/>
-                <w:sz w:val="17"/>
-              </w:rPr>
-              <w:t>Champs structures, pages publiques, accueil, recherche et sitemap depuis PostgreSQL.</w:t>
+            <w:r>
+              <w:t>Brouillons prives, publication controlee, droits, remplacement, recadrage, inventaire d'usage et suppression protegee.</w:t>
             </w:r>
           </w:p>
         </w:tc>
@@ -1132,18 +1208,8 @@
             </w:tcMar>
           </w:tcPr>
           <w:p>
-            <w:pPr>
-              <w:spacing w:after="0"/>
-            </w:pPr>
-            <w:r>
-              <w:rPr>
-                <w:rFonts w:ascii="Aptos" w:hAnsi="Aptos"/>
-                <w:b w:val="0"/>
-                <w:i w:val="0"/>
-                <w:color w:val="24352C"/>
-                <w:sz w:val="17"/>
-              </w:rPr>
-              <w:t>3 fiches migrees</w:t>
+            <w:r>
+              <w:t>81 tests DB + parcours UI</w:t>
             </w:r>
           </w:p>
         </w:tc>
@@ -1200,7 +1266,7 @@
                 <w:color w:val="24352C"/>
                 <w:sz w:val="17"/>
               </w:rPr>
-              <w:t>SEO</w:t>
+              <w:t>Diagnostics</w:t>
             </w:r>
           </w:p>
         </w:tc>
@@ -1227,7 +1293,7 @@
                 <w:color w:val="24352C"/>
                 <w:sz w:val="17"/>
               </w:rPr>
-              <w:t>Rapport avant publication, score, mots-cles, intention et derogation explicite.</w:t>
+              <w:t>Dix guides prudents avec symptomes, causes possibles, verification, actions, avertissements, sources et plantes liees.</w:t>
             </w:r>
           </w:p>
         </w:tc>
@@ -1254,7 +1320,78 @@
                 <w:color w:val="24352C"/>
                 <w:sz w:val="17"/>
               </w:rPr>
-              <w:t>Cherry tomato 84/100</w:t>
+              <w:t>10 diagnostics / cible atteinte</w:t>
+            </w:r>
+          </w:p>
+        </w:tc>
+      </w:tr>
+      <w:tr>
+        <w:tc>
+          <w:tcPr>
+            <w:tcW w:type="dxa" w:w="850"/>
+            <w:shd w:fill="E8F1EA"/>
+            <w:vAlign w:val="center"/>
+            <w:tcMar>
+              <w:top w:w="90" w:type="dxa"/>
+              <w:start w:w="120" w:type="dxa"/>
+              <w:bottom w:w="90" w:type="dxa"/>
+              <w:end w:w="120" w:type="dxa"/>
+            </w:tcMar>
+          </w:tcPr>
+          <w:p>
+            <w:r>
+              <w:t>[x]</w:t>
+            </w:r>
+          </w:p>
+        </w:tc>
+        <w:tc>
+          <w:tcPr>
+            <w:tcW w:type="dxa" w:w="1450"/>
+            <w:vAlign w:val="center"/>
+            <w:tcMar>
+              <w:top w:w="90" w:type="dxa"/>
+              <w:start w:w="120" w:type="dxa"/>
+              <w:bottom w:w="90" w:type="dxa"/>
+              <w:end w:w="120" w:type="dxa"/>
+            </w:tcMar>
+          </w:tcPr>
+          <w:p>
+            <w:r>
+              <w:t>Guides éditoriaux</w:t>
+            </w:r>
+          </w:p>
+        </w:tc>
+        <w:tc>
+          <w:tcPr>
+            <w:tcW w:type="dxa" w:w="4700"/>
+            <w:vAlign w:val="center"/>
+            <w:tcMar>
+              <w:top w:w="90" w:type="dxa"/>
+              <w:start w:w="120" w:type="dxa"/>
+              <w:bottom w:w="90" w:type="dxa"/>
+              <w:end w:w="120" w:type="dxa"/>
+            </w:tcMar>
+          </w:tcPr>
+          <w:p>
+            <w:r>
+              <w:t>Cinq guides pratiques structurés avec prérequis, matériel, étapes, limites, sources et relations plantes.</w:t>
+            </w:r>
+          </w:p>
+        </w:tc>
+        <w:tc>
+          <w:tcPr>
+            <w:tcW w:type="dxa" w:w="2360"/>
+            <w:vAlign w:val="center"/>
+            <w:tcMar>
+              <w:top w:w="90" w:type="dxa"/>
+              <w:start w:w="120" w:type="dxa"/>
+              <w:bottom w:w="90" w:type="dxa"/>
+              <w:end w:w="120" w:type="dxa"/>
+            </w:tcMar>
+          </w:tcPr>
+          <w:p>
+            <w:r>
+              <w:t>5 guides publiés / cible atteinte</w:t>
             </w:r>
           </w:p>
         </w:tc>
@@ -1311,7 +1448,7 @@
                 <w:color w:val="24352C"/>
                 <w:sz w:val="17"/>
               </w:rPr>
-              <w:t>Mediatheque</w:t>
+              <w:t>Calendriers dynamiques</w:t>
             </w:r>
           </w:p>
         </w:tc>
@@ -1338,7 +1475,7 @@
                 <w:color w:val="24352C"/>
                 <w:sz w:val="17"/>
               </w:rPr>
-              <w:t>Import, validation, alt, credit, licence, dimensions et selection dans l'editeur.</w:t>
+              <w:t>Editeur douze mois, vue annuelle, recherche, relations plantes et PDF annuel ou personnalise.</w:t>
             </w:r>
           </w:p>
         </w:tc>
@@ -1365,7 +1502,78 @@
                 <w:color w:val="24352C"/>
                 <w:sz w:val="17"/>
               </w:rPr>
-              <w:t>Actif Supabase verifie</w:t>
+              <w:t>Exports 1, 2 et 12 mois verifies</w:t>
+            </w:r>
+          </w:p>
+        </w:tc>
+      </w:tr>
+      <w:tr>
+        <w:tc>
+          <w:tcPr>
+            <w:tcW w:type="dxa" w:w="850"/>
+            <w:shd w:fill="E8F1EA"/>
+            <w:vAlign w:val="center"/>
+            <w:tcMar>
+              <w:top w:w="90" w:type="dxa"/>
+              <w:start w:w="120" w:type="dxa"/>
+              <w:bottom w:w="90" w:type="dxa"/>
+              <w:end w:w="120" w:type="dxa"/>
+            </w:tcMar>
+          </w:tcPr>
+          <w:p>
+            <w:r>
+              <w:t>[x]</w:t>
+            </w:r>
+          </w:p>
+        </w:tc>
+        <w:tc>
+          <w:tcPr>
+            <w:tcW w:type="dxa" w:w="1450"/>
+            <w:vAlign w:val="center"/>
+            <w:tcMar>
+              <w:top w:w="90" w:type="dxa"/>
+              <w:start w:w="120" w:type="dxa"/>
+              <w:bottom w:w="90" w:type="dxa"/>
+              <w:end w:w="120" w:type="dxa"/>
+            </w:tcMar>
+          </w:tcPr>
+          <w:p>
+            <w:r>
+              <w:t>Comparatifs et avis</w:t>
+            </w:r>
+          </w:p>
+        </w:tc>
+        <w:tc>
+          <w:tcPr>
+            <w:tcW w:type="dxa" w:w="4700"/>
+            <w:vAlign w:val="center"/>
+            <w:tcMar>
+              <w:top w:w="90" w:type="dxa"/>
+              <w:start w:w="120" w:type="dxa"/>
+              <w:bottom w:w="90" w:type="dxa"/>
+              <w:end w:w="120" w:type="dxa"/>
+            </w:tcMar>
+          </w:tcPr>
+          <w:p>
+            <w:r>
+              <w:t>Trois comparatifs transparents avec méthodologie, critères pondérés, scores, sources et déclaration d'indépendance.</w:t>
+            </w:r>
+          </w:p>
+        </w:tc>
+        <w:tc>
+          <w:tcPr>
+            <w:tcW w:type="dxa" w:w="2360"/>
+            <w:vAlign w:val="center"/>
+            <w:tcMar>
+              <w:top w:w="90" w:type="dxa"/>
+              <w:start w:w="120" w:type="dxa"/>
+              <w:bottom w:w="90" w:type="dxa"/>
+              <w:end w:w="120" w:type="dxa"/>
+            </w:tcMar>
+          </w:tcPr>
+          <w:p>
+            <w:r>
+              <w:t>3 comparatifs publiés / cible atteinte</w:t>
             </w:r>
           </w:p>
         </w:tc>
@@ -1422,7 +1630,7 @@
                 <w:color w:val="24352C"/>
                 <w:sz w:val="17"/>
               </w:rPr>
-              <w:t>Diagnostics</w:t>
+              <w:t>Pages institutionnelles</w:t>
             </w:r>
           </w:p>
         </w:tc>
@@ -1449,7 +1657,7 @@
                 <w:color w:val="24352C"/>
                 <w:sz w:val="17"/>
               </w:rPr>
-              <w:t>Editeur structure, filtres publics, fiche complete, relations avec les plantes et SEO.</w:t>
+              <w:t>A propos, politique editoriale, auteurs, contact, mentions legales, confidentialite et transparence commerciale.</w:t>
             </w:r>
           </w:p>
         </w:tc>
@@ -1476,7 +1684,7 @@
                 <w:color w:val="24352C"/>
                 <w:sz w:val="17"/>
               </w:rPr>
-              <w:t>Parcours admin-public verifie</w:t>
+              <w:t>7 pages + 56 tests DB</w:t>
             </w:r>
           </w:p>
         </w:tc>
@@ -1533,7 +1741,7 @@
                 <w:color w:val="24352C"/>
                 <w:sz w:val="17"/>
               </w:rPr>
-              <w:t>Guides editoriaux</w:t>
+              <w:t>Workflow editorial</w:t>
             </w:r>
           </w:p>
         </w:tc>
@@ -1560,7 +1768,7 @@
                 <w:color w:val="24352C"/>
                 <w:sz w:val="17"/>
               </w:rPr>
-              <w:t>Editeur structure, apercu, bibliotheque filtree, HowTo, recherche et relations plantes.</w:t>
+              <w:t>Auteurs, reviseurs, approbation, programmation, calendrier reel, comparaison et restauration sure des versions.</w:t>
             </w:r>
           </w:p>
         </w:tc>
@@ -1587,7 +1795,7 @@
                 <w:color w:val="24352C"/>
                 <w:sz w:val="17"/>
               </w:rPr>
-              <w:t>Parcours admin-public verifie</w:t>
+              <w:t>66 tests DB + parcours UI</w:t>
             </w:r>
           </w:p>
         </w:tc>
@@ -1644,7 +1852,7 @@
                 <w:color w:val="24352C"/>
                 <w:sz w:val="17"/>
               </w:rPr>
-              <w:t>Calendriers dynamiques</w:t>
+              <w:t>Recherche PostgreSQL</w:t>
             </w:r>
           </w:p>
         </w:tc>
@@ -1671,7 +1879,7 @@
                 <w:color w:val="24352C"/>
                 <w:sz w:val="17"/>
               </w:rPr>
-              <w:t>Editeur douze mois, vue annuelle, recherche, relations plantes et PDF annuel ou personnalise.</w:t>
+              <w:t>FTS pondere, pertinence, prefixes, suggestions, filtres et liens vers toutes les verticales publiees.</w:t>
             </w:r>
           </w:p>
         </w:tc>
@@ -1698,7 +1906,7 @@
                 <w:color w:val="24352C"/>
                 <w:sz w:val="17"/>
               </w:rPr>
-              <w:t>Exports 1, 2 et 12 mois verifies</w:t>
+              <w:t>74 tests DB + parcours UI</w:t>
             </w:r>
           </w:p>
         </w:tc>
@@ -1755,450 +1963,6 @@
                 <w:color w:val="24352C"/>
                 <w:sz w:val="17"/>
               </w:rPr>
-              <w:t>Comparatifs et avis</w:t>
-            </w:r>
-          </w:p>
-        </w:tc>
-        <w:tc>
-          <w:tcPr>
-            <w:tcW w:type="dxa" w:w="4700"/>
-            <w:vAlign w:val="center"/>
-            <w:tcMar>
-              <w:top w:w="90" w:type="dxa"/>
-              <w:start w:w="120" w:type="dxa"/>
-              <w:bottom w:w="90" w:type="dxa"/>
-              <w:end w:w="120" w:type="dxa"/>
-            </w:tcMar>
-          </w:tcPr>
-          <w:p>
-            <w:pPr>
-              <w:spacing w:after="0"/>
-            </w:pPr>
-            <w:r>
-              <w:rPr>
-                <w:rFonts w:ascii="Aptos" w:hAnsi="Aptos"/>
-                <w:b w:val="0"/>
-                <w:i w:val="0"/>
-                <w:color w:val="24352C"/>
-                <w:sz w:val="17"/>
-              </w:rPr>
-              <w:t>Modele, scorecard, editeur, apercu, pages publiques, recherche, sitemap et transparence commerciale.</w:t>
-            </w:r>
-          </w:p>
-        </w:tc>
-        <w:tc>
-          <w:tcPr>
-            <w:tcW w:type="dxa" w:w="2360"/>
-            <w:vAlign w:val="center"/>
-            <w:tcMar>
-              <w:top w:w="90" w:type="dxa"/>
-              <w:start w:w="120" w:type="dxa"/>
-              <w:bottom w:w="90" w:type="dxa"/>
-              <w:end w:w="120" w:type="dxa"/>
-            </w:tcMar>
-          </w:tcPr>
-          <w:p>
-            <w:pPr>
-              <w:spacing w:after="0"/>
-            </w:pPr>
-            <w:r>
-              <w:rPr>
-                <w:rFonts w:ascii="Aptos" w:hAnsi="Aptos"/>
-                <w:b w:val="0"/>
-                <w:i w:val="0"/>
-                <w:color w:val="24352C"/>
-                <w:sz w:val="17"/>
-              </w:rPr>
-              <w:t>51 tests DB + parcours UI</w:t>
-            </w:r>
-          </w:p>
-        </w:tc>
-      </w:tr>
-      <w:tr>
-        <w:tc>
-          <w:tcPr>
-            <w:tcW w:type="dxa" w:w="850"/>
-            <w:shd w:fill="E8F1EA"/>
-            <w:vAlign w:val="center"/>
-            <w:tcMar>
-              <w:top w:w="90" w:type="dxa"/>
-              <w:start w:w="120" w:type="dxa"/>
-              <w:bottom w:w="90" w:type="dxa"/>
-              <w:end w:w="120" w:type="dxa"/>
-            </w:tcMar>
-          </w:tcPr>
-          <w:p>
-            <w:pPr>
-              <w:spacing w:after="0"/>
-            </w:pPr>
-            <w:r>
-              <w:rPr>
-                <w:rFonts w:ascii="Aptos" w:hAnsi="Aptos"/>
-                <w:b/>
-                <w:i w:val="0"/>
-                <w:color w:val="397550"/>
-                <w:sz w:val="17"/>
-              </w:rPr>
-              <w:t>[x]</w:t>
-            </w:r>
-          </w:p>
-        </w:tc>
-        <w:tc>
-          <w:tcPr>
-            <w:tcW w:type="dxa" w:w="1450"/>
-            <w:vAlign w:val="center"/>
-            <w:tcMar>
-              <w:top w:w="90" w:type="dxa"/>
-              <w:start w:w="120" w:type="dxa"/>
-              <w:bottom w:w="90" w:type="dxa"/>
-              <w:end w:w="120" w:type="dxa"/>
-            </w:tcMar>
-          </w:tcPr>
-          <w:p>
-            <w:pPr>
-              <w:spacing w:after="0"/>
-            </w:pPr>
-            <w:r>
-              <w:rPr>
-                <w:rFonts w:ascii="Aptos" w:hAnsi="Aptos"/>
-                <w:b w:val="0"/>
-                <w:i w:val="0"/>
-                <w:color w:val="24352C"/>
-                <w:sz w:val="17"/>
-              </w:rPr>
-              <w:t>Pages institutionnelles</w:t>
-            </w:r>
-          </w:p>
-        </w:tc>
-        <w:tc>
-          <w:tcPr>
-            <w:tcW w:type="dxa" w:w="4700"/>
-            <w:vAlign w:val="center"/>
-            <w:tcMar>
-              <w:top w:w="90" w:type="dxa"/>
-              <w:start w:w="120" w:type="dxa"/>
-              <w:bottom w:w="90" w:type="dxa"/>
-              <w:end w:w="120" w:type="dxa"/>
-            </w:tcMar>
-          </w:tcPr>
-          <w:p>
-            <w:pPr>
-              <w:spacing w:after="0"/>
-            </w:pPr>
-            <w:r>
-              <w:rPr>
-                <w:rFonts w:ascii="Aptos" w:hAnsi="Aptos"/>
-                <w:b w:val="0"/>
-                <w:i w:val="0"/>
-                <w:color w:val="24352C"/>
-                <w:sz w:val="17"/>
-              </w:rPr>
-              <w:t>A propos, politique editoriale, auteurs, contact, mentions legales, confidentialite et transparence commerciale.</w:t>
-            </w:r>
-          </w:p>
-        </w:tc>
-        <w:tc>
-          <w:tcPr>
-            <w:tcW w:type="dxa" w:w="2360"/>
-            <w:vAlign w:val="center"/>
-            <w:tcMar>
-              <w:top w:w="90" w:type="dxa"/>
-              <w:start w:w="120" w:type="dxa"/>
-              <w:bottom w:w="90" w:type="dxa"/>
-              <w:end w:w="120" w:type="dxa"/>
-            </w:tcMar>
-          </w:tcPr>
-          <w:p>
-            <w:pPr>
-              <w:spacing w:after="0"/>
-            </w:pPr>
-            <w:r>
-              <w:rPr>
-                <w:rFonts w:ascii="Aptos" w:hAnsi="Aptos"/>
-                <w:b w:val="0"/>
-                <w:i w:val="0"/>
-                <w:color w:val="24352C"/>
-                <w:sz w:val="17"/>
-              </w:rPr>
-              <w:t>7 pages + 56 tests DB</w:t>
-            </w:r>
-          </w:p>
-        </w:tc>
-      </w:tr>
-      <w:tr>
-        <w:tc>
-          <w:tcPr>
-            <w:tcW w:type="dxa" w:w="850"/>
-            <w:shd w:fill="E8F1EA"/>
-            <w:vAlign w:val="center"/>
-            <w:tcMar>
-              <w:top w:w="90" w:type="dxa"/>
-              <w:start w:w="120" w:type="dxa"/>
-              <w:bottom w:w="90" w:type="dxa"/>
-              <w:end w:w="120" w:type="dxa"/>
-            </w:tcMar>
-          </w:tcPr>
-          <w:p>
-            <w:pPr>
-              <w:spacing w:after="0"/>
-            </w:pPr>
-            <w:r>
-              <w:rPr>
-                <w:rFonts w:ascii="Aptos" w:hAnsi="Aptos"/>
-                <w:b/>
-                <w:i w:val="0"/>
-                <w:color w:val="397550"/>
-                <w:sz w:val="17"/>
-              </w:rPr>
-              <w:t>[x]</w:t>
-            </w:r>
-          </w:p>
-        </w:tc>
-        <w:tc>
-          <w:tcPr>
-            <w:tcW w:type="dxa" w:w="1450"/>
-            <w:vAlign w:val="center"/>
-            <w:tcMar>
-              <w:top w:w="90" w:type="dxa"/>
-              <w:start w:w="120" w:type="dxa"/>
-              <w:bottom w:w="90" w:type="dxa"/>
-              <w:end w:w="120" w:type="dxa"/>
-            </w:tcMar>
-          </w:tcPr>
-          <w:p>
-            <w:pPr>
-              <w:spacing w:after="0"/>
-            </w:pPr>
-            <w:r>
-              <w:rPr>
-                <w:rFonts w:ascii="Aptos" w:hAnsi="Aptos"/>
-                <w:b w:val="0"/>
-                <w:i w:val="0"/>
-                <w:color w:val="24352C"/>
-                <w:sz w:val="17"/>
-              </w:rPr>
-              <w:t>Workflow editorial</w:t>
-            </w:r>
-          </w:p>
-        </w:tc>
-        <w:tc>
-          <w:tcPr>
-            <w:tcW w:type="dxa" w:w="4700"/>
-            <w:vAlign w:val="center"/>
-            <w:tcMar>
-              <w:top w:w="90" w:type="dxa"/>
-              <w:start w:w="120" w:type="dxa"/>
-              <w:bottom w:w="90" w:type="dxa"/>
-              <w:end w:w="120" w:type="dxa"/>
-            </w:tcMar>
-          </w:tcPr>
-          <w:p>
-            <w:pPr>
-              <w:spacing w:after="0"/>
-            </w:pPr>
-            <w:r>
-              <w:rPr>
-                <w:rFonts w:ascii="Aptos" w:hAnsi="Aptos"/>
-                <w:b w:val="0"/>
-                <w:i w:val="0"/>
-                <w:color w:val="24352C"/>
-                <w:sz w:val="17"/>
-              </w:rPr>
-              <w:t>Auteurs, reviseurs, approbation, programmation, calendrier reel, comparaison et restauration sure des versions.</w:t>
-            </w:r>
-          </w:p>
-        </w:tc>
-        <w:tc>
-          <w:tcPr>
-            <w:tcW w:type="dxa" w:w="2360"/>
-            <w:vAlign w:val="center"/>
-            <w:tcMar>
-              <w:top w:w="90" w:type="dxa"/>
-              <w:start w:w="120" w:type="dxa"/>
-              <w:bottom w:w="90" w:type="dxa"/>
-              <w:end w:w="120" w:type="dxa"/>
-            </w:tcMar>
-          </w:tcPr>
-          <w:p>
-            <w:pPr>
-              <w:spacing w:after="0"/>
-            </w:pPr>
-            <w:r>
-              <w:rPr>
-                <w:rFonts w:ascii="Aptos" w:hAnsi="Aptos"/>
-                <w:b w:val="0"/>
-                <w:i w:val="0"/>
-                <w:color w:val="24352C"/>
-                <w:sz w:val="17"/>
-              </w:rPr>
-              <w:t>66 tests DB + parcours UI</w:t>
-            </w:r>
-          </w:p>
-        </w:tc>
-      </w:tr>
-      <w:tr>
-        <w:tc>
-          <w:tcPr>
-            <w:tcW w:type="dxa" w:w="850"/>
-            <w:shd w:fill="E8F1EA"/>
-            <w:vAlign w:val="center"/>
-            <w:tcMar>
-              <w:top w:w="90" w:type="dxa"/>
-              <w:start w:w="120" w:type="dxa"/>
-              <w:bottom w:w="90" w:type="dxa"/>
-              <w:end w:w="120" w:type="dxa"/>
-            </w:tcMar>
-          </w:tcPr>
-          <w:p>
-            <w:pPr>
-              <w:spacing w:after="0"/>
-            </w:pPr>
-            <w:r>
-              <w:rPr>
-                <w:rFonts w:ascii="Aptos" w:hAnsi="Aptos"/>
-                <w:b/>
-                <w:i w:val="0"/>
-                <w:color w:val="397550"/>
-                <w:sz w:val="17"/>
-              </w:rPr>
-              <w:t>[x]</w:t>
-            </w:r>
-          </w:p>
-        </w:tc>
-        <w:tc>
-          <w:tcPr>
-            <w:tcW w:type="dxa" w:w="1450"/>
-            <w:vAlign w:val="center"/>
-            <w:tcMar>
-              <w:top w:w="90" w:type="dxa"/>
-              <w:start w:w="120" w:type="dxa"/>
-              <w:bottom w:w="90" w:type="dxa"/>
-              <w:end w:w="120" w:type="dxa"/>
-            </w:tcMar>
-          </w:tcPr>
-          <w:p>
-            <w:pPr>
-              <w:spacing w:after="0"/>
-            </w:pPr>
-            <w:r>
-              <w:rPr>
-                <w:rFonts w:ascii="Aptos" w:hAnsi="Aptos"/>
-                <w:b w:val="0"/>
-                <w:i w:val="0"/>
-                <w:color w:val="24352C"/>
-                <w:sz w:val="17"/>
-              </w:rPr>
-              <w:t>Recherche PostgreSQL</w:t>
-            </w:r>
-          </w:p>
-        </w:tc>
-        <w:tc>
-          <w:tcPr>
-            <w:tcW w:type="dxa" w:w="4700"/>
-            <w:vAlign w:val="center"/>
-            <w:tcMar>
-              <w:top w:w="90" w:type="dxa"/>
-              <w:start w:w="120" w:type="dxa"/>
-              <w:bottom w:w="90" w:type="dxa"/>
-              <w:end w:w="120" w:type="dxa"/>
-            </w:tcMar>
-          </w:tcPr>
-          <w:p>
-            <w:pPr>
-              <w:spacing w:after="0"/>
-            </w:pPr>
-            <w:r>
-              <w:rPr>
-                <w:rFonts w:ascii="Aptos" w:hAnsi="Aptos"/>
-                <w:b w:val="0"/>
-                <w:i w:val="0"/>
-                <w:color w:val="24352C"/>
-                <w:sz w:val="17"/>
-              </w:rPr>
-              <w:t>FTS pondere, pertinence, prefixes, suggestions, filtres et liens vers toutes les verticales publiees.</w:t>
-            </w:r>
-          </w:p>
-        </w:tc>
-        <w:tc>
-          <w:tcPr>
-            <w:tcW w:type="dxa" w:w="2360"/>
-            <w:vAlign w:val="center"/>
-            <w:tcMar>
-              <w:top w:w="90" w:type="dxa"/>
-              <w:start w:w="120" w:type="dxa"/>
-              <w:bottom w:w="90" w:type="dxa"/>
-              <w:end w:w="120" w:type="dxa"/>
-            </w:tcMar>
-          </w:tcPr>
-          <w:p>
-            <w:pPr>
-              <w:spacing w:after="0"/>
-            </w:pPr>
-            <w:r>
-              <w:rPr>
-                <w:rFonts w:ascii="Aptos" w:hAnsi="Aptos"/>
-                <w:b w:val="0"/>
-                <w:i w:val="0"/>
-                <w:color w:val="24352C"/>
-                <w:sz w:val="17"/>
-              </w:rPr>
-              <w:t>74 tests DB + parcours UI</w:t>
-            </w:r>
-          </w:p>
-        </w:tc>
-      </w:tr>
-      <w:tr>
-        <w:tc>
-          <w:tcPr>
-            <w:tcW w:type="dxa" w:w="850"/>
-            <w:shd w:fill="E8F1EA"/>
-            <w:vAlign w:val="center"/>
-            <w:tcMar>
-              <w:top w:w="90" w:type="dxa"/>
-              <w:start w:w="120" w:type="dxa"/>
-              <w:bottom w:w="90" w:type="dxa"/>
-              <w:end w:w="120" w:type="dxa"/>
-            </w:tcMar>
-          </w:tcPr>
-          <w:p>
-            <w:pPr>
-              <w:spacing w:after="0"/>
-            </w:pPr>
-            <w:r>
-              <w:rPr>
-                <w:rFonts w:ascii="Aptos" w:hAnsi="Aptos"/>
-                <w:b/>
-                <w:i w:val="0"/>
-                <w:color w:val="397550"/>
-                <w:sz w:val="17"/>
-              </w:rPr>
-              <w:t>[x]</w:t>
-            </w:r>
-          </w:p>
-        </w:tc>
-        <w:tc>
-          <w:tcPr>
-            <w:tcW w:type="dxa" w:w="1450"/>
-            <w:vAlign w:val="center"/>
-            <w:tcMar>
-              <w:top w:w="90" w:type="dxa"/>
-              <w:start w:w="120" w:type="dxa"/>
-              <w:bottom w:w="90" w:type="dxa"/>
-              <w:end w:w="120" w:type="dxa"/>
-            </w:tcMar>
-          </w:tcPr>
-          <w:p>
-            <w:pPr>
-              <w:spacing w:after="0"/>
-            </w:pPr>
-            <w:r>
-              <w:rPr>
-                <w:rFonts w:ascii="Aptos" w:hAnsi="Aptos"/>
-                <w:b w:val="0"/>
-                <w:i w:val="0"/>
-                <w:color w:val="24352C"/>
-                <w:sz w:val="17"/>
-              </w:rPr>
               <w:t>Securite</w:t>
             </w:r>
           </w:p>
@@ -2272,9 +2036,148 @@
             </w:tcMar>
           </w:tcPr>
           <w:p>
-            <w:pPr>
-              <w:spacing w:after="0"/>
-            </w:pPr>
+            <w:r>
+              <w:t>[x]</w:t>
+            </w:r>
+          </w:p>
+        </w:tc>
+        <w:tc>
+          <w:tcPr>
+            <w:tcW w:type="dxa" w:w="1450"/>
+            <w:vAlign w:val="center"/>
+            <w:tcMar>
+              <w:top w:w="90" w:type="dxa"/>
+              <w:start w:w="120" w:type="dxa"/>
+              <w:bottom w:w="90" w:type="dxa"/>
+              <w:end w:w="120" w:type="dxa"/>
+            </w:tcMar>
+          </w:tcPr>
+          <w:p>
+            <w:r>
+              <w:t>Qualité</w:t>
+            </w:r>
+          </w:p>
+        </w:tc>
+        <w:tc>
+          <w:tcPr>
+            <w:tcW w:type="dxa" w:w="4700"/>
+            <w:vAlign w:val="center"/>
+            <w:tcMar>
+              <w:top w:w="90" w:type="dxa"/>
+              <w:start w:w="120" w:type="dxa"/>
+              <w:bottom w:w="90" w:type="dxa"/>
+              <w:end w:w="120" w:type="dxa"/>
+            </w:tcMar>
+          </w:tcPr>
+          <w:p>
+            <w:r>
+              <w:t>ESLint, TypeScript, build, 239 tests PostgreSQL/RLS, 11 parcours E2E, audits Axe, budgets de performance, sante et restauration publique isolee.</w:t>
+            </w:r>
+          </w:p>
+        </w:tc>
+        <w:tc>
+          <w:tcPr>
+            <w:tcW w:type="dxa" w:w="2360"/>
+            <w:vAlign w:val="center"/>
+            <w:tcMar>
+              <w:top w:w="90" w:type="dxa"/>
+              <w:start w:w="120" w:type="dxa"/>
+              <w:bottom w:w="90" w:type="dxa"/>
+              <w:end w:w="120" w:type="dxa"/>
+            </w:tcMar>
+          </w:tcPr>
+          <w:p>
+            <w:r>
+              <w:t>LCP max 1,21 s / CLS 0 / restauration 58 contenus et 21 tables RLS</w:t>
+            </w:r>
+          </w:p>
+        </w:tc>
+      </w:tr>
+      <w:tr>
+        <w:tc>
+          <w:tcPr>
+            <w:tcW w:type="dxa" w:w="850"/>
+            <w:shd w:fill="E8F1EA"/>
+            <w:vAlign w:val="center"/>
+            <w:tcMar>
+              <w:top w:w="90" w:type="dxa"/>
+              <w:start w:w="120" w:type="dxa"/>
+              <w:bottom w:w="90" w:type="dxa"/>
+              <w:end w:w="120" w:type="dxa"/>
+            </w:tcMar>
+          </w:tcPr>
+          <w:p>
+            <w:r>
+              <w:t>[x]</w:t>
+            </w:r>
+          </w:p>
+        </w:tc>
+        <w:tc>
+          <w:tcPr>
+            <w:tcW w:type="dxa" w:w="1450"/>
+            <w:vAlign w:val="center"/>
+            <w:tcMar>
+              <w:top w:w="90" w:type="dxa"/>
+              <w:start w:w="120" w:type="dxa"/>
+              <w:bottom w:w="90" w:type="dxa"/>
+              <w:end w:w="120" w:type="dxa"/>
+            </w:tcMar>
+          </w:tcPr>
+          <w:p>
+            <w:r>
+              <w:t>Outils interactifs</w:t>
+            </w:r>
+          </w:p>
+        </w:tc>
+        <w:tc>
+          <w:tcPr>
+            <w:tcW w:type="dxa" w:w="4700"/>
+            <w:vAlign w:val="center"/>
+            <w:tcMar>
+              <w:top w:w="90" w:type="dxa"/>
+              <w:start w:w="120" w:type="dxa"/>
+              <w:bottom w:w="90" w:type="dxa"/>
+              <w:end w:w="120" w:type="dxa"/>
+            </w:tcMar>
+          </w:tcPr>
+          <w:p>
+            <w:r>
+              <w:t>Sept outils livres : Plant Finder, pot, arrosage, calendrier, gel, planner de petit espace et guide d'observation, avec calculs PostgreSQL, hypotheses et limites visibles.</w:t>
+            </w:r>
+          </w:p>
+        </w:tc>
+        <w:tc>
+          <w:tcPr>
+            <w:tcW w:type="dxa" w:w="2360"/>
+            <w:vAlign w:val="center"/>
+            <w:tcMar>
+              <w:top w:w="90" w:type="dxa"/>
+              <w:start w:w="120" w:type="dxa"/>
+              <w:bottom w:w="90" w:type="dxa"/>
+              <w:end w:w="120" w:type="dxa"/>
+            </w:tcMar>
+          </w:tcPr>
+          <w:p>
+            <w:r>
+              <w:t>152 tests DB + parcours UI</w:t>
+            </w:r>
+          </w:p>
+        </w:tc>
+      </w:tr>
+      <w:tr>
+        <w:tc>
+          <w:tcPr>
+            <w:tcW w:type="dxa" w:w="850"/>
+            <w:shd w:fill="E8F1EA"/>
+            <w:vAlign w:val="center"/>
+            <w:tcMar>
+              <w:top w:w="90" w:type="dxa"/>
+              <w:start w:w="120" w:type="dxa"/>
+              <w:bottom w:w="90" w:type="dxa"/>
+              <w:end w:w="120" w:type="dxa"/>
+            </w:tcMar>
+          </w:tcPr>
+          <w:p>
             <w:r>
               <w:rPr>
                 <w:rFonts w:ascii="Aptos" w:hAnsi="Aptos"/>
@@ -2283,7 +2186,7 @@
                 <w:color w:val="397550"/>
                 <w:sz w:val="17"/>
               </w:rPr>
-              <w:t>[x]</w:t>
+              <w:t>[~]</w:t>
             </w:r>
           </w:p>
         </w:tc>
@@ -2299,9 +2202,6 @@
             </w:tcMar>
           </w:tcPr>
           <w:p>
-            <w:pPr>
-              <w:spacing w:after="0"/>
-            </w:pPr>
             <w:r>
               <w:rPr>
                 <w:rFonts w:ascii="Aptos" w:hAnsi="Aptos"/>
@@ -2310,7 +2210,7 @@
                 <w:color w:val="24352C"/>
                 <w:sz w:val="17"/>
               </w:rPr>
-              <w:t>Qualite</w:t>
+              <w:t>Acquisition organique</w:t>
             </w:r>
           </w:p>
         </w:tc>
@@ -2326,18 +2226,8 @@
             </w:tcMar>
           </w:tcPr>
           <w:p>
-            <w:pPr>
-              <w:spacing w:after="0"/>
-            </w:pPr>
-            <w:r>
-              <w:rPr>
-                <w:rFonts w:ascii="Aptos" w:hAnsi="Aptos"/>
-                <w:b w:val="0"/>
-                <w:i w:val="0"/>
-                <w:color w:val="24352C"/>
-                <w:sz w:val="17"/>
-              </w:rPr>
-              <w:t>ESLint, TypeScript, compilation de production et tests PostgreSQL.</w:t>
+            <w:r>
+              <w:t>Fondation Pinterest et recherche générative, studio vidéo privé, file anglophone initiale et durcissement HTTP des surfaces publiques et privées.</w:t>
             </w:r>
           </w:p>
         </w:tc>
@@ -2353,18 +2243,8 @@
             </w:tcMar>
           </w:tcPr>
           <w:p>
-            <w:pPr>
-              <w:spacing w:after="0"/>
-            </w:pPr>
-            <w:r>
-              <w:rPr>
-                <w:rFonts w:ascii="Aptos" w:hAnsi="Aptos"/>
-                <w:b w:val="0"/>
-                <w:i w:val="0"/>
-                <w:color w:val="24352C"/>
-                <w:sz w:val="17"/>
-              </w:rPr>
-              <w:t>Dernier controle reussi</w:t>
+            <w:r>
+              <w:t>Implémentation web v3.1 + contrôles sécurité</w:t>
             </w:r>
           </w:p>
         </w:tc>
@@ -2971,18 +2851,8 @@
             </w:tcMar>
           </w:tcPr>
           <w:p>
-            <w:pPr>
-              <w:spacing w:after="0"/>
-            </w:pPr>
-            <w:r>
-              <w:rPr>
-                <w:rFonts w:ascii="Aptos" w:hAnsi="Aptos"/>
-                <w:b/>
-                <w:i w:val="0"/>
-                <w:color w:val="24352C"/>
-                <w:sz w:val="17"/>
-              </w:rPr>
-              <w:t>[ ] P1</w:t>
+            <w:r>
+              <w:t>[x] P1</w:t>
             </w:r>
           </w:p>
         </w:tc>
@@ -3025,17 +2895,7 @@
             </w:tcMar>
           </w:tcPr>
           <w:p>
-            <w:pPr>
-              <w:spacing w:after="0"/>
-            </w:pPr>
-            <w:r>
-              <w:rPr>
-                <w:rFonts w:ascii="Aptos" w:hAnsi="Aptos"/>
-                <w:b w:val="0"/>
-                <w:i w:val="0"/>
-                <w:color w:val="24352C"/>
-                <w:sz w:val="17"/>
-              </w:rPr>
+            <w:r>
               <w:t>Modifier, remplacer, supprimer avec controle d'usage, recadrer et gerer les brouillons prives.</w:t>
             </w:r>
           </w:p>
@@ -3052,18 +2912,8 @@
             </w:tcMar>
           </w:tcPr>
           <w:p>
-            <w:pPr>
-              <w:spacing w:after="0"/>
-            </w:pPr>
-            <w:r>
-              <w:rPr>
-                <w:rFonts w:ascii="Aptos" w:hAnsi="Aptos"/>
-                <w:b w:val="0"/>
-                <w:i w:val="0"/>
-                <w:color w:val="24352C"/>
-                <w:sz w:val="17"/>
-              </w:rPr>
-              <w:t>A planifier</w:t>
+            <w:r>
+              <w:t>Livre en version 2.1</w:t>
             </w:r>
           </w:p>
         </w:tc>
@@ -3192,18 +3042,8 @@
             </w:tcMar>
           </w:tcPr>
           <w:p>
-            <w:pPr>
-              <w:spacing w:after="0"/>
-            </w:pPr>
-            <w:r>
-              <w:rPr>
-                <w:rFonts w:ascii="Aptos" w:hAnsi="Aptos"/>
-                <w:b/>
-                <w:i w:val="0"/>
-                <w:color w:val="24352C"/>
-                <w:sz w:val="17"/>
-              </w:rPr>
-              <w:t>[ ] P1</w:t>
+            <w:r>
+              <w:t>[x] P1</w:t>
             </w:r>
           </w:p>
         </w:tc>
@@ -3219,17 +3059,7 @@
             </w:tcMar>
           </w:tcPr>
           <w:p>
-            <w:pPr>
-              <w:spacing w:after="0"/>
-            </w:pPr>
-            <w:r>
-              <w:rPr>
-                <w:rFonts w:ascii="Aptos" w:hAnsi="Aptos"/>
-                <w:b w:val="0"/>
-                <w:i w:val="0"/>
-                <w:color w:val="24352C"/>
-                <w:sz w:val="17"/>
-              </w:rPr>
+            <w:r>
               <w:t>Outils interactifs</w:t>
             </w:r>
           </w:p>
@@ -3246,18 +3076,8 @@
             </w:tcMar>
           </w:tcPr>
           <w:p>
-            <w:pPr>
-              <w:spacing w:after="0"/>
-            </w:pPr>
-            <w:r>
-              <w:rPr>
-                <w:rFonts w:ascii="Aptos" w:hAnsi="Aptos"/>
-                <w:b w:val="0"/>
-                <w:i w:val="0"/>
-                <w:color w:val="24352C"/>
-                <w:sz w:val="17"/>
-              </w:rPr>
-              <w:t>Plant finder, pot, arrosage, calendrier, gel, planner et diagnostic guide.</w:t>
+            <w:r>
+              <w:t>Sept outils publics livres et relies : correspondance de plantes, pot, arrosage, calendrier, gel, planification spatiale et observation guidee.</w:t>
             </w:r>
           </w:p>
         </w:tc>
@@ -3273,18 +3093,8 @@
             </w:tcMar>
           </w:tcPr>
           <w:p>
-            <w:pPr>
-              <w:spacing w:after="0"/>
-            </w:pPr>
-            <w:r>
-              <w:rPr>
-                <w:rFonts w:ascii="Aptos" w:hAnsi="Aptos"/>
-                <w:b w:val="0"/>
-                <w:i w:val="0"/>
-                <w:color w:val="24352C"/>
-                <w:sz w:val="17"/>
-              </w:rPr>
-              <w:t>Backlog</w:t>
+            <w:r>
+              <w:t>Verticale terminee en version 2.5</w:t>
             </w:r>
           </w:p>
         </w:tc>
@@ -3302,18 +3112,8 @@
             </w:tcMar>
           </w:tcPr>
           <w:p>
-            <w:pPr>
-              <w:spacing w:after="0"/>
-            </w:pPr>
-            <w:r>
-              <w:rPr>
-                <w:rFonts w:ascii="Aptos" w:hAnsi="Aptos"/>
-                <w:b/>
-                <w:i w:val="0"/>
-                <w:color w:val="24352C"/>
-                <w:sz w:val="17"/>
-              </w:rPr>
-              <w:t>[ ] P1</w:t>
+            <w:r>
+              <w:t>[x] P1</w:t>
             </w:r>
           </w:p>
         </w:tc>
@@ -3356,6 +3156,129 @@
             </w:tcMar>
           </w:tcPr>
           <w:p>
+            <w:r>
+              <w:t>Tableau global, breadcrumbs, schemas par type, conflits de requetes, liens casses, auteur, fraicheur et couverture de lancement.</w:t>
+            </w:r>
+          </w:p>
+        </w:tc>
+        <w:tc>
+          <w:tcPr>
+            <w:tcW w:type="dxa" w:w="1720"/>
+            <w:vAlign w:val="center"/>
+            <w:tcMar>
+              <w:top w:w="90" w:type="dxa"/>
+              <w:start w:w="120" w:type="dxa"/>
+              <w:bottom w:w="90" w:type="dxa"/>
+              <w:end w:w="120" w:type="dxa"/>
+            </w:tcMar>
+          </w:tcPr>
+          <w:p>
+            <w:r>
+              <w:t>Livre en version 2.6</w:t>
+            </w:r>
+          </w:p>
+        </w:tc>
+      </w:tr>
+      <w:tr>
+        <w:tc>
+          <w:tcPr>
+            <w:tcW w:type="dxa" w:w="1000"/>
+            <w:vAlign w:val="center"/>
+            <w:tcMar>
+              <w:top w:w="90" w:type="dxa"/>
+              <w:start w:w="120" w:type="dxa"/>
+              <w:bottom w:w="90" w:type="dxa"/>
+              <w:end w:w="120" w:type="dxa"/>
+            </w:tcMar>
+          </w:tcPr>
+          <w:p>
+            <w:r>
+              <w:t>[x] P1</w:t>
+            </w:r>
+          </w:p>
+        </w:tc>
+        <w:tc>
+          <w:tcPr>
+            <w:tcW w:type="dxa" w:w="1800"/>
+            <w:vAlign w:val="center"/>
+            <w:tcMar>
+              <w:top w:w="90" w:type="dxa"/>
+              <w:start w:w="120" w:type="dxa"/>
+              <w:bottom w:w="90" w:type="dxa"/>
+              <w:end w:w="120" w:type="dxa"/>
+            </w:tcMar>
+          </w:tcPr>
+          <w:p>
+            <w:r>
+              <w:t>Contenu lancement</w:t>
+            </w:r>
+          </w:p>
+        </w:tc>
+        <w:tc>
+          <w:tcPr>
+            <w:tcW w:type="dxa" w:w="4840"/>
+            <w:vAlign w:val="center"/>
+            <w:tcMar>
+              <w:top w:w="90" w:type="dxa"/>
+              <w:start w:w="120" w:type="dxa"/>
+              <w:bottom w:w="90" w:type="dxa"/>
+              <w:end w:w="120" w:type="dxa"/>
+            </w:tcMar>
+          </w:tcPr>
+          <w:p>
+            <w:r>
+              <w:t>Cibles atteintes pour les plantes, diagnostics, guides pratiques, comparatifs, outils, calendrier et pages institutionnelles.</w:t>
+            </w:r>
+          </w:p>
+        </w:tc>
+        <w:tc>
+          <w:tcPr>
+            <w:tcW w:type="dxa" w:w="1720"/>
+            <w:vAlign w:val="center"/>
+            <w:tcMar>
+              <w:top w:w="90" w:type="dxa"/>
+              <w:start w:w="120" w:type="dxa"/>
+              <w:bottom w:w="90" w:type="dxa"/>
+              <w:end w:w="120" w:type="dxa"/>
+            </w:tcMar>
+          </w:tcPr>
+          <w:p>
+            <w:r>
+              <w:t>Livré en version 2.9</w:t>
+            </w:r>
+          </w:p>
+        </w:tc>
+      </w:tr>
+      <w:tr>
+        <w:tc>
+          <w:tcPr>
+            <w:tcW w:type="dxa" w:w="1000"/>
+            <w:vAlign w:val="center"/>
+            <w:tcMar>
+              <w:top w:w="90" w:type="dxa"/>
+              <w:start w:w="120" w:type="dxa"/>
+              <w:bottom w:w="90" w:type="dxa"/>
+              <w:end w:w="120" w:type="dxa"/>
+            </w:tcMar>
+          </w:tcPr>
+          <w:p>
+            <w:r>
+              <w:t>[~] P2</w:t>
+            </w:r>
+          </w:p>
+        </w:tc>
+        <w:tc>
+          <w:tcPr>
+            <w:tcW w:type="dxa" w:w="1800"/>
+            <w:vAlign w:val="center"/>
+            <w:tcMar>
+              <w:top w:w="90" w:type="dxa"/>
+              <w:start w:w="120" w:type="dxa"/>
+              <w:bottom w:w="90" w:type="dxa"/>
+              <w:end w:w="120" w:type="dxa"/>
+            </w:tcMar>
+          </w:tcPr>
+          <w:p>
             <w:pPr>
               <w:spacing w:after="0"/>
             </w:pPr>
@@ -3367,13 +3290,13 @@
                 <w:color w:val="24352C"/>
                 <w:sz w:val="17"/>
               </w:rPr>
-              <w:t>Breadcrumbs, schemas par type, cannibalisation, liens casses, auteur et fraicheur.</w:t>
-            </w:r>
-          </w:p>
-        </w:tc>
-        <w:tc>
-          <w:tcPr>
-            <w:tcW w:type="dxa" w:w="1720"/>
+              <w:t>Qualite production</w:t>
+            </w:r>
+          </w:p>
+        </w:tc>
+        <w:tc>
+          <w:tcPr>
+            <w:tcW w:type="dxa" w:w="4840"/>
             <w:vAlign w:val="center"/>
             <w:tcMar>
               <w:top w:w="90" w:type="dxa"/>
@@ -3394,90 +3317,7 @@
                 <w:color w:val="24352C"/>
                 <w:sz w:val="17"/>
               </w:rPr>
-              <w:t>Backlog</w:t>
-            </w:r>
-          </w:p>
-        </w:tc>
-      </w:tr>
-      <w:tr>
-        <w:tc>
-          <w:tcPr>
-            <w:tcW w:type="dxa" w:w="1000"/>
-            <w:vAlign w:val="center"/>
-            <w:tcMar>
-              <w:top w:w="90" w:type="dxa"/>
-              <w:start w:w="120" w:type="dxa"/>
-              <w:bottom w:w="90" w:type="dxa"/>
-              <w:end w:w="120" w:type="dxa"/>
-            </w:tcMar>
-          </w:tcPr>
-          <w:p>
-            <w:pPr>
-              <w:spacing w:after="0"/>
-            </w:pPr>
-            <w:r>
-              <w:rPr>
-                <w:rFonts w:ascii="Aptos" w:hAnsi="Aptos"/>
-                <w:b/>
-                <w:i w:val="0"/>
-                <w:color w:val="24352C"/>
-                <w:sz w:val="17"/>
-              </w:rPr>
-              <w:t>[ ] P1</w:t>
-            </w:r>
-          </w:p>
-        </w:tc>
-        <w:tc>
-          <w:tcPr>
-            <w:tcW w:type="dxa" w:w="1800"/>
-            <w:vAlign w:val="center"/>
-            <w:tcMar>
-              <w:top w:w="90" w:type="dxa"/>
-              <w:start w:w="120" w:type="dxa"/>
-              <w:bottom w:w="90" w:type="dxa"/>
-              <w:end w:w="120" w:type="dxa"/>
-            </w:tcMar>
-          </w:tcPr>
-          <w:p>
-            <w:pPr>
-              <w:spacing w:after="0"/>
-            </w:pPr>
-            <w:r>
-              <w:rPr>
-                <w:rFonts w:ascii="Aptos" w:hAnsi="Aptos"/>
-                <w:b w:val="0"/>
-                <w:i w:val="0"/>
-                <w:color w:val="24352C"/>
-                <w:sz w:val="17"/>
-              </w:rPr>
-              <w:t>Contenu lancement</w:t>
-            </w:r>
-          </w:p>
-        </w:tc>
-        <w:tc>
-          <w:tcPr>
-            <w:tcW w:type="dxa" w:w="4840"/>
-            <w:vAlign w:val="center"/>
-            <w:tcMar>
-              <w:top w:w="90" w:type="dxa"/>
-              <w:start w:w="120" w:type="dxa"/>
-              <w:bottom w:w="90" w:type="dxa"/>
-              <w:end w:w="120" w:type="dxa"/>
-            </w:tcMar>
-          </w:tcPr>
-          <w:p>
-            <w:pPr>
-              <w:spacing w:after="0"/>
-            </w:pPr>
-            <w:r>
-              <w:rPr>
-                <w:rFonts w:ascii="Aptos" w:hAnsi="Aptos"/>
-                <w:b w:val="0"/>
-                <w:i w:val="0"/>
-                <w:color w:val="24352C"/>
-                <w:sz w:val="17"/>
-              </w:rPr>
-              <w:t>15 plantes, 10-15 problemes, 5-10 guides, calendriers, outils, sources et pages legales.</w:t>
+              <w:t>Tests E2E, accessibilite, performance, CSP, sauvegardes et monitoring.</w:t>
             </w:r>
           </w:p>
         </w:tc>
@@ -3493,18 +3333,8 @@
             </w:tcMar>
           </w:tcPr>
           <w:p>
-            <w:pPr>
-              <w:spacing w:after="0"/>
-            </w:pPr>
-            <w:r>
-              <w:rPr>
-                <w:rFonts w:ascii="Aptos" w:hAnsi="Aptos"/>
-                <w:b w:val="0"/>
-                <w:i w:val="0"/>
-                <w:color w:val="24352C"/>
-                <w:sz w:val="17"/>
-              </w:rPr>
-              <w:t>Editorial</w:t>
+            <w:r>
+              <w:t>E2E, accessibilite, CSP, budgets de performance, point de sante, sauvegardes et restauration publique isolee livres; monitoring externe et repetition Auth/Storage sur pile complete restent avant lancement</w:t>
             </w:r>
           </w:p>
         </w:tc>
@@ -3560,116 +3390,6 @@
                 <w:color w:val="24352C"/>
                 <w:sz w:val="17"/>
               </w:rPr>
-              <w:t>Qualite production</w:t>
-            </w:r>
-          </w:p>
-        </w:tc>
-        <w:tc>
-          <w:tcPr>
-            <w:tcW w:type="dxa" w:w="4840"/>
-            <w:vAlign w:val="center"/>
-            <w:tcMar>
-              <w:top w:w="90" w:type="dxa"/>
-              <w:start w:w="120" w:type="dxa"/>
-              <w:bottom w:w="90" w:type="dxa"/>
-              <w:end w:w="120" w:type="dxa"/>
-            </w:tcMar>
-          </w:tcPr>
-          <w:p>
-            <w:pPr>
-              <w:spacing w:after="0"/>
-            </w:pPr>
-            <w:r>
-              <w:rPr>
-                <w:rFonts w:ascii="Aptos" w:hAnsi="Aptos"/>
-                <w:b w:val="0"/>
-                <w:i w:val="0"/>
-                <w:color w:val="24352C"/>
-                <w:sz w:val="17"/>
-              </w:rPr>
-              <w:t>Tests E2E, accessibilite, performance, CSP, sauvegardes et monitoring.</w:t>
-            </w:r>
-          </w:p>
-        </w:tc>
-        <w:tc>
-          <w:tcPr>
-            <w:tcW w:type="dxa" w:w="1720"/>
-            <w:vAlign w:val="center"/>
-            <w:tcMar>
-              <w:top w:w="90" w:type="dxa"/>
-              <w:start w:w="120" w:type="dxa"/>
-              <w:bottom w:w="90" w:type="dxa"/>
-              <w:end w:w="120" w:type="dxa"/>
-            </w:tcMar>
-          </w:tcPr>
-          <w:p>
-            <w:pPr>
-              <w:spacing w:after="0"/>
-            </w:pPr>
-            <w:r>
-              <w:rPr>
-                <w:rFonts w:ascii="Aptos" w:hAnsi="Aptos"/>
-                <w:b w:val="0"/>
-                <w:i w:val="0"/>
-                <w:color w:val="24352C"/>
-                <w:sz w:val="17"/>
-              </w:rPr>
-              <w:t>Avant hebergement</w:t>
-            </w:r>
-          </w:p>
-        </w:tc>
-      </w:tr>
-      <w:tr>
-        <w:tc>
-          <w:tcPr>
-            <w:tcW w:type="dxa" w:w="1000"/>
-            <w:vAlign w:val="center"/>
-            <w:tcMar>
-              <w:top w:w="90" w:type="dxa"/>
-              <w:start w:w="120" w:type="dxa"/>
-              <w:bottom w:w="90" w:type="dxa"/>
-              <w:end w:w="120" w:type="dxa"/>
-            </w:tcMar>
-          </w:tcPr>
-          <w:p>
-            <w:pPr>
-              <w:spacing w:after="0"/>
-            </w:pPr>
-            <w:r>
-              <w:rPr>
-                <w:rFonts w:ascii="Aptos" w:hAnsi="Aptos"/>
-                <w:b/>
-                <w:i w:val="0"/>
-                <w:color w:val="24352C"/>
-                <w:sz w:val="17"/>
-              </w:rPr>
-              <w:t>[ ] P2</w:t>
-            </w:r>
-          </w:p>
-        </w:tc>
-        <w:tc>
-          <w:tcPr>
-            <w:tcW w:type="dxa" w:w="1800"/>
-            <w:vAlign w:val="center"/>
-            <w:tcMar>
-              <w:top w:w="90" w:type="dxa"/>
-              <w:start w:w="120" w:type="dxa"/>
-              <w:bottom w:w="90" w:type="dxa"/>
-              <w:end w:w="120" w:type="dxa"/>
-            </w:tcMar>
-          </w:tcPr>
-          <w:p>
-            <w:pPr>
-              <w:spacing w:after="0"/>
-            </w:pPr>
-            <w:r>
-              <w:rPr>
-                <w:rFonts w:ascii="Aptos" w:hAnsi="Aptos"/>
-                <w:b w:val="0"/>
-                <w:i w:val="0"/>
-                <w:color w:val="24352C"/>
-                <w:sz w:val="17"/>
-              </w:rPr>
               <w:t>Mise en ligne</w:t>
             </w:r>
           </w:p>
@@ -3835,6 +3555,289 @@
                 <w:sz w:val="17"/>
               </w:rPr>
               <w:t>Decision requise</w:t>
+            </w:r>
+          </w:p>
+        </w:tc>
+      </w:tr>
+      <w:tr>
+        <w:tc>
+          <w:tcPr>
+            <w:tcW w:type="dxa" w:w="1000"/>
+            <w:shd w:fill="E8F1EA"/>
+            <w:vAlign w:val="center"/>
+            <w:tcMar>
+              <w:top w:w="90" w:type="dxa"/>
+              <w:start w:w="120" w:type="dxa"/>
+              <w:bottom w:w="90" w:type="dxa"/>
+              <w:end w:w="120" w:type="dxa"/>
+            </w:tcMar>
+          </w:tcPr>
+          <w:p>
+            <w:r>
+              <w:rPr>
+                <w:rFonts w:ascii="Aptos" w:hAnsi="Aptos"/>
+                <w:b/>
+                <w:i w:val="0"/>
+                <w:color w:val="397550"/>
+                <w:sz w:val="17"/>
+              </w:rPr>
+              <w:t>[~] P1</w:t>
+            </w:r>
+          </w:p>
+        </w:tc>
+        <w:tc>
+          <w:tcPr>
+            <w:tcW w:type="dxa" w:w="1800"/>
+            <w:vAlign w:val="center"/>
+            <w:tcMar>
+              <w:top w:w="90" w:type="dxa"/>
+              <w:start w:w="120" w:type="dxa"/>
+              <w:bottom w:w="90" w:type="dxa"/>
+              <w:end w:w="120" w:type="dxa"/>
+            </w:tcMar>
+          </w:tcPr>
+          <w:p>
+            <w:r>
+              <w:rPr>
+                <w:rFonts w:ascii="Aptos" w:hAnsi="Aptos"/>
+                <w:b w:val="0"/>
+                <w:i w:val="0"/>
+                <w:color w:val="24352C"/>
+                <w:sz w:val="17"/>
+              </w:rPr>
+              <w:t>Acquisition Pinterest</w:t>
+            </w:r>
+          </w:p>
+        </w:tc>
+        <w:tc>
+          <w:tcPr>
+            <w:tcW w:type="dxa" w:w="4840"/>
+            <w:vAlign w:val="center"/>
+            <w:tcMar>
+              <w:top w:w="90" w:type="dxa"/>
+              <w:start w:w="120" w:type="dxa"/>
+              <w:bottom w:w="90" w:type="dxa"/>
+              <w:end w:w="120" w:type="dxa"/>
+            </w:tcMar>
+          </w:tcPr>
+          <w:p>
+            <w:r>
+              <w:rPr>
+                <w:rFonts w:ascii="Aptos" w:hAnsi="Aptos"/>
+                <w:b w:val="0"/>
+                <w:i w:val="0"/>
+                <w:color w:val="24352C"/>
+                <w:sz w:val="17"/>
+              </w:rPr>
+              <w:t>Images 2:3, métadonnées Rich Pins, flux RSS par verticale, enregistrement depuis les pages, compte Business, domaine revendiqué et mesure des clics sortants.</w:t>
+            </w:r>
+          </w:p>
+        </w:tc>
+        <w:tc>
+          <w:tcPr>
+            <w:tcW w:type="dxa" w:w="1720"/>
+            <w:vAlign w:val="center"/>
+            <w:tcMar>
+              <w:top w:w="90" w:type="dxa"/>
+              <w:start w:w="120" w:type="dxa"/>
+              <w:bottom w:w="90" w:type="dxa"/>
+              <w:end w:w="120" w:type="dxa"/>
+            </w:tcMar>
+          </w:tcPr>
+          <w:p>
+            <w:r>
+              <w:rPr>
+                <w:rFonts w:ascii="Aptos" w:hAnsi="Aptos"/>
+                <w:b w:val="0"/>
+                <w:i w:val="0"/>
+                <w:color w:val="24352C"/>
+                <w:sz w:val="17"/>
+              </w:rPr>
+              <w:t>Fondation technique livrée; compte et domaine après mise en ligne</w:t>
+            </w:r>
+          </w:p>
+        </w:tc>
+      </w:tr>
+      <w:tr>
+        <w:tc>
+          <w:tcPr>
+            <w:tcW w:type="dxa" w:w="1000"/>
+            <w:shd w:fill="E8F1EA"/>
+            <w:vAlign w:val="center"/>
+            <w:tcMar>
+              <w:top w:w="90" w:type="dxa"/>
+              <w:start w:w="120" w:type="dxa"/>
+              <w:bottom w:w="90" w:type="dxa"/>
+              <w:end w:w="120" w:type="dxa"/>
+            </w:tcMar>
+          </w:tcPr>
+          <w:p>
+            <w:r>
+              <w:rPr>
+                <w:rFonts w:ascii="Aptos" w:hAnsi="Aptos"/>
+                <w:b/>
+                <w:i w:val="0"/>
+                <w:color w:val="397550"/>
+                <w:sz w:val="17"/>
+              </w:rPr>
+              <w:t>[~] P1</w:t>
+            </w:r>
+          </w:p>
+        </w:tc>
+        <w:tc>
+          <w:tcPr>
+            <w:tcW w:type="dxa" w:w="1800"/>
+            <w:vAlign w:val="center"/>
+            <w:tcMar>
+              <w:top w:w="90" w:type="dxa"/>
+              <w:start w:w="120" w:type="dxa"/>
+              <w:bottom w:w="90" w:type="dxa"/>
+              <w:end w:w="120" w:type="dxa"/>
+            </w:tcMar>
+          </w:tcPr>
+          <w:p>
+            <w:r>
+              <w:rPr>
+                <w:rFonts w:ascii="Aptos" w:hAnsi="Aptos"/>
+                <w:b w:val="0"/>
+                <w:i w:val="0"/>
+                <w:color w:val="24352C"/>
+                <w:sz w:val="17"/>
+              </w:rPr>
+              <w:t>Découvrabilité LLM</w:t>
+            </w:r>
+          </w:p>
+        </w:tc>
+        <w:tc>
+          <w:tcPr>
+            <w:tcW w:type="dxa" w:w="4840"/>
+            <w:vAlign w:val="center"/>
+            <w:tcMar>
+              <w:top w:w="90" w:type="dxa"/>
+              <w:start w:w="120" w:type="dxa"/>
+              <w:bottom w:w="90" w:type="dxa"/>
+              <w:end w:w="120" w:type="dxa"/>
+            </w:tcMar>
+          </w:tcPr>
+          <w:p>
+            <w:r>
+              <w:rPr>
+                <w:rFonts w:ascii="Aptos" w:hAnsi="Aptos"/>
+                <w:b w:val="0"/>
+                <w:i w:val="0"/>
+                <w:color w:val="24352C"/>
+                <w:sz w:val="17"/>
+              </w:rPr>
+              <w:t>Autoriser les robots de recherche ChatGPT, Claude, Perplexity, Google et Bing; conserver HTML public, sitemap, sources, auteurs, dates, canonical et contenu original facile à citer.</w:t>
+            </w:r>
+          </w:p>
+        </w:tc>
+        <w:tc>
+          <w:tcPr>
+            <w:tcW w:type="dxa" w:w="1720"/>
+            <w:vAlign w:val="center"/>
+            <w:tcMar>
+              <w:top w:w="90" w:type="dxa"/>
+              <w:start w:w="120" w:type="dxa"/>
+              <w:bottom w:w="90" w:type="dxa"/>
+              <w:end w:w="120" w:type="dxa"/>
+            </w:tcMar>
+          </w:tcPr>
+          <w:p>
+            <w:r>
+              <w:rPr>
+                <w:rFonts w:ascii="Aptos" w:hAnsi="Aptos"/>
+                <w:b w:val="0"/>
+                <w:i w:val="0"/>
+                <w:color w:val="24352C"/>
+                <w:sz w:val="17"/>
+              </w:rPr>
+              <w:t>Fondation technique livrée; visibilité à mesurer après indexation publique</w:t>
+            </w:r>
+          </w:p>
+        </w:tc>
+      </w:tr>
+      <w:tr>
+        <w:tc>
+          <w:tcPr>
+            <w:tcW w:type="dxa" w:w="1000"/>
+            <w:shd w:fill="E8F1EA"/>
+            <w:vAlign w:val="center"/>
+            <w:tcMar>
+              <w:top w:w="90" w:type="dxa"/>
+              <w:start w:w="120" w:type="dxa"/>
+              <w:bottom w:w="90" w:type="dxa"/>
+              <w:end w:w="120" w:type="dxa"/>
+            </w:tcMar>
+          </w:tcPr>
+          <w:p>
+            <w:r>
+              <w:t>[~] P1</w:t>
+            </w:r>
+          </w:p>
+        </w:tc>
+        <w:tc>
+          <w:tcPr>
+            <w:tcW w:type="dxa" w:w="1800"/>
+            <w:vAlign w:val="center"/>
+            <w:tcMar>
+              <w:top w:w="90" w:type="dxa"/>
+              <w:start w:w="120" w:type="dxa"/>
+              <w:bottom w:w="90" w:type="dxa"/>
+              <w:end w:w="120" w:type="dxa"/>
+            </w:tcMar>
+          </w:tcPr>
+          <w:p>
+            <w:r>
+              <w:rPr>
+                <w:rFonts w:ascii="Aptos" w:hAnsi="Aptos"/>
+                <w:b w:val="0"/>
+                <w:i w:val="0"/>
+                <w:color w:val="24352C"/>
+                <w:sz w:val="17"/>
+              </w:rPr>
+              <w:t>YouTube anglophone</w:t>
+            </w:r>
+          </w:p>
+        </w:tc>
+        <w:tc>
+          <w:tcPr>
+            <w:tcW w:type="dxa" w:w="4840"/>
+            <w:vAlign w:val="center"/>
+            <w:tcMar>
+              <w:top w:w="90" w:type="dxa"/>
+              <w:start w:w="120" w:type="dxa"/>
+              <w:bottom w:w="90" w:type="dxa"/>
+              <w:end w:w="120" w:type="dxa"/>
+            </w:tcMar>
+          </w:tcPr>
+          <w:p>
+            <w:r>
+              <w:rPr>
+                <w:rFonts w:ascii="Aptos" w:hAnsi="Aptos"/>
+                <w:b w:val="0"/>
+                <w:i w:val="0"/>
+                <w:color w:val="24352C"/>
+                <w:sz w:val="17"/>
+              </w:rPr>
+              <w:t>Transformer les meilleures fiches et diagnostics en démonstrations vidéo et Shorts, avec pages Natura liées, miniatures cohérentes et mesure du trafic référent.</w:t>
+            </w:r>
+          </w:p>
+        </w:tc>
+        <w:tc>
+          <w:tcPr>
+            <w:tcW w:type="dxa" w:w="1720"/>
+            <w:vAlign w:val="center"/>
+            <w:tcMar>
+              <w:top w:w="90" w:type="dxa"/>
+              <w:start w:w="120" w:type="dxa"/>
+              <w:bottom w:w="90" w:type="dxa"/>
+              <w:end w:w="120" w:type="dxa"/>
+            </w:tcMar>
+          </w:tcPr>
+          <w:p>
+            <w:r>
+              <w:t>Studio privé et six sujets livrés; chaîne, tournage et publication à réaliser</w:t>
             </w:r>
           </w:p>
         </w:tc>
@@ -10348,6 +10351,3223 @@
       <w:pPr>
         <w:spacing w:after="20"/>
       </w:pPr>
+    </w:p>
+    <w:p>
+      <w:pPr>
+        <w:pStyle w:val="Heading2"/>
+      </w:pPr>
+      <w:r>
+        <w:t>4.8 Mediatheque avancee - realise</w:t>
+      </w:r>
+    </w:p>
+    <w:p>
+      <w:pPr/>
+      <w:r>
+        <w:t>Objectif : administrer le cycle de vie complet des images, depuis un brouillon prive jusqu'a la publication, tout en preservant les liens editoriaux et en bloquant les suppressions dangereuses.</w:t>
+      </w:r>
+    </w:p>
+    <w:p>
+      <w:pPr>
+        <w:pStyle w:val="Heading2"/>
+      </w:pPr>
+      <w:r>
+        <w:t>4.9 Outils interactifs - realise</w:t>
+      </w:r>
+    </w:p>
+    <w:p>
+      <w:r>
+        <w:t>Objectif : proposer des outils transparents qui transforment les conditions reelles du lecteur en recommandations explicables, sans masquer les hypotheses ni remplacer l'observation locale.</w:t>
+      </w:r>
+    </w:p>
+    <w:tbl>
+      <w:tblPr>
+        <w:tblStyle w:val="TableGrid"/>
+        <w:tblW w:type="dxa" w:w="9360"/>
+        <w:jc w:val="center"/>
+        <w:tblLayout w:type="fixed"/>
+        <w:tblLook w:firstColumn="1" w:firstRow="1" w:lastColumn="0" w:lastRow="0" w:noHBand="0" w:noVBand="1" w:val="04A0"/>
+        <w:tblInd w:w="120" w:type="dxa"/>
+      </w:tblPr>
+      <w:tblGrid>
+        <w:gridCol w:w="950"/>
+        <w:gridCol w:w="1800"/>
+        <w:gridCol w:w="4710"/>
+        <w:gridCol w:w="1900"/>
+      </w:tblGrid>
+      <w:tr>
+        <w:trPr>
+          <w:tblHeader w:val="true"/>
+        </w:trPr>
+        <w:tc>
+          <w:tcPr>
+            <w:tcW w:type="dxa" w:w="950"/>
+            <w:shd w:fill="163D2D"/>
+            <w:vAlign w:val="center"/>
+            <w:tcMar>
+              <w:top w:w="90" w:type="dxa"/>
+              <w:start w:w="120" w:type="dxa"/>
+              <w:bottom w:w="90" w:type="dxa"/>
+              <w:end w:w="120" w:type="dxa"/>
+            </w:tcMar>
+          </w:tcPr>
+          <w:p>
+            <w:r>
+              <w:t>ID</w:t>
+            </w:r>
+          </w:p>
+        </w:tc>
+        <w:tc>
+          <w:tcPr>
+            <w:tcW w:type="dxa" w:w="1800"/>
+            <w:shd w:fill="163D2D"/>
+            <w:vAlign w:val="center"/>
+            <w:tcMar>
+              <w:top w:w="90" w:type="dxa"/>
+              <w:start w:w="120" w:type="dxa"/>
+              <w:bottom w:w="90" w:type="dxa"/>
+              <w:end w:w="120" w:type="dxa"/>
+            </w:tcMar>
+          </w:tcPr>
+          <w:p>
+            <w:r>
+              <w:t>Livrable</w:t>
+            </w:r>
+          </w:p>
+        </w:tc>
+        <w:tc>
+          <w:tcPr>
+            <w:tcW w:type="dxa" w:w="4710"/>
+            <w:shd w:fill="163D2D"/>
+            <w:vAlign w:val="center"/>
+            <w:tcMar>
+              <w:top w:w="90" w:type="dxa"/>
+              <w:start w:w="120" w:type="dxa"/>
+              <w:bottom w:w="90" w:type="dxa"/>
+              <w:end w:w="120" w:type="dxa"/>
+            </w:tcMar>
+          </w:tcPr>
+          <w:p>
+            <w:r>
+              <w:t>Critere</w:t>
+            </w:r>
+          </w:p>
+        </w:tc>
+        <w:tc>
+          <w:tcPr>
+            <w:tcW w:type="dxa" w:w="1900"/>
+            <w:shd w:fill="163D2D"/>
+            <w:vAlign w:val="center"/>
+            <w:tcMar>
+              <w:top w:w="90" w:type="dxa"/>
+              <w:start w:w="120" w:type="dxa"/>
+              <w:bottom w:w="90" w:type="dxa"/>
+              <w:end w:w="120" w:type="dxa"/>
+            </w:tcMar>
+          </w:tcPr>
+          <w:p>
+            <w:r>
+              <w:t>Sortie</w:t>
+            </w:r>
+          </w:p>
+        </w:tc>
+      </w:tr>
+      <w:tr>
+        <w:tc>
+          <w:tcPr>
+            <w:tcW w:type="dxa" w:w="950"/>
+            <w:shd w:fill="E8F1EA"/>
+            <w:vAlign w:val="center"/>
+            <w:tcMar>
+              <w:top w:w="90" w:type="dxa"/>
+              <w:start w:w="120" w:type="dxa"/>
+              <w:bottom w:w="90" w:type="dxa"/>
+              <w:end w:w="120" w:type="dxa"/>
+            </w:tcMar>
+          </w:tcPr>
+          <w:p>
+            <w:r>
+              <w:t>[x] T1</w:t>
+            </w:r>
+          </w:p>
+        </w:tc>
+        <w:tc>
+          <w:tcPr>
+            <w:tcW w:type="dxa" w:w="1800"/>
+            <w:vAlign w:val="center"/>
+            <w:tcMar>
+              <w:top w:w="90" w:type="dxa"/>
+              <w:start w:w="120" w:type="dxa"/>
+              <w:bottom w:w="90" w:type="dxa"/>
+              <w:end w:w="120" w:type="dxa"/>
+            </w:tcMar>
+          </w:tcPr>
+          <w:p>
+            <w:r>
+              <w:t>Modele PostgreSQL</w:t>
+            </w:r>
+          </w:p>
+        </w:tc>
+        <w:tc>
+          <w:tcPr>
+            <w:tcW w:type="dxa" w:w="4710"/>
+            <w:vAlign w:val="center"/>
+            <w:tcMar>
+              <w:top w:w="90" w:type="dxa"/>
+              <w:start w:w="120" w:type="dxa"/>
+              <w:bottom w:w="90" w:type="dxa"/>
+              <w:end w:w="120" w:type="dxa"/>
+            </w:tcMar>
+          </w:tcPr>
+          <w:p>
+            <w:r>
+              <w:t>Profils par plante, lumiere minimale, espaces, effort de soin, climats, notes et RLS.</w:t>
+            </w:r>
+          </w:p>
+        </w:tc>
+        <w:tc>
+          <w:tcPr>
+            <w:tcW w:type="dxa" w:w="1900"/>
+            <w:vAlign w:val="center"/>
+            <w:tcMar>
+              <w:top w:w="90" w:type="dxa"/>
+              <w:start w:w="120" w:type="dxa"/>
+              <w:bottom w:w="90" w:type="dxa"/>
+              <w:end w:w="120" w:type="dxa"/>
+            </w:tcMar>
+          </w:tcPr>
+          <w:p>
+            <w:r>
+              <w:t>Migration + index GIN</w:t>
+            </w:r>
+          </w:p>
+        </w:tc>
+      </w:tr>
+      <w:tr>
+        <w:tc>
+          <w:tcPr>
+            <w:tcW w:type="dxa" w:w="950"/>
+            <w:shd w:fill="E8F1EA"/>
+            <w:vAlign w:val="center"/>
+            <w:tcMar>
+              <w:top w:w="90" w:type="dxa"/>
+              <w:start w:w="120" w:type="dxa"/>
+              <w:bottom w:w="90" w:type="dxa"/>
+              <w:end w:w="120" w:type="dxa"/>
+            </w:tcMar>
+          </w:tcPr>
+          <w:p>
+            <w:r>
+              <w:t>[x] T2</w:t>
+            </w:r>
+          </w:p>
+        </w:tc>
+        <w:tc>
+          <w:tcPr>
+            <w:tcW w:type="dxa" w:w="1800"/>
+            <w:vAlign w:val="center"/>
+            <w:tcMar>
+              <w:top w:w="90" w:type="dxa"/>
+              <w:start w:w="120" w:type="dxa"/>
+              <w:bottom w:w="90" w:type="dxa"/>
+              <w:end w:w="120" w:type="dxa"/>
+            </w:tcMar>
+          </w:tcPr>
+          <w:p>
+            <w:r>
+              <w:t>Classement explicable</w:t>
+            </w:r>
+          </w:p>
+        </w:tc>
+        <w:tc>
+          <w:tcPr>
+            <w:tcW w:type="dxa" w:w="4710"/>
+            <w:vAlign w:val="center"/>
+            <w:tcMar>
+              <w:top w:w="90" w:type="dxa"/>
+              <w:start w:w="120" w:type="dxa"/>
+              <w:bottom w:w="90" w:type="dxa"/>
+              <w:end w:w="120" w:type="dxa"/>
+            </w:tcMar>
+          </w:tcPr>
+          <w:p>
+            <w:r>
+              <w:t>Score sur 100 et raisons visibles pour la lumiere, l'espace, le soin et le climat.</w:t>
+            </w:r>
+          </w:p>
+        </w:tc>
+        <w:tc>
+          <w:tcPr>
+            <w:tcW w:type="dxa" w:w="1900"/>
+            <w:vAlign w:val="center"/>
+            <w:tcMar>
+              <w:top w:w="90" w:type="dxa"/>
+              <w:start w:w="120" w:type="dxa"/>
+              <w:bottom w:w="90" w:type="dxa"/>
+              <w:end w:w="120" w:type="dxa"/>
+            </w:tcMar>
+          </w:tcPr>
+          <w:p>
+            <w:r>
+              <w:t>RPC PostgreSQL</w:t>
+            </w:r>
+          </w:p>
+        </w:tc>
+      </w:tr>
+      <w:tr>
+        <w:tc>
+          <w:tcPr>
+            <w:tcW w:type="dxa" w:w="950"/>
+            <w:shd w:fill="E8F1EA"/>
+            <w:vAlign w:val="center"/>
+            <w:tcMar>
+              <w:top w:w="90" w:type="dxa"/>
+              <w:start w:w="120" w:type="dxa"/>
+              <w:bottom w:w="90" w:type="dxa"/>
+              <w:end w:w="120" w:type="dxa"/>
+            </w:tcMar>
+          </w:tcPr>
+          <w:p>
+            <w:r>
+              <w:t>[x] T3</w:t>
+            </w:r>
+          </w:p>
+        </w:tc>
+        <w:tc>
+          <w:tcPr>
+            <w:tcW w:type="dxa" w:w="1800"/>
+            <w:vAlign w:val="center"/>
+            <w:tcMar>
+              <w:top w:w="90" w:type="dxa"/>
+              <w:start w:w="120" w:type="dxa"/>
+              <w:bottom w:w="90" w:type="dxa"/>
+              <w:end w:w="120" w:type="dxa"/>
+            </w:tcMar>
+          </w:tcPr>
+          <w:p>
+            <w:r>
+              <w:t>Editeur specialise</w:t>
+            </w:r>
+          </w:p>
+        </w:tc>
+        <w:tc>
+          <w:tcPr>
+            <w:tcW w:type="dxa" w:w="4710"/>
+            <w:vAlign w:val="center"/>
+            <w:tcMar>
+              <w:top w:w="90" w:type="dxa"/>
+              <w:start w:w="120" w:type="dxa"/>
+              <w:bottom w:w="90" w:type="dxa"/>
+              <w:end w:w="120" w:type="dxa"/>
+            </w:tcMar>
+          </w:tcPr>
+          <w:p>
+            <w:r>
+              <w:t>Signaux de correspondance modifiables depuis chaque fiche plante avec controle de completude.</w:t>
+            </w:r>
+          </w:p>
+        </w:tc>
+        <w:tc>
+          <w:tcPr>
+            <w:tcW w:type="dxa" w:w="1900"/>
+            <w:vAlign w:val="center"/>
+            <w:tcMar>
+              <w:top w:w="90" w:type="dxa"/>
+              <w:start w:w="120" w:type="dxa"/>
+              <w:bottom w:w="90" w:type="dxa"/>
+              <w:end w:w="120" w:type="dxa"/>
+            </w:tcMar>
+          </w:tcPr>
+          <w:p>
+            <w:r>
+              <w:t>Interface admin</w:t>
+            </w:r>
+          </w:p>
+        </w:tc>
+      </w:tr>
+      <w:tr>
+        <w:tc>
+          <w:tcPr>
+            <w:tcW w:type="dxa" w:w="950"/>
+            <w:shd w:fill="E8F1EA"/>
+            <w:vAlign w:val="center"/>
+            <w:tcMar>
+              <w:top w:w="90" w:type="dxa"/>
+              <w:start w:w="120" w:type="dxa"/>
+              <w:bottom w:w="90" w:type="dxa"/>
+              <w:end w:w="120" w:type="dxa"/>
+            </w:tcMar>
+          </w:tcPr>
+          <w:p>
+            <w:r>
+              <w:t>[x] T4</w:t>
+            </w:r>
+          </w:p>
+        </w:tc>
+        <w:tc>
+          <w:tcPr>
+            <w:tcW w:type="dxa" w:w="1800"/>
+            <w:vAlign w:val="center"/>
+            <w:tcMar>
+              <w:top w:w="90" w:type="dxa"/>
+              <w:start w:w="120" w:type="dxa"/>
+              <w:bottom w:w="90" w:type="dxa"/>
+              <w:end w:w="120" w:type="dxa"/>
+            </w:tcMar>
+          </w:tcPr>
+          <w:p>
+            <w:r>
+              <w:t>Parcours public</w:t>
+            </w:r>
+          </w:p>
+        </w:tc>
+        <w:tc>
+          <w:tcPr>
+            <w:tcW w:type="dxa" w:w="4710"/>
+            <w:vAlign w:val="center"/>
+            <w:tcMar>
+              <w:top w:w="90" w:type="dxa"/>
+              <w:start w:w="120" w:type="dxa"/>
+              <w:bottom w:w="90" w:type="dxa"/>
+              <w:end w:w="120" w:type="dxa"/>
+            </w:tcMar>
+          </w:tcPr>
+          <w:p>
+            <w:r>
+              <w:t>Formulaire GET sans JavaScript obligatoire, etats initial, chargement, erreur, vide et repli local.</w:t>
+            </w:r>
+          </w:p>
+        </w:tc>
+        <w:tc>
+          <w:tcPr>
+            <w:tcW w:type="dxa" w:w="1900"/>
+            <w:vAlign w:val="center"/>
+            <w:tcMar>
+              <w:top w:w="90" w:type="dxa"/>
+              <w:start w:w="120" w:type="dxa"/>
+              <w:bottom w:w="90" w:type="dxa"/>
+              <w:end w:w="120" w:type="dxa"/>
+            </w:tcMar>
+          </w:tcPr>
+          <w:p>
+            <w:r>
+              <w:t>/tools/plant-finder</w:t>
+            </w:r>
+          </w:p>
+        </w:tc>
+      </w:tr>
+      <w:tr>
+        <w:tc>
+          <w:tcPr>
+            <w:tcW w:type="dxa" w:w="950"/>
+            <w:shd w:fill="E8F1EA"/>
+            <w:vAlign w:val="center"/>
+            <w:tcMar>
+              <w:top w:w="90" w:type="dxa"/>
+              <w:start w:w="120" w:type="dxa"/>
+              <w:bottom w:w="90" w:type="dxa"/>
+              <w:end w:w="120" w:type="dxa"/>
+            </w:tcMar>
+          </w:tcPr>
+          <w:p>
+            <w:r>
+              <w:t>[x] T5</w:t>
+            </w:r>
+          </w:p>
+        </w:tc>
+        <w:tc>
+          <w:tcPr>
+            <w:tcW w:type="dxa" w:w="1800"/>
+            <w:vAlign w:val="center"/>
+            <w:tcMar>
+              <w:top w:w="90" w:type="dxa"/>
+              <w:start w:w="120" w:type="dxa"/>
+              <w:bottom w:w="90" w:type="dxa"/>
+              <w:end w:w="120" w:type="dxa"/>
+            </w:tcMar>
+          </w:tcPr>
+          <w:p>
+            <w:r>
+              <w:t>SEO et decouverte</w:t>
+            </w:r>
+          </w:p>
+        </w:tc>
+        <w:tc>
+          <w:tcPr>
+            <w:tcW w:type="dxa" w:w="4710"/>
+            <w:vAlign w:val="center"/>
+            <w:tcMar>
+              <w:top w:w="90" w:type="dxa"/>
+              <w:start w:w="120" w:type="dxa"/>
+              <w:bottom w:w="90" w:type="dxa"/>
+              <w:end w:w="120" w:type="dxa"/>
+            </w:tcMar>
+          </w:tcPr>
+          <w:p>
+            <w:r>
+              <w:t>Canonical, breadcrumb, WebApplication, recherche, menu, sitemap et liens depuis les plantes.</w:t>
+            </w:r>
+          </w:p>
+        </w:tc>
+        <w:tc>
+          <w:tcPr>
+            <w:tcW w:type="dxa" w:w="1900"/>
+            <w:vAlign w:val="center"/>
+            <w:tcMar>
+              <w:top w:w="90" w:type="dxa"/>
+              <w:start w:w="120" w:type="dxa"/>
+              <w:bottom w:w="90" w:type="dxa"/>
+              <w:end w:w="120" w:type="dxa"/>
+            </w:tcMar>
+          </w:tcPr>
+          <w:p>
+            <w:r>
+              <w:t>Integration complete</w:t>
+            </w:r>
+          </w:p>
+        </w:tc>
+      </w:tr>
+      <w:tr>
+        <w:tc>
+          <w:tcPr>
+            <w:tcW w:type="dxa" w:w="950"/>
+            <w:shd w:fill="E8F1EA"/>
+            <w:vAlign w:val="center"/>
+            <w:tcMar>
+              <w:top w:w="90" w:type="dxa"/>
+              <w:start w:w="120" w:type="dxa"/>
+              <w:bottom w:w="90" w:type="dxa"/>
+              <w:end w:w="120" w:type="dxa"/>
+            </w:tcMar>
+          </w:tcPr>
+          <w:p>
+            <w:r>
+              <w:t>[x] T6</w:t>
+            </w:r>
+          </w:p>
+        </w:tc>
+        <w:tc>
+          <w:tcPr>
+            <w:tcW w:type="dxa" w:w="1800"/>
+            <w:vAlign w:val="center"/>
+            <w:tcMar>
+              <w:top w:w="90" w:type="dxa"/>
+              <w:start w:w="120" w:type="dxa"/>
+              <w:bottom w:w="90" w:type="dxa"/>
+              <w:end w:w="120" w:type="dxa"/>
+            </w:tcMar>
+          </w:tcPr>
+          <w:p>
+            <w:r>
+              <w:t>Validation</w:t>
+            </w:r>
+          </w:p>
+        </w:tc>
+        <w:tc>
+          <w:tcPr>
+            <w:tcW w:type="dxa" w:w="4710"/>
+            <w:vAlign w:val="center"/>
+            <w:tcMar>
+              <w:top w:w="90" w:type="dxa"/>
+              <w:start w:w="120" w:type="dxa"/>
+              <w:bottom w:w="90" w:type="dxa"/>
+              <w:end w:w="120" w:type="dxa"/>
+            </w:tcMar>
+          </w:tcPr>
+          <w:p>
+            <w:r>
+              <w:t>93 tests PostgreSQL/RLS, lint, TypeScript, build et parcours navigateur avec classement verifie.</w:t>
+            </w:r>
+          </w:p>
+        </w:tc>
+        <w:tc>
+          <w:tcPr>
+            <w:tcW w:type="dxa" w:w="1900"/>
+            <w:vAlign w:val="center"/>
+            <w:tcMar>
+              <w:top w:w="90" w:type="dxa"/>
+              <w:start w:w="120" w:type="dxa"/>
+              <w:bottom w:w="90" w:type="dxa"/>
+              <w:end w:w="120" w:type="dxa"/>
+            </w:tcMar>
+          </w:tcPr>
+          <w:p>
+            <w:r>
+              <w:t>Plant Finder termine</w:t>
+            </w:r>
+          </w:p>
+        </w:tc>
+      </w:tr>
+      <w:tr>
+        <w:tc>
+          <w:tcPr>
+            <w:tcW w:type="dxa" w:w="950"/>
+            <w:shd w:fill="E8F1EA"/>
+            <w:vAlign w:val="center"/>
+            <w:tcMar>
+              <w:top w:w="90" w:type="dxa"/>
+              <w:start w:w="120" w:type="dxa"/>
+              <w:bottom w:w="90" w:type="dxa"/>
+              <w:end w:w="120" w:type="dxa"/>
+            </w:tcMar>
+          </w:tcPr>
+          <w:p>
+            <w:r>
+              <w:t>[x] T7</w:t>
+            </w:r>
+          </w:p>
+        </w:tc>
+        <w:tc>
+          <w:tcPr>
+            <w:tcW w:type="dxa" w:w="1800"/>
+            <w:vAlign w:val="center"/>
+            <w:tcMar>
+              <w:top w:w="90" w:type="dxa"/>
+              <w:start w:w="120" w:type="dxa"/>
+              <w:bottom w:w="90" w:type="dxa"/>
+              <w:end w:w="120" w:type="dxa"/>
+            </w:tcMar>
+          </w:tcPr>
+          <w:p>
+            <w:r>
+              <w:t>Pot et arrosage</w:t>
+            </w:r>
+          </w:p>
+        </w:tc>
+        <w:tc>
+          <w:tcPr>
+            <w:tcW w:type="dxa" w:w="4710"/>
+            <w:vAlign w:val="center"/>
+            <w:tcMar>
+              <w:top w:w="90" w:type="dxa"/>
+              <w:start w:w="120" w:type="dxa"/>
+              <w:bottom w:w="90" w:type="dxa"/>
+              <w:end w:w="120" w:type="dxa"/>
+            </w:tcMar>
+          </w:tcPr>
+          <w:p>
+            <w:r>
+              <w:t>Volume, profondeur et diametre utiles ; intervalle de controle du substrat avec avertissement contre l'arrosage automatique.</w:t>
+            </w:r>
+          </w:p>
+        </w:tc>
+        <w:tc>
+          <w:tcPr>
+            <w:tcW w:type="dxa" w:w="1900"/>
+            <w:vAlign w:val="center"/>
+            <w:tcMar>
+              <w:top w:w="90" w:type="dxa"/>
+              <w:start w:w="120" w:type="dxa"/>
+              <w:bottom w:w="90" w:type="dxa"/>
+              <w:end w:w="120" w:type="dxa"/>
+            </w:tcMar>
+          </w:tcPr>
+          <w:p>
+            <w:r>
+              <w:t>Deux parcours relies</w:t>
+            </w:r>
+          </w:p>
+        </w:tc>
+      </w:tr>
+      <w:tr>
+        <w:tc>
+          <w:tcPr>
+            <w:tcW w:type="dxa" w:w="950"/>
+            <w:shd w:fill="E8F1EA"/>
+            <w:vAlign w:val="center"/>
+            <w:tcMar>
+              <w:top w:w="90" w:type="dxa"/>
+              <w:start w:w="120" w:type="dxa"/>
+              <w:bottom w:w="90" w:type="dxa"/>
+              <w:end w:w="120" w:type="dxa"/>
+            </w:tcMar>
+          </w:tcPr>
+          <w:p>
+            <w:r>
+              <w:t>[x] T8</w:t>
+            </w:r>
+          </w:p>
+        </w:tc>
+        <w:tc>
+          <w:tcPr>
+            <w:tcW w:type="dxa" w:w="1800"/>
+            <w:vAlign w:val="center"/>
+            <w:tcMar>
+              <w:top w:w="90" w:type="dxa"/>
+              <w:start w:w="120" w:type="dxa"/>
+              <w:bottom w:w="90" w:type="dxa"/>
+              <w:end w:w="120" w:type="dxa"/>
+            </w:tcMar>
+          </w:tcPr>
+          <w:p>
+            <w:r>
+              <w:t>Calendrier et risque de gel</w:t>
+            </w:r>
+          </w:p>
+        </w:tc>
+        <w:tc>
+          <w:tcPr>
+            <w:tcW w:type="dxa" w:w="4710"/>
+            <w:vAlign w:val="center"/>
+            <w:tcMar>
+              <w:top w:w="90" w:type="dxa"/>
+              <w:start w:w="120" w:type="dxa"/>
+              <w:bottom w:w="90" w:type="dxa"/>
+              <w:end w:w="120" w:type="dxa"/>
+            </w:tcMar>
+          </w:tcPr>
+          <w:p>
+            <w:r>
+              <w:t>Taches mensuelles issues des calendriers publies ; estimation prudente du gel depuis une prevision saisie, la tolerance, l'exposition et le contexte pot.</w:t>
+            </w:r>
+          </w:p>
+        </w:tc>
+        <w:tc>
+          <w:tcPr>
+            <w:tcW w:type="dxa" w:w="1900"/>
+            <w:vAlign w:val="center"/>
+            <w:tcMar>
+              <w:top w:w="90" w:type="dxa"/>
+              <w:start w:w="120" w:type="dxa"/>
+              <w:bottom w:w="90" w:type="dxa"/>
+              <w:end w:w="120" w:type="dxa"/>
+            </w:tcMar>
+          </w:tcPr>
+          <w:p>
+            <w:r>
+              <w:t>Deux parcours relies</w:t>
+            </w:r>
+          </w:p>
+        </w:tc>
+      </w:tr>
+      <w:tr>
+        <w:tc>
+          <w:tcPr>
+            <w:tcW w:type="dxa" w:w="950"/>
+          </w:tcPr>
+          <w:p>
+            <w:r>
+              <w:t>[x] T9</w:t>
+            </w:r>
+          </w:p>
+        </w:tc>
+        <w:tc>
+          <w:tcPr>
+            <w:tcW w:type="dxa" w:w="1800"/>
+          </w:tcPr>
+          <w:p>
+            <w:r>
+              <w:t>Planner et observation guidee</w:t>
+            </w:r>
+          </w:p>
+        </w:tc>
+        <w:tc>
+          <w:tcPr>
+            <w:tcW w:type="dxa" w:w="4710"/>
+          </w:tcPr>
+          <w:p>
+            <w:r>
+              <w:t>Surface et acces estimes sans garantie structurelle ; checklist d'observation et correspondance limitee aux diagnostics publies, avec etat vide explicite.</w:t>
+            </w:r>
+          </w:p>
+        </w:tc>
+        <w:tc>
+          <w:tcPr>
+            <w:tcW w:type="dxa" w:w="1900"/>
+          </w:tcPr>
+          <w:p>
+            <w:r>
+              <w:t>Deux parcours relies</w:t>
+            </w:r>
+          </w:p>
+        </w:tc>
+      </w:tr>
+    </w:tbl>
+    <w:p>
+      <w:pPr>
+        <w:pStyle w:val="Heading2"/>
+      </w:pPr>
+      <w:r>
+        <w:t>4.10 SEO avance - realise</w:t>
+      </w:r>
+    </w:p>
+    <w:p>
+      <w:r>
+        <w:t>Objectif : piloter la qualite de decouverte de toutes les pages publiees depuis une vue unique, sans confondre les controles editoriaux avec des garanties de classement.</w:t>
+      </w:r>
+    </w:p>
+    <w:tbl>
+      <w:tblPr>
+        <w:tblStyle w:val="TableGrid"/>
+        <w:tblW w:type="dxa" w:w="9360"/>
+        <w:jc w:val="center"/>
+        <w:tblLayout w:type="fixed"/>
+        <w:tblLook w:firstColumn="1" w:firstRow="1" w:lastColumn="0" w:lastRow="0" w:noHBand="0" w:noVBand="1" w:val="04A0"/>
+        <w:tblInd w:w="120" w:type="dxa"/>
+      </w:tblPr>
+      <w:tblGrid>
+        <w:gridCol w:w="950"/>
+        <w:gridCol w:w="1800"/>
+        <w:gridCol w:w="4710"/>
+        <w:gridCol w:w="1900"/>
+      </w:tblGrid>
+      <w:tr>
+        <w:trPr>
+          <w:tblHeader w:val="true"/>
+        </w:trPr>
+        <w:tc>
+          <w:tcPr>
+            <w:tcW w:type="dxa" w:w="950"/>
+            <w:shd w:fill="163D2D"/>
+            <w:vAlign w:val="center"/>
+            <w:tcMar>
+              <w:top w:w="90" w:type="dxa"/>
+              <w:start w:w="120" w:type="dxa"/>
+              <w:bottom w:w="90" w:type="dxa"/>
+              <w:end w:w="120" w:type="dxa"/>
+            </w:tcMar>
+          </w:tcPr>
+          <w:p>
+            <w:r>
+              <w:t>ID</w:t>
+            </w:r>
+          </w:p>
+        </w:tc>
+        <w:tc>
+          <w:tcPr>
+            <w:tcW w:type="dxa" w:w="1800"/>
+            <w:shd w:fill="163D2D"/>
+            <w:vAlign w:val="center"/>
+            <w:tcMar>
+              <w:top w:w="90" w:type="dxa"/>
+              <w:start w:w="120" w:type="dxa"/>
+              <w:bottom w:w="90" w:type="dxa"/>
+              <w:end w:w="120" w:type="dxa"/>
+            </w:tcMar>
+          </w:tcPr>
+          <w:p>
+            <w:r>
+              <w:t>Livrable</w:t>
+            </w:r>
+          </w:p>
+        </w:tc>
+        <w:tc>
+          <w:tcPr>
+            <w:tcW w:type="dxa" w:w="4710"/>
+            <w:shd w:fill="163D2D"/>
+            <w:vAlign w:val="center"/>
+            <w:tcMar>
+              <w:top w:w="90" w:type="dxa"/>
+              <w:start w:w="120" w:type="dxa"/>
+              <w:bottom w:w="90" w:type="dxa"/>
+              <w:end w:w="120" w:type="dxa"/>
+            </w:tcMar>
+          </w:tcPr>
+          <w:p>
+            <w:r>
+              <w:t>Critere</w:t>
+            </w:r>
+          </w:p>
+        </w:tc>
+        <w:tc>
+          <w:tcPr>
+            <w:tcW w:type="dxa" w:w="1900"/>
+            <w:shd w:fill="163D2D"/>
+            <w:vAlign w:val="center"/>
+            <w:tcMar>
+              <w:top w:w="90" w:type="dxa"/>
+              <w:start w:w="120" w:type="dxa"/>
+              <w:bottom w:w="90" w:type="dxa"/>
+              <w:end w:w="120" w:type="dxa"/>
+            </w:tcMar>
+          </w:tcPr>
+          <w:p>
+            <w:r>
+              <w:t>Sortie</w:t>
+            </w:r>
+          </w:p>
+        </w:tc>
+      </w:tr>
+      <w:tr>
+        <w:tc>
+          <w:tcPr>
+            <w:tcW w:type="dxa" w:w="950"/>
+            <w:shd w:fill="E8F1EA"/>
+            <w:vAlign w:val="center"/>
+            <w:tcMar>
+              <w:top w:w="90" w:type="dxa"/>
+              <w:start w:w="120" w:type="dxa"/>
+              <w:bottom w:w="90" w:type="dxa"/>
+              <w:end w:w="120" w:type="dxa"/>
+            </w:tcMar>
+          </w:tcPr>
+          <w:p>
+            <w:r>
+              <w:t>[x] E1</w:t>
+            </w:r>
+          </w:p>
+        </w:tc>
+        <w:tc>
+          <w:tcPr>
+            <w:tcW w:type="dxa" w:w="1800"/>
+            <w:vAlign w:val="center"/>
+            <w:tcMar>
+              <w:top w:w="90" w:type="dxa"/>
+              <w:start w:w="120" w:type="dxa"/>
+              <w:bottom w:w="90" w:type="dxa"/>
+              <w:end w:w="120" w:type="dxa"/>
+            </w:tcMar>
+          </w:tcPr>
+          <w:p>
+            <w:r>
+              <w:t>Audit global</w:t>
+            </w:r>
+          </w:p>
+        </w:tc>
+        <w:tc>
+          <w:tcPr>
+            <w:tcW w:type="dxa" w:w="4710"/>
+            <w:vAlign w:val="center"/>
+            <w:tcMar>
+              <w:top w:w="90" w:type="dxa"/>
+              <w:start w:w="120" w:type="dxa"/>
+              <w:bottom w:w="90" w:type="dxa"/>
+              <w:end w:w="120" w:type="dxa"/>
+            </w:tcMar>
+          </w:tcPr>
+          <w:p>
+            <w:r>
+              <w:t>Score sur 100, problemes actionnables et inventaire de chaque contenu publie.</w:t>
+            </w:r>
+          </w:p>
+        </w:tc>
+        <w:tc>
+          <w:tcPr>
+            <w:tcW w:type="dxa" w:w="1900"/>
+            <w:vAlign w:val="center"/>
+            <w:tcMar>
+              <w:top w:w="90" w:type="dxa"/>
+              <w:start w:w="120" w:type="dxa"/>
+              <w:bottom w:w="90" w:type="dxa"/>
+              <w:end w:w="120" w:type="dxa"/>
+            </w:tcMar>
+          </w:tcPr>
+          <w:p>
+            <w:r>
+              <w:t>/admin/seo</w:t>
+            </w:r>
+          </w:p>
+        </w:tc>
+      </w:tr>
+      <w:tr>
+        <w:tc>
+          <w:tcPr>
+            <w:tcW w:type="dxa" w:w="950"/>
+            <w:shd w:fill="E8F1EA"/>
+            <w:vAlign w:val="center"/>
+            <w:tcMar>
+              <w:top w:w="90" w:type="dxa"/>
+              <w:start w:w="120" w:type="dxa"/>
+              <w:bottom w:w="90" w:type="dxa"/>
+              <w:end w:w="120" w:type="dxa"/>
+            </w:tcMar>
+          </w:tcPr>
+          <w:p>
+            <w:r>
+              <w:t>[x] E2</w:t>
+            </w:r>
+          </w:p>
+        </w:tc>
+        <w:tc>
+          <w:tcPr>
+            <w:tcW w:type="dxa" w:w="1800"/>
+            <w:vAlign w:val="center"/>
+            <w:tcMar>
+              <w:top w:w="90" w:type="dxa"/>
+              <w:start w:w="120" w:type="dxa"/>
+              <w:bottom w:w="90" w:type="dxa"/>
+              <w:end w:w="120" w:type="dxa"/>
+            </w:tcMar>
+          </w:tcPr>
+          <w:p>
+            <w:r>
+              <w:t>Intentions de recherche</w:t>
+            </w:r>
+          </w:p>
+        </w:tc>
+        <w:tc>
+          <w:tcPr>
+            <w:tcW w:type="dxa" w:w="4710"/>
+            <w:vAlign w:val="center"/>
+            <w:tcMar>
+              <w:top w:w="90" w:type="dxa"/>
+              <w:start w:w="120" w:type="dxa"/>
+              <w:bottom w:w="90" w:type="dxa"/>
+              <w:end w:w="120" w:type="dxa"/>
+            </w:tcMar>
+          </w:tcPr>
+          <w:p>
+            <w:r>
+              <w:t>Requete principale, intention et detection des cibles exactes concurrentes.</w:t>
+            </w:r>
+          </w:p>
+        </w:tc>
+        <w:tc>
+          <w:tcPr>
+            <w:tcW w:type="dxa" w:w="1900"/>
+            <w:vAlign w:val="center"/>
+            <w:tcMar>
+              <w:top w:w="90" w:type="dxa"/>
+              <w:start w:w="120" w:type="dxa"/>
+              <w:bottom w:w="90" w:type="dxa"/>
+              <w:end w:w="120" w:type="dxa"/>
+            </w:tcMar>
+          </w:tcPr>
+          <w:p>
+            <w:r>
+              <w:t>0 conflit exact</w:t>
+            </w:r>
+          </w:p>
+        </w:tc>
+      </w:tr>
+      <w:tr>
+        <w:tc>
+          <w:tcPr>
+            <w:tcW w:type="dxa" w:w="950"/>
+            <w:shd w:fill="E8F1EA"/>
+            <w:vAlign w:val="center"/>
+            <w:tcMar>
+              <w:top w:w="90" w:type="dxa"/>
+              <w:start w:w="120" w:type="dxa"/>
+              <w:bottom w:w="90" w:type="dxa"/>
+              <w:end w:w="120" w:type="dxa"/>
+            </w:tcMar>
+          </w:tcPr>
+          <w:p>
+            <w:r>
+              <w:t>[x] E3</w:t>
+            </w:r>
+          </w:p>
+        </w:tc>
+        <w:tc>
+          <w:tcPr>
+            <w:tcW w:type="dxa" w:w="1800"/>
+            <w:vAlign w:val="center"/>
+            <w:tcMar>
+              <w:top w:w="90" w:type="dxa"/>
+              <w:start w:w="120" w:type="dxa"/>
+              <w:bottom w:w="90" w:type="dxa"/>
+              <w:end w:w="120" w:type="dxa"/>
+            </w:tcMar>
+          </w:tcPr>
+          <w:p>
+            <w:r>
+              <w:t>Maillage structure</w:t>
+            </w:r>
+          </w:p>
+        </w:tc>
+        <w:tc>
+          <w:tcPr>
+            <w:tcW w:type="dxa" w:w="4710"/>
+            <w:vAlign w:val="center"/>
+            <w:tcMar>
+              <w:top w:w="90" w:type="dxa"/>
+              <w:start w:w="120" w:type="dxa"/>
+              <w:bottom w:w="90" w:type="dxa"/>
+              <w:end w:w="120" w:type="dxa"/>
+            </w:tcMar>
+          </w:tcPr>
+          <w:p>
+            <w:r>
+              <w:t>Relations diagnostics, guides et calendriers vers les plantes, avec cible inactive signalee.</w:t>
+            </w:r>
+          </w:p>
+        </w:tc>
+        <w:tc>
+          <w:tcPr>
+            <w:tcW w:type="dxa" w:w="1900"/>
+            <w:vAlign w:val="center"/>
+            <w:tcMar>
+              <w:top w:w="90" w:type="dxa"/>
+              <w:start w:w="120" w:type="dxa"/>
+              <w:bottom w:w="90" w:type="dxa"/>
+              <w:end w:w="120" w:type="dxa"/>
+            </w:tcMar>
+          </w:tcPr>
+          <w:p>
+            <w:r>
+              <w:t>0 lien casse</w:t>
+            </w:r>
+          </w:p>
+        </w:tc>
+      </w:tr>
+      <w:tr>
+        <w:tc>
+          <w:tcPr>
+            <w:tcW w:type="dxa" w:w="950"/>
+            <w:shd w:fill="E8F1EA"/>
+            <w:vAlign w:val="center"/>
+            <w:tcMar>
+              <w:top w:w="90" w:type="dxa"/>
+              <w:start w:w="120" w:type="dxa"/>
+              <w:bottom w:w="90" w:type="dxa"/>
+              <w:end w:w="120" w:type="dxa"/>
+            </w:tcMar>
+          </w:tcPr>
+          <w:p>
+            <w:r>
+              <w:t>[x] E4</w:t>
+            </w:r>
+          </w:p>
+        </w:tc>
+        <w:tc>
+          <w:tcPr>
+            <w:tcW w:type="dxa" w:w="1800"/>
+            <w:vAlign w:val="center"/>
+            <w:tcMar>
+              <w:top w:w="90" w:type="dxa"/>
+              <w:start w:w="120" w:type="dxa"/>
+              <w:bottom w:w="90" w:type="dxa"/>
+              <w:end w:w="120" w:type="dxa"/>
+            </w:tcMar>
+          </w:tcPr>
+          <w:p>
+            <w:r>
+              <w:t>Couverture lancement</w:t>
+            </w:r>
+          </w:p>
+        </w:tc>
+        <w:tc>
+          <w:tcPr>
+            <w:tcW w:type="dxa" w:w="4710"/>
+            <w:vAlign w:val="center"/>
+            <w:tcMar>
+              <w:top w:w="90" w:type="dxa"/>
+              <w:start w:w="120" w:type="dxa"/>
+              <w:bottom w:w="90" w:type="dxa"/>
+              <w:end w:w="120" w:type="dxa"/>
+            </w:tcMar>
+          </w:tcPr>
+          <w:p>
+            <w:r>
+              <w:t>Objectifs par verticale, volumes publies, manque restant et statut de preparation.</w:t>
+            </w:r>
+          </w:p>
+        </w:tc>
+        <w:tc>
+          <w:tcPr>
+            <w:tcW w:type="dxa" w:w="1900"/>
+            <w:vAlign w:val="center"/>
+            <w:tcMar>
+              <w:top w:w="90" w:type="dxa"/>
+              <w:start w:w="120" w:type="dxa"/>
+              <w:bottom w:w="90" w:type="dxa"/>
+              <w:end w:w="120" w:type="dxa"/>
+            </w:tcMar>
+          </w:tcPr>
+          <w:p>
+            <w:r>
+              <w:t>7 outils sur 7</w:t>
+            </w:r>
+          </w:p>
+        </w:tc>
+      </w:tr>
+      <w:tr>
+        <w:tc>
+          <w:tcPr>
+            <w:tcW w:type="dxa" w:w="950"/>
+            <w:shd w:fill="E8F1EA"/>
+            <w:vAlign w:val="center"/>
+            <w:tcMar>
+              <w:top w:w="90" w:type="dxa"/>
+              <w:start w:w="120" w:type="dxa"/>
+              <w:bottom w:w="90" w:type="dxa"/>
+              <w:end w:w="120" w:type="dxa"/>
+            </w:tcMar>
+          </w:tcPr>
+          <w:p>
+            <w:r>
+              <w:t>[x] E5</w:t>
+            </w:r>
+          </w:p>
+        </w:tc>
+        <w:tc>
+          <w:tcPr>
+            <w:tcW w:type="dxa" w:w="1800"/>
+            <w:vAlign w:val="center"/>
+            <w:tcMar>
+              <w:top w:w="90" w:type="dxa"/>
+              <w:start w:w="120" w:type="dxa"/>
+              <w:bottom w:w="90" w:type="dxa"/>
+              <w:end w:w="120" w:type="dxa"/>
+            </w:tcMar>
+          </w:tcPr>
+          <w:p>
+            <w:r>
+              <w:t>Responsabilite editoriale</w:t>
+            </w:r>
+          </w:p>
+        </w:tc>
+        <w:tc>
+          <w:tcPr>
+            <w:tcW w:type="dxa" w:w="4710"/>
+            <w:vAlign w:val="center"/>
+            <w:tcMar>
+              <w:top w:w="90" w:type="dxa"/>
+              <w:start w:w="120" w:type="dxa"/>
+              <w:bottom w:w="90" w:type="dxa"/>
+              <w:end w:w="120" w:type="dxa"/>
+            </w:tcMar>
+          </w:tcPr>
+          <w:p>
+            <w:r>
+              <w:t>Auteur, reviseur, profil public approuve et date de mise a jour sans fuite des profils internes.</w:t>
+            </w:r>
+          </w:p>
+        </w:tc>
+        <w:tc>
+          <w:tcPr>
+            <w:tcW w:type="dxa" w:w="1900"/>
+            <w:vAlign w:val="center"/>
+            <w:tcMar>
+              <w:top w:w="90" w:type="dxa"/>
+              <w:start w:w="120" w:type="dxa"/>
+              <w:bottom w:w="90" w:type="dxa"/>
+              <w:end w:w="120" w:type="dxa"/>
+            </w:tcMar>
+          </w:tcPr>
+          <w:p>
+            <w:r>
+              <w:t>Attribution publique sure</w:t>
+            </w:r>
+          </w:p>
+        </w:tc>
+      </w:tr>
+      <w:tr>
+        <w:tc>
+          <w:tcPr>
+            <w:tcW w:type="dxa" w:w="950"/>
+            <w:shd w:fill="E8F1EA"/>
+            <w:vAlign w:val="center"/>
+            <w:tcMar>
+              <w:top w:w="90" w:type="dxa"/>
+              <w:start w:w="120" w:type="dxa"/>
+              <w:bottom w:w="90" w:type="dxa"/>
+              <w:end w:w="120" w:type="dxa"/>
+            </w:tcMar>
+          </w:tcPr>
+          <w:p>
+            <w:r>
+              <w:t>[x] E6</w:t>
+            </w:r>
+          </w:p>
+        </w:tc>
+        <w:tc>
+          <w:tcPr>
+            <w:tcW w:type="dxa" w:w="1800"/>
+            <w:vAlign w:val="center"/>
+            <w:tcMar>
+              <w:top w:w="90" w:type="dxa"/>
+              <w:start w:w="120" w:type="dxa"/>
+              <w:bottom w:w="90" w:type="dxa"/>
+              <w:end w:w="120" w:type="dxa"/>
+            </w:tcMar>
+          </w:tcPr>
+          <w:p>
+            <w:r>
+              <w:t>Schemas publics</w:t>
+            </w:r>
+          </w:p>
+        </w:tc>
+        <w:tc>
+          <w:tcPr>
+            <w:tcW w:type="dxa" w:w="4710"/>
+            <w:vAlign w:val="center"/>
+            <w:tcMar>
+              <w:top w:w="90" w:type="dxa"/>
+              <w:start w:w="120" w:type="dxa"/>
+              <w:bottom w:w="90" w:type="dxa"/>
+              <w:end w:w="120" w:type="dxa"/>
+            </w:tcMar>
+          </w:tcPr>
+          <w:p>
+            <w:r>
+              <w:t>Article, HowTo ou CollectionPage enrichi avec auteur, dates, canonical et BreadcrumbList.</w:t>
+            </w:r>
+          </w:p>
+        </w:tc>
+        <w:tc>
+          <w:tcPr>
+            <w:tcW w:type="dxa" w:w="1900"/>
+            <w:vAlign w:val="center"/>
+            <w:tcMar>
+              <w:top w:w="90" w:type="dxa"/>
+              <w:start w:w="120" w:type="dxa"/>
+              <w:bottom w:w="90" w:type="dxa"/>
+              <w:end w:w="120" w:type="dxa"/>
+            </w:tcMar>
+          </w:tcPr>
+          <w:p>
+            <w:r>
+              <w:t>Pages publiques reliees</w:t>
+            </w:r>
+          </w:p>
+        </w:tc>
+      </w:tr>
+      <w:tr>
+        <w:tc>
+          <w:tcPr>
+            <w:tcW w:type="dxa" w:w="950"/>
+            <w:shd w:fill="E8F1EA"/>
+            <w:vAlign w:val="center"/>
+            <w:tcMar>
+              <w:top w:w="90" w:type="dxa"/>
+              <w:start w:w="120" w:type="dxa"/>
+              <w:bottom w:w="90" w:type="dxa"/>
+              <w:end w:w="120" w:type="dxa"/>
+            </w:tcMar>
+          </w:tcPr>
+          <w:p>
+            <w:r>
+              <w:t>[x] E7</w:t>
+            </w:r>
+          </w:p>
+        </w:tc>
+        <w:tc>
+          <w:tcPr>
+            <w:tcW w:type="dxa" w:w="1800"/>
+            <w:vAlign w:val="center"/>
+            <w:tcMar>
+              <w:top w:w="90" w:type="dxa"/>
+              <w:start w:w="120" w:type="dxa"/>
+              <w:bottom w:w="90" w:type="dxa"/>
+              <w:end w:w="120" w:type="dxa"/>
+            </w:tcMar>
+          </w:tcPr>
+          <w:p>
+            <w:r>
+              <w:t>Validation</w:t>
+            </w:r>
+          </w:p>
+        </w:tc>
+        <w:tc>
+          <w:tcPr>
+            <w:tcW w:type="dxa" w:w="4710"/>
+            <w:vAlign w:val="center"/>
+            <w:tcMar>
+              <w:top w:w="90" w:type="dxa"/>
+              <w:start w:w="120" w:type="dxa"/>
+              <w:bottom w:w="90" w:type="dxa"/>
+              <w:end w:w="120" w:type="dxa"/>
+            </w:tcMar>
+          </w:tcPr>
+          <w:p>
+            <w:r>
+              <w:t>152 tests PostgreSQL/RLS, lint, TypeScript, build et parcours navigateur admin-public.</w:t>
+            </w:r>
+          </w:p>
+        </w:tc>
+        <w:tc>
+          <w:tcPr>
+            <w:tcW w:type="dxa" w:w="1900"/>
+            <w:vAlign w:val="center"/>
+            <w:tcMar>
+              <w:top w:w="90" w:type="dxa"/>
+              <w:start w:w="120" w:type="dxa"/>
+              <w:bottom w:w="90" w:type="dxa"/>
+              <w:end w:w="120" w:type="dxa"/>
+            </w:tcMar>
+          </w:tcPr>
+          <w:p>
+            <w:r>
+              <w:t>Definition of done</w:t>
+            </w:r>
+          </w:p>
+        </w:tc>
+      </w:tr>
+    </w:tbl>
+    <w:p>
+      <w:pPr>
+        <w:pStyle w:val="Heading2"/>
+      </w:pPr>
+      <w:r>
+        <w:t>4.11 Contenu de lancement - lot 1 realise</w:t>
+      </w:r>
+    </w:p>
+    <w:p>
+      <w:r>
+        <w:t>Objectif : enrichir Natura avec des contenus sources, relies et directement exploitables dans la recherche, les outils et le dashboard editorial.</w:t>
+      </w:r>
+    </w:p>
+    <w:tbl>
+      <w:tblPr>
+        <w:tblStyle w:val="TableGrid"/>
+        <w:tblW w:type="dxa" w:w="9360"/>
+        <w:jc w:val="center"/>
+        <w:tblLayout w:type="fixed"/>
+        <w:tblLook w:firstColumn="1" w:firstRow="1" w:lastColumn="0" w:lastRow="0" w:noHBand="0" w:noVBand="1" w:val="04A0"/>
+        <w:tblInd w:w="120" w:type="dxa"/>
+      </w:tblPr>
+      <w:tblGrid>
+        <w:gridCol w:w="950"/>
+        <w:gridCol w:w="1800"/>
+        <w:gridCol w:w="4710"/>
+        <w:gridCol w:w="1900"/>
+      </w:tblGrid>
+      <w:tr>
+        <w:trPr>
+          <w:tblHeader w:val="true"/>
+        </w:trPr>
+        <w:tc>
+          <w:tcPr>
+            <w:tcW w:type="dxa" w:w="950"/>
+            <w:shd w:fill="163D2D"/>
+            <w:vAlign w:val="center"/>
+            <w:tcMar>
+              <w:top w:w="90" w:type="dxa"/>
+              <w:start w:w="120" w:type="dxa"/>
+              <w:bottom w:w="90" w:type="dxa"/>
+              <w:end w:w="120" w:type="dxa"/>
+            </w:tcMar>
+          </w:tcPr>
+          <w:p>
+            <w:r>
+              <w:t>ID</w:t>
+            </w:r>
+          </w:p>
+        </w:tc>
+        <w:tc>
+          <w:tcPr>
+            <w:tcW w:type="dxa" w:w="1800"/>
+            <w:shd w:fill="163D2D"/>
+            <w:vAlign w:val="center"/>
+            <w:tcMar>
+              <w:top w:w="90" w:type="dxa"/>
+              <w:start w:w="120" w:type="dxa"/>
+              <w:bottom w:w="90" w:type="dxa"/>
+              <w:end w:w="120" w:type="dxa"/>
+            </w:tcMar>
+          </w:tcPr>
+          <w:p>
+            <w:r>
+              <w:t>Livrable</w:t>
+            </w:r>
+          </w:p>
+        </w:tc>
+        <w:tc>
+          <w:tcPr>
+            <w:tcW w:type="dxa" w:w="4710"/>
+            <w:shd w:fill="163D2D"/>
+            <w:vAlign w:val="center"/>
+            <w:tcMar>
+              <w:top w:w="90" w:type="dxa"/>
+              <w:start w:w="120" w:type="dxa"/>
+              <w:bottom w:w="90" w:type="dxa"/>
+              <w:end w:w="120" w:type="dxa"/>
+            </w:tcMar>
+          </w:tcPr>
+          <w:p>
+            <w:r>
+              <w:t>Critere</w:t>
+            </w:r>
+          </w:p>
+        </w:tc>
+        <w:tc>
+          <w:tcPr>
+            <w:tcW w:type="dxa" w:w="1900"/>
+            <w:shd w:fill="163D2D"/>
+            <w:vAlign w:val="center"/>
+            <w:tcMar>
+              <w:top w:w="90" w:type="dxa"/>
+              <w:start w:w="120" w:type="dxa"/>
+              <w:bottom w:w="90" w:type="dxa"/>
+              <w:end w:w="120" w:type="dxa"/>
+            </w:tcMar>
+          </w:tcPr>
+          <w:p>
+            <w:r>
+              <w:t>Sortie</w:t>
+            </w:r>
+          </w:p>
+        </w:tc>
+      </w:tr>
+      <w:tr>
+        <w:tc>
+          <w:tcPr>
+            <w:tcW w:type="dxa" w:w="950"/>
+            <w:shd w:fill="E8F1EA"/>
+            <w:vAlign w:val="center"/>
+            <w:tcMar>
+              <w:top w:w="90" w:type="dxa"/>
+              <w:start w:w="120" w:type="dxa"/>
+              <w:bottom w:w="90" w:type="dxa"/>
+              <w:end w:w="120" w:type="dxa"/>
+            </w:tcMar>
+          </w:tcPr>
+          <w:p>
+            <w:r>
+              <w:t>[x] L1</w:t>
+            </w:r>
+          </w:p>
+        </w:tc>
+        <w:tc>
+          <w:tcPr>
+            <w:tcW w:type="dxa" w:w="1800"/>
+            <w:vAlign w:val="center"/>
+            <w:tcMar>
+              <w:top w:w="90" w:type="dxa"/>
+              <w:start w:w="120" w:type="dxa"/>
+              <w:bottom w:w="90" w:type="dxa"/>
+              <w:end w:w="120" w:type="dxa"/>
+            </w:tcMar>
+          </w:tcPr>
+          <w:p>
+            <w:r>
+              <w:t>Recherche comparative</w:t>
+            </w:r>
+          </w:p>
+        </w:tc>
+        <w:tc>
+          <w:tcPr>
+            <w:tcW w:type="dxa" w:w="4710"/>
+            <w:vAlign w:val="center"/>
+            <w:tcMar>
+              <w:top w:w="90" w:type="dxa"/>
+              <w:start w:w="120" w:type="dxa"/>
+              <w:bottom w:w="90" w:type="dxa"/>
+              <w:end w:w="120" w:type="dxa"/>
+            </w:tcMar>
+          </w:tcPr>
+          <w:p>
+            <w:r>
+              <w:t>Analyse de references horticoles et de dashboards CMS professionnels, avec decisions produit documentees.</w:t>
+            </w:r>
+          </w:p>
+        </w:tc>
+        <w:tc>
+          <w:tcPr>
+            <w:tcW w:type="dxa" w:w="1900"/>
+            <w:vAlign w:val="center"/>
+            <w:tcMar>
+              <w:top w:w="90" w:type="dxa"/>
+              <w:start w:w="120" w:type="dxa"/>
+              <w:bottom w:w="90" w:type="dxa"/>
+              <w:end w:w="120" w:type="dxa"/>
+            </w:tcMar>
+          </w:tcPr>
+          <w:p>
+            <w:r>
+              <w:t>Rapport de recherche</w:t>
+            </w:r>
+          </w:p>
+        </w:tc>
+      </w:tr>
+      <w:tr>
+        <w:tc>
+          <w:tcPr>
+            <w:tcW w:type="dxa" w:w="950"/>
+            <w:shd w:fill="E8F1EA"/>
+            <w:vAlign w:val="center"/>
+            <w:tcMar>
+              <w:top w:w="90" w:type="dxa"/>
+              <w:start w:w="120" w:type="dxa"/>
+              <w:bottom w:w="90" w:type="dxa"/>
+              <w:end w:w="120" w:type="dxa"/>
+            </w:tcMar>
+          </w:tcPr>
+          <w:p>
+            <w:r>
+              <w:t>[x] L2</w:t>
+            </w:r>
+          </w:p>
+        </w:tc>
+        <w:tc>
+          <w:tcPr>
+            <w:tcW w:type="dxa" w:w="1800"/>
+            <w:vAlign w:val="center"/>
+            <w:tcMar>
+              <w:top w:w="90" w:type="dxa"/>
+              <w:start w:w="120" w:type="dxa"/>
+              <w:bottom w:w="90" w:type="dxa"/>
+              <w:end w:w="120" w:type="dxa"/>
+            </w:tcMar>
+          </w:tcPr>
+          <w:p>
+            <w:r>
+              <w:t>Fiche radis en pot</w:t>
+            </w:r>
+          </w:p>
+        </w:tc>
+        <w:tc>
+          <w:tcPr>
+            <w:tcW w:type="dxa" w:w="4710"/>
+            <w:vAlign w:val="center"/>
+            <w:tcMar>
+              <w:top w:w="90" w:type="dxa"/>
+              <w:start w:w="120" w:type="dxa"/>
+              <w:bottom w:w="90" w:type="dxa"/>
+              <w:end w:w="120" w:type="dxa"/>
+            </w:tcMar>
+          </w:tcPr>
+          <w:p>
+            <w:r>
+              <w:t>Profil complet, image originale, conditions de culture, conseils, SEO, sources et profil Plant Finder.</w:t>
+            </w:r>
+          </w:p>
+        </w:tc>
+        <w:tc>
+          <w:tcPr>
+            <w:tcW w:type="dxa" w:w="1900"/>
+            <w:vAlign w:val="center"/>
+            <w:tcMar>
+              <w:top w:w="90" w:type="dxa"/>
+              <w:start w:w="120" w:type="dxa"/>
+              <w:bottom w:w="90" w:type="dxa"/>
+              <w:end w:w="120" w:type="dxa"/>
+            </w:tcMar>
+          </w:tcPr>
+          <w:p>
+            <w:r>
+              <w:t>/plants/container-radish</w:t>
+            </w:r>
+          </w:p>
+        </w:tc>
+      </w:tr>
+      <w:tr>
+        <w:tc>
+          <w:tcPr>
+            <w:tcW w:type="dxa" w:w="950"/>
+            <w:shd w:fill="E8F1EA"/>
+            <w:vAlign w:val="center"/>
+            <w:tcMar>
+              <w:top w:w="90" w:type="dxa"/>
+              <w:start w:w="120" w:type="dxa"/>
+              <w:bottom w:w="90" w:type="dxa"/>
+              <w:end w:w="120" w:type="dxa"/>
+            </w:tcMar>
+          </w:tcPr>
+          <w:p>
+            <w:r>
+              <w:t>[x] L3</w:t>
+            </w:r>
+          </w:p>
+        </w:tc>
+        <w:tc>
+          <w:tcPr>
+            <w:tcW w:type="dxa" w:w="1800"/>
+            <w:vAlign w:val="center"/>
+            <w:tcMar>
+              <w:top w:w="90" w:type="dxa"/>
+              <w:start w:w="120" w:type="dxa"/>
+              <w:bottom w:w="90" w:type="dxa"/>
+              <w:end w:w="120" w:type="dxa"/>
+            </w:tcMar>
+          </w:tcPr>
+          <w:p>
+            <w:r>
+              <w:t>Trois diagnostics</w:t>
+            </w:r>
+          </w:p>
+        </w:tc>
+        <w:tc>
+          <w:tcPr>
+            <w:tcW w:type="dxa" w:w="4710"/>
+            <w:vAlign w:val="center"/>
+            <w:tcMar>
+              <w:top w:w="90" w:type="dxa"/>
+              <w:start w:w="120" w:type="dxa"/>
+              <w:bottom w:w="90" w:type="dxa"/>
+              <w:end w:w="120" w:type="dxa"/>
+            </w:tcMar>
+          </w:tcPr>
+          <w:p>
+            <w:r>
+              <w:t>Fletrissement en pot, pucerons et oidium : symptomes, causes possibles, verification, actions et limites.</w:t>
+            </w:r>
+          </w:p>
+        </w:tc>
+        <w:tc>
+          <w:tcPr>
+            <w:tcW w:type="dxa" w:w="1900"/>
+            <w:vAlign w:val="center"/>
+            <w:tcMar>
+              <w:top w:w="90" w:type="dxa"/>
+              <w:start w:w="120" w:type="dxa"/>
+              <w:bottom w:w="90" w:type="dxa"/>
+              <w:end w:w="120" w:type="dxa"/>
+            </w:tcMar>
+          </w:tcPr>
+          <w:p>
+            <w:r>
+              <w:t>4 diagnostics publies</w:t>
+            </w:r>
+          </w:p>
+        </w:tc>
+      </w:tr>
+      <w:tr>
+        <w:tc>
+          <w:tcPr>
+            <w:tcW w:type="dxa" w:w="950"/>
+            <w:shd w:fill="E8F1EA"/>
+            <w:vAlign w:val="center"/>
+            <w:tcMar>
+              <w:top w:w="90" w:type="dxa"/>
+              <w:start w:w="120" w:type="dxa"/>
+              <w:bottom w:w="90" w:type="dxa"/>
+              <w:end w:w="120" w:type="dxa"/>
+            </w:tcMar>
+          </w:tcPr>
+          <w:p>
+            <w:r>
+              <w:t>[x] L4</w:t>
+            </w:r>
+          </w:p>
+        </w:tc>
+        <w:tc>
+          <w:tcPr>
+            <w:tcW w:type="dxa" w:w="1800"/>
+            <w:vAlign w:val="center"/>
+            <w:tcMar>
+              <w:top w:w="90" w:type="dxa"/>
+              <w:start w:w="120" w:type="dxa"/>
+              <w:bottom w:w="90" w:type="dxa"/>
+              <w:end w:w="120" w:type="dxa"/>
+            </w:tcMar>
+          </w:tcPr>
+          <w:p>
+            <w:r>
+              <w:t>Sources publiques</w:t>
+            </w:r>
+          </w:p>
+        </w:tc>
+        <w:tc>
+          <w:tcPr>
+            <w:tcW w:type="dxa" w:w="4710"/>
+            <w:vAlign w:val="center"/>
+            <w:tcMar>
+              <w:top w:w="90" w:type="dxa"/>
+              <w:start w:w="120" w:type="dxa"/>
+              <w:bottom w:w="90" w:type="dxa"/>
+              <w:end w:w="120" w:type="dxa"/>
+            </w:tcMar>
+          </w:tcPr>
+          <w:p>
+            <w:r>
+              <w:t>References horticoles visibles sur les fiches plantes et diagnostics, sans promesse medicale ni diagnostic certain.</w:t>
+            </w:r>
+          </w:p>
+        </w:tc>
+        <w:tc>
+          <w:tcPr>
+            <w:tcW w:type="dxa" w:w="1900"/>
+            <w:vAlign w:val="center"/>
+            <w:tcMar>
+              <w:top w:w="90" w:type="dxa"/>
+              <w:start w:w="120" w:type="dxa"/>
+              <w:bottom w:w="90" w:type="dxa"/>
+              <w:end w:w="120" w:type="dxa"/>
+            </w:tcMar>
+          </w:tcPr>
+          <w:p>
+            <w:r>
+              <w:t>RHS + universites</w:t>
+            </w:r>
+          </w:p>
+        </w:tc>
+      </w:tr>
+      <w:tr>
+        <w:tc>
+          <w:tcPr>
+            <w:tcW w:type="dxa" w:w="950"/>
+            <w:shd w:fill="E8F1EA"/>
+            <w:vAlign w:val="center"/>
+            <w:tcMar>
+              <w:top w:w="90" w:type="dxa"/>
+              <w:start w:w="120" w:type="dxa"/>
+              <w:bottom w:w="90" w:type="dxa"/>
+              <w:end w:w="120" w:type="dxa"/>
+            </w:tcMar>
+          </w:tcPr>
+          <w:p>
+            <w:r>
+              <w:t>[x] L5</w:t>
+            </w:r>
+          </w:p>
+        </w:tc>
+        <w:tc>
+          <w:tcPr>
+            <w:tcW w:type="dxa" w:w="1800"/>
+            <w:vAlign w:val="center"/>
+            <w:tcMar>
+              <w:top w:w="90" w:type="dxa"/>
+              <w:start w:w="120" w:type="dxa"/>
+              <w:bottom w:w="90" w:type="dxa"/>
+              <w:end w:w="120" w:type="dxa"/>
+            </w:tcMar>
+          </w:tcPr>
+          <w:p>
+            <w:r>
+              <w:t>Relations et decouverte</w:t>
+            </w:r>
+          </w:p>
+        </w:tc>
+        <w:tc>
+          <w:tcPr>
+            <w:tcW w:type="dxa" w:w="4710"/>
+            <w:vAlign w:val="center"/>
+            <w:tcMar>
+              <w:top w:w="90" w:type="dxa"/>
+              <w:start w:w="120" w:type="dxa"/>
+              <w:bottom w:w="90" w:type="dxa"/>
+              <w:end w:w="120" w:type="dxa"/>
+            </w:tcMar>
+          </w:tcPr>
+          <w:p>
+            <w:r>
+              <w:t>Les trois diagnostics sont relies aux quatre plantes et exploitables dans le guide d'observation.</w:t>
+            </w:r>
+          </w:p>
+        </w:tc>
+        <w:tc>
+          <w:tcPr>
+            <w:tcW w:type="dxa" w:w="1900"/>
+            <w:vAlign w:val="center"/>
+            <w:tcMar>
+              <w:top w:w="90" w:type="dxa"/>
+              <w:start w:w="120" w:type="dxa"/>
+              <w:bottom w:w="90" w:type="dxa"/>
+              <w:end w:w="120" w:type="dxa"/>
+            </w:tcMar>
+          </w:tcPr>
+          <w:p>
+            <w:r>
+              <w:t>Maillage interne</w:t>
+            </w:r>
+          </w:p>
+        </w:tc>
+      </w:tr>
+      <w:tr>
+        <w:tc>
+          <w:tcPr>
+            <w:tcW w:type="dxa" w:w="950"/>
+            <w:shd w:fill="E8F1EA"/>
+            <w:vAlign w:val="center"/>
+            <w:tcMar>
+              <w:top w:w="90" w:type="dxa"/>
+              <w:start w:w="120" w:type="dxa"/>
+              <w:bottom w:w="90" w:type="dxa"/>
+              <w:end w:w="120" w:type="dxa"/>
+            </w:tcMar>
+          </w:tcPr>
+          <w:p>
+            <w:r>
+              <w:t>[x] L6</w:t>
+            </w:r>
+          </w:p>
+        </w:tc>
+        <w:tc>
+          <w:tcPr>
+            <w:tcW w:type="dxa" w:w="1800"/>
+            <w:vAlign w:val="center"/>
+            <w:tcMar>
+              <w:top w:w="90" w:type="dxa"/>
+              <w:start w:w="120" w:type="dxa"/>
+              <w:bottom w:w="90" w:type="dxa"/>
+              <w:end w:w="120" w:type="dxa"/>
+            </w:tcMar>
+          </w:tcPr>
+          <w:p>
+            <w:r>
+              <w:t>Dashboard d'action</w:t>
+            </w:r>
+          </w:p>
+        </w:tc>
+        <w:tc>
+          <w:tcPr>
+            <w:tcW w:type="dxa" w:w="4710"/>
+            <w:vAlign w:val="center"/>
+            <w:tcMar>
+              <w:top w:w="90" w:type="dxa"/>
+              <w:start w:w="120" w:type="dxa"/>
+              <w:bottom w:w="90" w:type="dxa"/>
+              <w:end w:w="120" w:type="dxa"/>
+            </w:tcMar>
+          </w:tcPr>
+          <w:p>
+            <w:r>
+              <w:t>Files de brouillons, revisions, alertes SEO, auteurs manquants et couverture par type avec liens directs.</w:t>
+            </w:r>
+          </w:p>
+        </w:tc>
+        <w:tc>
+          <w:tcPr>
+            <w:tcW w:type="dxa" w:w="1900"/>
+            <w:vAlign w:val="center"/>
+            <w:tcMar>
+              <w:top w:w="90" w:type="dxa"/>
+              <w:start w:w="120" w:type="dxa"/>
+              <w:bottom w:w="90" w:type="dxa"/>
+              <w:end w:w="120" w:type="dxa"/>
+            </w:tcMar>
+          </w:tcPr>
+          <w:p>
+            <w:r>
+              <w:t>25 sur 48 / 52 %</w:t>
+            </w:r>
+          </w:p>
+        </w:tc>
+      </w:tr>
+      <w:tr>
+        <w:tc>
+          <w:tcPr>
+            <w:tcW w:type="dxa" w:w="950"/>
+            <w:shd w:fill="E8F1EA"/>
+            <w:vAlign w:val="center"/>
+            <w:tcMar>
+              <w:top w:w="90" w:type="dxa"/>
+              <w:start w:w="120" w:type="dxa"/>
+              <w:bottom w:w="90" w:type="dxa"/>
+              <w:end w:w="120" w:type="dxa"/>
+            </w:tcMar>
+          </w:tcPr>
+          <w:p>
+            <w:r>
+              <w:t>[x] L7</w:t>
+            </w:r>
+          </w:p>
+        </w:tc>
+        <w:tc>
+          <w:tcPr>
+            <w:tcW w:type="dxa" w:w="1800"/>
+            <w:vAlign w:val="center"/>
+            <w:tcMar>
+              <w:top w:w="90" w:type="dxa"/>
+              <w:start w:w="120" w:type="dxa"/>
+              <w:bottom w:w="90" w:type="dxa"/>
+              <w:end w:w="120" w:type="dxa"/>
+            </w:tcMar>
+          </w:tcPr>
+          <w:p>
+            <w:r>
+              <w:t>Validation</w:t>
+            </w:r>
+          </w:p>
+        </w:tc>
+        <w:tc>
+          <w:tcPr>
+            <w:tcW w:type="dxa" w:w="4710"/>
+            <w:vAlign w:val="center"/>
+            <w:tcMar>
+              <w:top w:w="90" w:type="dxa"/>
+              <w:start w:w="120" w:type="dxa"/>
+              <w:bottom w:w="90" w:type="dxa"/>
+              <w:end w:w="120" w:type="dxa"/>
+            </w:tcMar>
+          </w:tcPr>
+          <w:p>
+            <w:r>
+              <w:t>Migration et RLS testes, 165 tests DB, lint, TypeScript, build et parcours admin-public verifies.</w:t>
+            </w:r>
+          </w:p>
+        </w:tc>
+        <w:tc>
+          <w:tcPr>
+            <w:tcW w:type="dxa" w:w="1900"/>
+            <w:vAlign w:val="center"/>
+            <w:tcMar>
+              <w:top w:w="90" w:type="dxa"/>
+              <w:start w:w="120" w:type="dxa"/>
+              <w:bottom w:w="90" w:type="dxa"/>
+              <w:end w:w="120" w:type="dxa"/>
+            </w:tcMar>
+          </w:tcPr>
+          <w:p>
+            <w:r>
+              <w:t>Definition of done</w:t>
+            </w:r>
+          </w:p>
+        </w:tc>
+      </w:tr>
+    </w:tbl>
+    <w:p>
+      <w:pPr>
+        <w:pStyle w:val="Heading2"/>
+      </w:pPr>
+      <w:r>
+        <w:t>4.12 Contenu de lancement - lot 2 realise</w:t>
+      </w:r>
+    </w:p>
+    <w:p>
+      <w:r>
+        <w:t>Objectif : atteindre les volumes de lancement des fiches plantes et diagnostics avec des contenus originaux, sources, relies et directement exploitables par les outils Natura.</w:t>
+      </w:r>
+    </w:p>
+    <w:tbl>
+      <w:tblPr>
+        <w:tblStyle w:val="TableGrid"/>
+        <w:tblW w:type="dxa" w:w="9360"/>
+        <w:jc w:val="center"/>
+        <w:tblLayout w:type="fixed"/>
+        <w:tblLook w:firstColumn="1" w:firstRow="1" w:lastColumn="0" w:lastRow="0" w:noHBand="0" w:noVBand="1" w:val="04A0"/>
+        <w:tblInd w:w="120" w:type="dxa"/>
+      </w:tblPr>
+      <w:tblGrid>
+        <w:gridCol w:w="950"/>
+        <w:gridCol w:w="1800"/>
+        <w:gridCol w:w="4710"/>
+        <w:gridCol w:w="1900"/>
+      </w:tblGrid>
+      <w:tr>
+        <w:trPr>
+          <w:tblHeader w:val="true"/>
+        </w:trPr>
+        <w:tc>
+          <w:tcPr>
+            <w:tcW w:type="dxa" w:w="950"/>
+            <w:shd w:fill="163D2D"/>
+            <w:vAlign w:val="center"/>
+            <w:tcMar>
+              <w:top w:w="90" w:type="dxa"/>
+              <w:start w:w="120" w:type="dxa"/>
+              <w:bottom w:w="90" w:type="dxa"/>
+              <w:end w:w="120" w:type="dxa"/>
+            </w:tcMar>
+          </w:tcPr>
+          <w:p>
+            <w:r>
+              <w:t>ID</w:t>
+            </w:r>
+          </w:p>
+        </w:tc>
+        <w:tc>
+          <w:tcPr>
+            <w:tcW w:type="dxa" w:w="1800"/>
+            <w:shd w:fill="163D2D"/>
+            <w:vAlign w:val="center"/>
+            <w:tcMar>
+              <w:top w:w="90" w:type="dxa"/>
+              <w:start w:w="120" w:type="dxa"/>
+              <w:bottom w:w="90" w:type="dxa"/>
+              <w:end w:w="120" w:type="dxa"/>
+            </w:tcMar>
+          </w:tcPr>
+          <w:p>
+            <w:r>
+              <w:t>Livrable</w:t>
+            </w:r>
+          </w:p>
+        </w:tc>
+        <w:tc>
+          <w:tcPr>
+            <w:tcW w:type="dxa" w:w="4710"/>
+            <w:shd w:fill="163D2D"/>
+            <w:vAlign w:val="center"/>
+            <w:tcMar>
+              <w:top w:w="90" w:type="dxa"/>
+              <w:start w:w="120" w:type="dxa"/>
+              <w:bottom w:w="90" w:type="dxa"/>
+              <w:end w:w="120" w:type="dxa"/>
+            </w:tcMar>
+          </w:tcPr>
+          <w:p>
+            <w:r>
+              <w:t>Critere</w:t>
+            </w:r>
+          </w:p>
+        </w:tc>
+        <w:tc>
+          <w:tcPr>
+            <w:tcW w:type="dxa" w:w="1900"/>
+            <w:shd w:fill="163D2D"/>
+            <w:vAlign w:val="center"/>
+            <w:tcMar>
+              <w:top w:w="90" w:type="dxa"/>
+              <w:start w:w="120" w:type="dxa"/>
+              <w:bottom w:w="90" w:type="dxa"/>
+              <w:end w:w="120" w:type="dxa"/>
+            </w:tcMar>
+          </w:tcPr>
+          <w:p>
+            <w:r>
+              <w:t>Sortie</w:t>
+            </w:r>
+          </w:p>
+        </w:tc>
+      </w:tr>
+      <w:tr>
+        <w:tc>
+          <w:tcPr>
+            <w:tcW w:type="dxa" w:w="950"/>
+            <w:shd w:fill="E8F1EA"/>
+            <w:vAlign w:val="center"/>
+            <w:tcMar>
+              <w:top w:w="90" w:type="dxa"/>
+              <w:start w:w="120" w:type="dxa"/>
+              <w:bottom w:w="90" w:type="dxa"/>
+              <w:end w:w="120" w:type="dxa"/>
+            </w:tcMar>
+          </w:tcPr>
+          <w:p>
+            <w:r>
+              <w:t>[x] L8</w:t>
+            </w:r>
+          </w:p>
+        </w:tc>
+        <w:tc>
+          <w:tcPr>
+            <w:tcW w:type="dxa" w:w="1800"/>
+            <w:vAlign w:val="center"/>
+            <w:tcMar>
+              <w:top w:w="90" w:type="dxa"/>
+              <w:start w:w="120" w:type="dxa"/>
+              <w:bottom w:w="90" w:type="dxa"/>
+              <w:end w:w="120" w:type="dxa"/>
+            </w:tcMar>
+          </w:tcPr>
+          <w:p>
+            <w:r>
+              <w:t>Onze fiches plantes</w:t>
+            </w:r>
+          </w:p>
+        </w:tc>
+        <w:tc>
+          <w:tcPr>
+            <w:tcW w:type="dxa" w:w="4710"/>
+            <w:vAlign w:val="center"/>
+            <w:tcMar>
+              <w:top w:w="90" w:type="dxa"/>
+              <w:start w:w="120" w:type="dxa"/>
+              <w:bottom w:w="90" w:type="dxa"/>
+              <w:end w:w="120" w:type="dxa"/>
+            </w:tcMar>
+          </w:tcPr>
+          <w:p>
+            <w:r>
+              <w:t>Salades, legumes compacts et herbes adaptes aux petits espaces, avec soins, limites, SEO et sources.</w:t>
+            </w:r>
+          </w:p>
+        </w:tc>
+        <w:tc>
+          <w:tcPr>
+            <w:tcW w:type="dxa" w:w="1900"/>
+            <w:vAlign w:val="center"/>
+            <w:tcMar>
+              <w:top w:w="90" w:type="dxa"/>
+              <w:start w:w="120" w:type="dxa"/>
+              <w:bottom w:w="90" w:type="dxa"/>
+              <w:end w:w="120" w:type="dxa"/>
+            </w:tcMar>
+          </w:tcPr>
+          <w:p>
+            <w:r>
+              <w:t>15 plantes sur 15</w:t>
+            </w:r>
+          </w:p>
+        </w:tc>
+      </w:tr>
+      <w:tr>
+        <w:tc>
+          <w:tcPr>
+            <w:tcW w:type="dxa" w:w="950"/>
+            <w:shd w:fill="E8F1EA"/>
+            <w:vAlign w:val="center"/>
+            <w:tcMar>
+              <w:top w:w="90" w:type="dxa"/>
+              <w:start w:w="120" w:type="dxa"/>
+              <w:bottom w:w="90" w:type="dxa"/>
+              <w:end w:w="120" w:type="dxa"/>
+            </w:tcMar>
+          </w:tcPr>
+          <w:p>
+            <w:r>
+              <w:t>[x] L9</w:t>
+            </w:r>
+          </w:p>
+        </w:tc>
+        <w:tc>
+          <w:tcPr>
+            <w:tcW w:type="dxa" w:w="1800"/>
+            <w:vAlign w:val="center"/>
+            <w:tcMar>
+              <w:top w:w="90" w:type="dxa"/>
+              <w:start w:w="120" w:type="dxa"/>
+              <w:bottom w:w="90" w:type="dxa"/>
+              <w:end w:w="120" w:type="dxa"/>
+            </w:tcMar>
+          </w:tcPr>
+          <w:p>
+            <w:r>
+              <w:t>Six diagnostics</w:t>
+            </w:r>
+          </w:p>
+        </w:tc>
+        <w:tc>
+          <w:tcPr>
+            <w:tcW w:type="dxa" w:w="4710"/>
+            <w:vAlign w:val="center"/>
+            <w:tcMar>
+              <w:top w:w="90" w:type="dxa"/>
+              <w:start w:w="120" w:type="dxa"/>
+              <w:bottom w:w="90" w:type="dxa"/>
+              <w:end w:w="120" w:type="dxa"/>
+            </w:tcMar>
+          </w:tcPr>
+          <w:p>
+            <w:r>
+              <w:t>Acariens, aleurodes, racines gorgees d'eau, necrose apicale, rouille et limaces avec verification avant action.</w:t>
+            </w:r>
+          </w:p>
+        </w:tc>
+        <w:tc>
+          <w:tcPr>
+            <w:tcW w:type="dxa" w:w="1900"/>
+            <w:vAlign w:val="center"/>
+            <w:tcMar>
+              <w:top w:w="90" w:type="dxa"/>
+              <w:start w:w="120" w:type="dxa"/>
+              <w:bottom w:w="90" w:type="dxa"/>
+              <w:end w:w="120" w:type="dxa"/>
+            </w:tcMar>
+          </w:tcPr>
+          <w:p>
+            <w:r>
+              <w:t>10 diagnostics sur 10</w:t>
+            </w:r>
+          </w:p>
+        </w:tc>
+      </w:tr>
+      <w:tr>
+        <w:tc>
+          <w:tcPr>
+            <w:tcW w:type="dxa" w:w="950"/>
+            <w:shd w:fill="E8F1EA"/>
+            <w:vAlign w:val="center"/>
+            <w:tcMar>
+              <w:top w:w="90" w:type="dxa"/>
+              <w:start w:w="120" w:type="dxa"/>
+              <w:bottom w:w="90" w:type="dxa"/>
+              <w:end w:w="120" w:type="dxa"/>
+            </w:tcMar>
+          </w:tcPr>
+          <w:p>
+            <w:r>
+              <w:t>[x] L10</w:t>
+            </w:r>
+          </w:p>
+        </w:tc>
+        <w:tc>
+          <w:tcPr>
+            <w:tcW w:type="dxa" w:w="1800"/>
+            <w:vAlign w:val="center"/>
+            <w:tcMar>
+              <w:top w:w="90" w:type="dxa"/>
+              <w:start w:w="120" w:type="dxa"/>
+              <w:bottom w:w="90" w:type="dxa"/>
+              <w:end w:w="120" w:type="dxa"/>
+            </w:tcMar>
+          </w:tcPr>
+          <w:p>
+            <w:r>
+              <w:t>Sources et responsabilite</w:t>
+            </w:r>
+          </w:p>
+        </w:tc>
+        <w:tc>
+          <w:tcPr>
+            <w:tcW w:type="dxa" w:w="4710"/>
+            <w:vAlign w:val="center"/>
+            <w:tcMar>
+              <w:top w:w="90" w:type="dxa"/>
+              <w:start w:w="120" w:type="dxa"/>
+              <w:bottom w:w="90" w:type="dxa"/>
+              <w:end w:w="120" w:type="dxa"/>
+            </w:tcMar>
+          </w:tcPr>
+          <w:p>
+            <w:r>
+              <w:t>Chaque nouveau contenu comporte au moins deux sources visibles et un auteur-reviseur distinct approuve.</w:t>
+            </w:r>
+          </w:p>
+        </w:tc>
+        <w:tc>
+          <w:tcPr>
+            <w:tcW w:type="dxa" w:w="1900"/>
+            <w:vAlign w:val="center"/>
+            <w:tcMar>
+              <w:top w:w="90" w:type="dxa"/>
+              <w:start w:w="120" w:type="dxa"/>
+              <w:bottom w:w="90" w:type="dxa"/>
+              <w:end w:w="120" w:type="dxa"/>
+            </w:tcMar>
+          </w:tcPr>
+          <w:p>
+            <w:r>
+              <w:t>17 workflows approuves</w:t>
+            </w:r>
+          </w:p>
+        </w:tc>
+      </w:tr>
+      <w:tr>
+        <w:tc>
+          <w:tcPr>
+            <w:tcW w:type="dxa" w:w="950"/>
+            <w:shd w:fill="E8F1EA"/>
+            <w:vAlign w:val="center"/>
+            <w:tcMar>
+              <w:top w:w="90" w:type="dxa"/>
+              <w:start w:w="120" w:type="dxa"/>
+              <w:bottom w:w="90" w:type="dxa"/>
+              <w:end w:w="120" w:type="dxa"/>
+            </w:tcMar>
+          </w:tcPr>
+          <w:p>
+            <w:r>
+              <w:t>[x] L11</w:t>
+            </w:r>
+          </w:p>
+        </w:tc>
+        <w:tc>
+          <w:tcPr>
+            <w:tcW w:type="dxa" w:w="1800"/>
+            <w:vAlign w:val="center"/>
+            <w:tcMar>
+              <w:top w:w="90" w:type="dxa"/>
+              <w:start w:w="120" w:type="dxa"/>
+              <w:bottom w:w="90" w:type="dxa"/>
+              <w:end w:w="120" w:type="dxa"/>
+            </w:tcMar>
+          </w:tcPr>
+          <w:p>
+            <w:r>
+              <w:t>Plant Finder</w:t>
+            </w:r>
+          </w:p>
+        </w:tc>
+        <w:tc>
+          <w:tcPr>
+            <w:tcW w:type="dxa" w:w="4710"/>
+            <w:vAlign w:val="center"/>
+            <w:tcMar>
+              <w:top w:w="90" w:type="dxa"/>
+              <w:start w:w="120" w:type="dxa"/>
+              <w:bottom w:w="90" w:type="dxa"/>
+              <w:end w:w="120" w:type="dxa"/>
+            </w:tcMar>
+          </w:tcPr>
+          <w:p>
+            <w:r>
+              <w:t>Les quinze plantes possedent un profil de lumiere, espace, soin et climat pour un classement explicable.</w:t>
+            </w:r>
+          </w:p>
+        </w:tc>
+        <w:tc>
+          <w:tcPr>
+            <w:tcW w:type="dxa" w:w="1900"/>
+            <w:vAlign w:val="center"/>
+            <w:tcMar>
+              <w:top w:w="90" w:type="dxa"/>
+              <w:start w:w="120" w:type="dxa"/>
+              <w:bottom w:w="90" w:type="dxa"/>
+              <w:end w:w="120" w:type="dxa"/>
+            </w:tcMar>
+          </w:tcPr>
+          <w:p>
+            <w:r>
+              <w:t>15 profils de correspondance</w:t>
+            </w:r>
+          </w:p>
+        </w:tc>
+      </w:tr>
+      <w:tr>
+        <w:tc>
+          <w:tcPr>
+            <w:tcW w:type="dxa" w:w="950"/>
+            <w:shd w:fill="E8F1EA"/>
+            <w:vAlign w:val="center"/>
+            <w:tcMar>
+              <w:top w:w="90" w:type="dxa"/>
+              <w:start w:w="120" w:type="dxa"/>
+              <w:bottom w:w="90" w:type="dxa"/>
+              <w:end w:w="120" w:type="dxa"/>
+            </w:tcMar>
+          </w:tcPr>
+          <w:p>
+            <w:r>
+              <w:t>[x] L12</w:t>
+            </w:r>
+          </w:p>
+        </w:tc>
+        <w:tc>
+          <w:tcPr>
+            <w:tcW w:type="dxa" w:w="1800"/>
+            <w:vAlign w:val="center"/>
+            <w:tcMar>
+              <w:top w:w="90" w:type="dxa"/>
+              <w:start w:w="120" w:type="dxa"/>
+              <w:bottom w:w="90" w:type="dxa"/>
+              <w:end w:w="120" w:type="dxa"/>
+            </w:tcMar>
+          </w:tcPr>
+          <w:p>
+            <w:r>
+              <w:t>Maillage utile</w:t>
+            </w:r>
+          </w:p>
+        </w:tc>
+        <w:tc>
+          <w:tcPr>
+            <w:tcW w:type="dxa" w:w="4710"/>
+            <w:vAlign w:val="center"/>
+            <w:tcMar>
+              <w:top w:w="90" w:type="dxa"/>
+              <w:start w:w="120" w:type="dxa"/>
+              <w:bottom w:w="90" w:type="dxa"/>
+              <w:end w:w="120" w:type="dxa"/>
+            </w:tcMar>
+          </w:tcPr>
+          <w:p>
+            <w:r>
+              <w:t>Relations ciblees entre diagnostics et plantes, dont le guide racinaire commun aux quinze cultures en pot.</w:t>
+            </w:r>
+          </w:p>
+        </w:tc>
+        <w:tc>
+          <w:tcPr>
+            <w:tcW w:type="dxa" w:w="1900"/>
+            <w:vAlign w:val="center"/>
+            <w:tcMar>
+              <w:top w:w="90" w:type="dxa"/>
+              <w:start w:w="120" w:type="dxa"/>
+              <w:bottom w:w="90" w:type="dxa"/>
+              <w:end w:w="120" w:type="dxa"/>
+            </w:tcMar>
+          </w:tcPr>
+          <w:p>
+            <w:r>
+              <w:t>Navigation croisee</w:t>
+            </w:r>
+          </w:p>
+        </w:tc>
+      </w:tr>
+      <w:tr>
+        <w:tc>
+          <w:tcPr>
+            <w:tcW w:type="dxa" w:w="950"/>
+            <w:shd w:fill="E8F1EA"/>
+            <w:vAlign w:val="center"/>
+            <w:tcMar>
+              <w:top w:w="90" w:type="dxa"/>
+              <w:start w:w="120" w:type="dxa"/>
+              <w:bottom w:w="90" w:type="dxa"/>
+              <w:end w:w="120" w:type="dxa"/>
+            </w:tcMar>
+          </w:tcPr>
+          <w:p>
+            <w:r>
+              <w:t>[x] L13</w:t>
+            </w:r>
+          </w:p>
+        </w:tc>
+        <w:tc>
+          <w:tcPr>
+            <w:tcW w:type="dxa" w:w="1800"/>
+            <w:vAlign w:val="center"/>
+            <w:tcMar>
+              <w:top w:w="90" w:type="dxa"/>
+              <w:start w:w="120" w:type="dxa"/>
+              <w:bottom w:w="90" w:type="dxa"/>
+              <w:end w:w="120" w:type="dxa"/>
+            </w:tcMar>
+          </w:tcPr>
+          <w:p>
+            <w:r>
+              <w:t>Dashboard lancement</w:t>
+            </w:r>
+          </w:p>
+        </w:tc>
+        <w:tc>
+          <w:tcPr>
+            <w:tcW w:type="dxa" w:w="4710"/>
+            <w:vAlign w:val="center"/>
+            <w:tcMar>
+              <w:top w:w="90" w:type="dxa"/>
+              <w:start w:w="120" w:type="dxa"/>
+              <w:bottom w:w="90" w:type="dxa"/>
+              <w:end w:w="120" w:type="dxa"/>
+            </w:tcMar>
+          </w:tcPr>
+          <w:p>
+            <w:r>
+              <w:t>Plantes et diagnostics marques prets; la collection atteint 42 contenus sur une cible de 48.</w:t>
+            </w:r>
+          </w:p>
+        </w:tc>
+        <w:tc>
+          <w:tcPr>
+            <w:tcW w:type="dxa" w:w="1900"/>
+            <w:vAlign w:val="center"/>
+            <w:tcMar>
+              <w:top w:w="90" w:type="dxa"/>
+              <w:start w:w="120" w:type="dxa"/>
+              <w:bottom w:w="90" w:type="dxa"/>
+              <w:end w:w="120" w:type="dxa"/>
+            </w:tcMar>
+          </w:tcPr>
+          <w:p>
+            <w:r>
+              <w:t>88 % / 5 types sur 7</w:t>
+            </w:r>
+          </w:p>
+        </w:tc>
+      </w:tr>
+      <w:tr>
+        <w:tc>
+          <w:tcPr>
+            <w:tcW w:type="dxa" w:w="950"/>
+            <w:shd w:fill="E8F1EA"/>
+            <w:vAlign w:val="center"/>
+            <w:tcMar>
+              <w:top w:w="90" w:type="dxa"/>
+              <w:start w:w="120" w:type="dxa"/>
+              <w:bottom w:w="90" w:type="dxa"/>
+              <w:end w:w="120" w:type="dxa"/>
+            </w:tcMar>
+          </w:tcPr>
+          <w:p>
+            <w:r>
+              <w:t>[x] L14</w:t>
+            </w:r>
+          </w:p>
+        </w:tc>
+        <w:tc>
+          <w:tcPr>
+            <w:tcW w:type="dxa" w:w="1800"/>
+            <w:vAlign w:val="center"/>
+            <w:tcMar>
+              <w:top w:w="90" w:type="dxa"/>
+              <w:start w:w="120" w:type="dxa"/>
+              <w:bottom w:w="90" w:type="dxa"/>
+              <w:end w:w="120" w:type="dxa"/>
+            </w:tcMar>
+          </w:tcPr>
+          <w:p>
+            <w:r>
+              <w:t>Validation</w:t>
+            </w:r>
+          </w:p>
+        </w:tc>
+        <w:tc>
+          <w:tcPr>
+            <w:tcW w:type="dxa" w:w="4710"/>
+            <w:vAlign w:val="center"/>
+            <w:tcMar>
+              <w:top w:w="90" w:type="dxa"/>
+              <w:start w:w="120" w:type="dxa"/>
+              <w:bottom w:w="90" w:type="dxa"/>
+              <w:end w:w="120" w:type="dxa"/>
+            </w:tcMar>
+          </w:tcPr>
+          <w:p>
+            <w:r>
+              <w:t>190 tests PostgreSQL/RLS, lint, TypeScript, build, pages publiques et dashboard verifies dans le navigateur.</w:t>
+            </w:r>
+          </w:p>
+        </w:tc>
+        <w:tc>
+          <w:tcPr>
+            <w:tcW w:type="dxa" w:w="1900"/>
+            <w:vAlign w:val="center"/>
+            <w:tcMar>
+              <w:top w:w="90" w:type="dxa"/>
+              <w:start w:w="120" w:type="dxa"/>
+              <w:bottom w:w="90" w:type="dxa"/>
+              <w:end w:w="120" w:type="dxa"/>
+            </w:tcMar>
+          </w:tcPr>
+          <w:p>
+            <w:r>
+              <w:t>Definition of done</w:t>
+            </w:r>
+          </w:p>
+        </w:tc>
+      </w:tr>
+    </w:tbl>
+    <w:p>
+      <w:pPr>
+        <w:pStyle w:val="Heading2"/>
+      </w:pPr>
+      <w:r>
+        <w:t>4.13 Contenu de lancement - lot 3 réalisé</w:t>
+      </w:r>
+    </w:p>
+    <w:tbl>
+      <w:tblPr>
+        <w:tblStyle w:val="TableGrid"/>
+        <w:tblW w:type="dxa" w:w="9360"/>
+        <w:jc w:val="center"/>
+        <w:tblLayout w:type="fixed"/>
+        <w:tblLook w:firstColumn="1" w:firstRow="1" w:lastColumn="0" w:lastRow="0" w:noHBand="0" w:noVBand="1" w:val="04A0"/>
+        <w:tblInd w:w="120" w:type="dxa"/>
+      </w:tblPr>
+      <w:tblGrid>
+        <w:gridCol w:w="950"/>
+        <w:gridCol w:w="1800"/>
+        <w:gridCol w:w="4710"/>
+        <w:gridCol w:w="1900"/>
+      </w:tblGrid>
+      <w:tr>
+        <w:trPr>
+          <w:tblHeader w:val="true"/>
+        </w:trPr>
+        <w:tc>
+          <w:tcPr>
+            <w:tcW w:type="dxa" w:w="950"/>
+            <w:shd w:fill="163D2D"/>
+            <w:vAlign w:val="center"/>
+            <w:tcMar>
+              <w:top w:w="90" w:type="dxa"/>
+              <w:start w:w="120" w:type="dxa"/>
+              <w:bottom w:w="90" w:type="dxa"/>
+              <w:end w:w="120" w:type="dxa"/>
+            </w:tcMar>
+          </w:tcPr>
+          <w:p>
+            <w:r>
+              <w:t>ID</w:t>
+            </w:r>
+          </w:p>
+        </w:tc>
+        <w:tc>
+          <w:tcPr>
+            <w:tcW w:type="dxa" w:w="1800"/>
+            <w:shd w:fill="163D2D"/>
+            <w:vAlign w:val="center"/>
+            <w:tcMar>
+              <w:top w:w="90" w:type="dxa"/>
+              <w:start w:w="120" w:type="dxa"/>
+              <w:bottom w:w="90" w:type="dxa"/>
+              <w:end w:w="120" w:type="dxa"/>
+            </w:tcMar>
+          </w:tcPr>
+          <w:p>
+            <w:r>
+              <w:t>Livrable</w:t>
+            </w:r>
+          </w:p>
+        </w:tc>
+        <w:tc>
+          <w:tcPr>
+            <w:tcW w:type="dxa" w:w="4710"/>
+            <w:shd w:fill="163D2D"/>
+            <w:vAlign w:val="center"/>
+            <w:tcMar>
+              <w:top w:w="90" w:type="dxa"/>
+              <w:start w:w="120" w:type="dxa"/>
+              <w:bottom w:w="90" w:type="dxa"/>
+              <w:end w:w="120" w:type="dxa"/>
+            </w:tcMar>
+          </w:tcPr>
+          <w:p>
+            <w:r>
+              <w:t>Critère</w:t>
+            </w:r>
+          </w:p>
+        </w:tc>
+        <w:tc>
+          <w:tcPr>
+            <w:tcW w:type="dxa" w:w="1900"/>
+            <w:shd w:fill="163D2D"/>
+            <w:vAlign w:val="center"/>
+            <w:tcMar>
+              <w:top w:w="90" w:type="dxa"/>
+              <w:start w:w="120" w:type="dxa"/>
+              <w:bottom w:w="90" w:type="dxa"/>
+              <w:end w:w="120" w:type="dxa"/>
+            </w:tcMar>
+          </w:tcPr>
+          <w:p>
+            <w:r>
+              <w:t>Sortie</w:t>
+            </w:r>
+          </w:p>
+        </w:tc>
+      </w:tr>
+      <w:tr>
+        <w:tc>
+          <w:tcPr>
+            <w:tcW w:type="dxa" w:w="950"/>
+            <w:shd w:fill="E8F1EA"/>
+            <w:vAlign w:val="center"/>
+            <w:tcMar>
+              <w:top w:w="90" w:type="dxa"/>
+              <w:start w:w="120" w:type="dxa"/>
+              <w:bottom w:w="90" w:type="dxa"/>
+              <w:end w:w="120" w:type="dxa"/>
+            </w:tcMar>
+          </w:tcPr>
+          <w:p>
+            <w:r>
+              <w:t>[x] L15</w:t>
+            </w:r>
+          </w:p>
+        </w:tc>
+        <w:tc>
+          <w:tcPr>
+            <w:tcW w:type="dxa" w:w="1800"/>
+            <w:vAlign w:val="center"/>
+            <w:tcMar>
+              <w:top w:w="90" w:type="dxa"/>
+              <w:start w:w="120" w:type="dxa"/>
+              <w:bottom w:w="90" w:type="dxa"/>
+              <w:end w:w="120" w:type="dxa"/>
+            </w:tcMar>
+          </w:tcPr>
+          <w:p>
+            <w:r>
+              <w:t>Quatre guides pratiques</w:t>
+            </w:r>
+          </w:p>
+        </w:tc>
+        <w:tc>
+          <w:tcPr>
+            <w:tcW w:type="dxa" w:w="4710"/>
+            <w:vAlign w:val="center"/>
+            <w:tcMar>
+              <w:top w:w="90" w:type="dxa"/>
+              <w:start w:w="120" w:type="dxa"/>
+              <w:bottom w:w="90" w:type="dxa"/>
+              <w:end w:w="120" w:type="dxa"/>
+            </w:tcMar>
+          </w:tcPr>
+          <w:p>
+            <w:r>
+              <w:t>Salades successives, herbes méditerranéennes, légumineuses compactes et cultures fruitières chaudes avec étapes, matériel et limites.</w:t>
+            </w:r>
+          </w:p>
+        </w:tc>
+        <w:tc>
+          <w:tcPr>
+            <w:tcW w:type="dxa" w:w="1900"/>
+            <w:vAlign w:val="center"/>
+            <w:tcMar>
+              <w:top w:w="90" w:type="dxa"/>
+              <w:start w:w="120" w:type="dxa"/>
+              <w:bottom w:w="90" w:type="dxa"/>
+              <w:end w:w="120" w:type="dxa"/>
+            </w:tcMar>
+          </w:tcPr>
+          <w:p>
+            <w:r>
+              <w:t>5 guides sur 5</w:t>
+            </w:r>
+          </w:p>
+        </w:tc>
+      </w:tr>
+      <w:tr>
+        <w:tc>
+          <w:tcPr>
+            <w:tcW w:type="dxa" w:w="950"/>
+            <w:shd w:fill="E8F1EA"/>
+            <w:vAlign w:val="center"/>
+            <w:tcMar>
+              <w:top w:w="90" w:type="dxa"/>
+              <w:start w:w="120" w:type="dxa"/>
+              <w:bottom w:w="90" w:type="dxa"/>
+              <w:end w:w="120" w:type="dxa"/>
+            </w:tcMar>
+          </w:tcPr>
+          <w:p>
+            <w:r>
+              <w:t>[x] L16</w:t>
+            </w:r>
+          </w:p>
+        </w:tc>
+        <w:tc>
+          <w:tcPr>
+            <w:tcW w:type="dxa" w:w="1800"/>
+            <w:vAlign w:val="center"/>
+            <w:tcMar>
+              <w:top w:w="90" w:type="dxa"/>
+              <w:start w:w="120" w:type="dxa"/>
+              <w:bottom w:w="90" w:type="dxa"/>
+              <w:end w:w="120" w:type="dxa"/>
+            </w:tcMar>
+          </w:tcPr>
+          <w:p>
+            <w:r>
+              <w:t>Deux comparatifs</w:t>
+            </w:r>
+          </w:p>
+        </w:tc>
+        <w:tc>
+          <w:tcPr>
+            <w:tcW w:type="dxa" w:w="4710"/>
+            <w:vAlign w:val="center"/>
+            <w:tcMar>
+              <w:top w:w="90" w:type="dxa"/>
+              <w:start w:w="120" w:type="dxa"/>
+              <w:bottom w:w="90" w:type="dxa"/>
+              <w:end w:w="120" w:type="dxa"/>
+            </w:tcMar>
+          </w:tcPr>
+          <w:p>
+            <w:r>
+              <w:t>Matériaux de pots et méthodes de démarrage comparés selon cinq critères pondérés et trois options chacun.</w:t>
+            </w:r>
+          </w:p>
+        </w:tc>
+        <w:tc>
+          <w:tcPr>
+            <w:tcW w:type="dxa" w:w="1900"/>
+            <w:vAlign w:val="center"/>
+            <w:tcMar>
+              <w:top w:w="90" w:type="dxa"/>
+              <w:start w:w="120" w:type="dxa"/>
+              <w:bottom w:w="90" w:type="dxa"/>
+              <w:end w:w="120" w:type="dxa"/>
+            </w:tcMar>
+          </w:tcPr>
+          <w:p>
+            <w:r>
+              <w:t>3 comparatifs sur 3</w:t>
+            </w:r>
+          </w:p>
+        </w:tc>
+      </w:tr>
+      <w:tr>
+        <w:tc>
+          <w:tcPr>
+            <w:tcW w:type="dxa" w:w="950"/>
+            <w:shd w:fill="E8F1EA"/>
+            <w:vAlign w:val="center"/>
+            <w:tcMar>
+              <w:top w:w="90" w:type="dxa"/>
+              <w:start w:w="120" w:type="dxa"/>
+              <w:bottom w:w="90" w:type="dxa"/>
+              <w:end w:w="120" w:type="dxa"/>
+            </w:tcMar>
+          </w:tcPr>
+          <w:p>
+            <w:r>
+              <w:t>[x] L17</w:t>
+            </w:r>
+          </w:p>
+        </w:tc>
+        <w:tc>
+          <w:tcPr>
+            <w:tcW w:type="dxa" w:w="1800"/>
+            <w:vAlign w:val="center"/>
+            <w:tcMar>
+              <w:top w:w="90" w:type="dxa"/>
+              <w:start w:w="120" w:type="dxa"/>
+              <w:bottom w:w="90" w:type="dxa"/>
+              <w:end w:w="120" w:type="dxa"/>
+            </w:tcMar>
+          </w:tcPr>
+          <w:p>
+            <w:r>
+              <w:t>Sources visibles</w:t>
+            </w:r>
+          </w:p>
+        </w:tc>
+        <w:tc>
+          <w:tcPr>
+            <w:tcW w:type="dxa" w:w="4710"/>
+            <w:vAlign w:val="center"/>
+            <w:tcMar>
+              <w:top w:w="90" w:type="dxa"/>
+              <w:start w:w="120" w:type="dxa"/>
+              <w:bottom w:w="90" w:type="dxa"/>
+              <w:end w:w="120" w:type="dxa"/>
+            </w:tcMar>
+          </w:tcPr>
+          <w:p>
+            <w:r>
+              <w:t>Références horticoles publiques affichées sur les guides et comparatifs, avec liens accessibles aux lecteurs.</w:t>
+            </w:r>
+          </w:p>
+        </w:tc>
+        <w:tc>
+          <w:tcPr>
+            <w:tcW w:type="dxa" w:w="1900"/>
+            <w:vAlign w:val="center"/>
+            <w:tcMar>
+              <w:top w:w="90" w:type="dxa"/>
+              <w:start w:w="120" w:type="dxa"/>
+              <w:bottom w:w="90" w:type="dxa"/>
+              <w:end w:w="120" w:type="dxa"/>
+            </w:tcMar>
+          </w:tcPr>
+          <w:p>
+            <w:r>
+              <w:t>2 à 3 sources par contenu</w:t>
+            </w:r>
+          </w:p>
+        </w:tc>
+      </w:tr>
+      <w:tr>
+        <w:tc>
+          <w:tcPr>
+            <w:tcW w:type="dxa" w:w="950"/>
+            <w:shd w:fill="E8F1EA"/>
+            <w:vAlign w:val="center"/>
+            <w:tcMar>
+              <w:top w:w="90" w:type="dxa"/>
+              <w:start w:w="120" w:type="dxa"/>
+              <w:bottom w:w="90" w:type="dxa"/>
+              <w:end w:w="120" w:type="dxa"/>
+            </w:tcMar>
+          </w:tcPr>
+          <w:p>
+            <w:r>
+              <w:t>[x] L18</w:t>
+            </w:r>
+          </w:p>
+        </w:tc>
+        <w:tc>
+          <w:tcPr>
+            <w:tcW w:type="dxa" w:w="1800"/>
+            <w:vAlign w:val="center"/>
+            <w:tcMar>
+              <w:top w:w="90" w:type="dxa"/>
+              <w:start w:w="120" w:type="dxa"/>
+              <w:bottom w:w="90" w:type="dxa"/>
+              <w:end w:w="120" w:type="dxa"/>
+            </w:tcMar>
+          </w:tcPr>
+          <w:p>
+            <w:r>
+              <w:t>Méthode et indépendance</w:t>
+            </w:r>
+          </w:p>
+        </w:tc>
+        <w:tc>
+          <w:tcPr>
+            <w:tcW w:type="dxa" w:w="4710"/>
+            <w:vAlign w:val="center"/>
+            <w:tcMar>
+              <w:top w:w="90" w:type="dxa"/>
+              <w:start w:w="120" w:type="dxa"/>
+              <w:bottom w:w="90" w:type="dxa"/>
+              <w:end w:w="120" w:type="dxa"/>
+            </w:tcMar>
+          </w:tcPr>
+          <w:p>
+            <w:r>
+              <w:t>Comparatifs déclarés comme recherche documentaire, sans essai produit, lien d'affiliation ni relation commerciale.</w:t>
+            </w:r>
+          </w:p>
+        </w:tc>
+        <w:tc>
+          <w:tcPr>
+            <w:tcW w:type="dxa" w:w="1900"/>
+            <w:vAlign w:val="center"/>
+            <w:tcMar>
+              <w:top w:w="90" w:type="dxa"/>
+              <w:start w:w="120" w:type="dxa"/>
+              <w:bottom w:w="90" w:type="dxa"/>
+              <w:end w:w="120" w:type="dxa"/>
+            </w:tcMar>
+          </w:tcPr>
+          <w:p>
+            <w:r>
+              <w:t>Transparence publique</w:t>
+            </w:r>
+          </w:p>
+        </w:tc>
+      </w:tr>
+      <w:tr>
+        <w:tc>
+          <w:tcPr>
+            <w:tcW w:type="dxa" w:w="950"/>
+            <w:shd w:fill="E8F1EA"/>
+            <w:vAlign w:val="center"/>
+            <w:tcMar>
+              <w:top w:w="90" w:type="dxa"/>
+              <w:start w:w="120" w:type="dxa"/>
+              <w:bottom w:w="90" w:type="dxa"/>
+              <w:end w:w="120" w:type="dxa"/>
+            </w:tcMar>
+          </w:tcPr>
+          <w:p>
+            <w:r>
+              <w:t>[x] L19</w:t>
+            </w:r>
+          </w:p>
+        </w:tc>
+        <w:tc>
+          <w:tcPr>
+            <w:tcW w:type="dxa" w:w="1800"/>
+            <w:vAlign w:val="center"/>
+            <w:tcMar>
+              <w:top w:w="90" w:type="dxa"/>
+              <w:start w:w="120" w:type="dxa"/>
+              <w:bottom w:w="90" w:type="dxa"/>
+              <w:end w:w="120" w:type="dxa"/>
+            </w:tcMar>
+          </w:tcPr>
+          <w:p>
+            <w:r>
+              <w:t>Maillage et recherche</w:t>
+            </w:r>
+          </w:p>
+        </w:tc>
+        <w:tc>
+          <w:tcPr>
+            <w:tcW w:type="dxa" w:w="4710"/>
+            <w:vAlign w:val="center"/>
+            <w:tcMar>
+              <w:top w:w="90" w:type="dxa"/>
+              <w:start w:w="120" w:type="dxa"/>
+              <w:bottom w:w="90" w:type="dxa"/>
+              <w:end w:w="120" w:type="dxa"/>
+            </w:tcMar>
+          </w:tcPr>
+          <w:p>
+            <w:r>
+              <w:t>Guides reliés aux plantes concernées et nouveaux contenus trouvables par la recherche PostgreSQL.</w:t>
+            </w:r>
+          </w:p>
+        </w:tc>
+        <w:tc>
+          <w:tcPr>
+            <w:tcW w:type="dxa" w:w="1900"/>
+            <w:vAlign w:val="center"/>
+            <w:tcMar>
+              <w:top w:w="90" w:type="dxa"/>
+              <w:start w:w="120" w:type="dxa"/>
+              <w:bottom w:w="90" w:type="dxa"/>
+              <w:end w:w="120" w:type="dxa"/>
+            </w:tcMar>
+          </w:tcPr>
+          <w:p>
+            <w:r>
+              <w:t>Navigation croisée</w:t>
+            </w:r>
+          </w:p>
+        </w:tc>
+      </w:tr>
+      <w:tr>
+        <w:tc>
+          <w:tcPr>
+            <w:tcW w:type="dxa" w:w="950"/>
+            <w:shd w:fill="E8F1EA"/>
+            <w:vAlign w:val="center"/>
+            <w:tcMar>
+              <w:top w:w="90" w:type="dxa"/>
+              <w:start w:w="120" w:type="dxa"/>
+              <w:bottom w:w="90" w:type="dxa"/>
+              <w:end w:w="120" w:type="dxa"/>
+            </w:tcMar>
+          </w:tcPr>
+          <w:p>
+            <w:r>
+              <w:t>[x] L20</w:t>
+            </w:r>
+          </w:p>
+        </w:tc>
+        <w:tc>
+          <w:tcPr>
+            <w:tcW w:type="dxa" w:w="1800"/>
+            <w:vAlign w:val="center"/>
+            <w:tcMar>
+              <w:top w:w="90" w:type="dxa"/>
+              <w:start w:w="120" w:type="dxa"/>
+              <w:bottom w:w="90" w:type="dxa"/>
+              <w:end w:w="120" w:type="dxa"/>
+            </w:tcMar>
+          </w:tcPr>
+          <w:p>
+            <w:r>
+              <w:t>Dashboard lancement</w:t>
+            </w:r>
+          </w:p>
+        </w:tc>
+        <w:tc>
+          <w:tcPr>
+            <w:tcW w:type="dxa" w:w="4710"/>
+            <w:vAlign w:val="center"/>
+            <w:tcMar>
+              <w:top w:w="90" w:type="dxa"/>
+              <w:start w:w="120" w:type="dxa"/>
+              <w:bottom w:w="90" w:type="dxa"/>
+              <w:end w:w="120" w:type="dxa"/>
+            </w:tcMar>
+          </w:tcPr>
+          <w:p>
+            <w:r>
+              <w:t>Les sept types de contenu sont prêts et les volumes cibles sont couverts.</w:t>
+            </w:r>
+          </w:p>
+        </w:tc>
+        <w:tc>
+          <w:tcPr>
+            <w:tcW w:type="dxa" w:w="1900"/>
+            <w:vAlign w:val="center"/>
+            <w:tcMar>
+              <w:top w:w="90" w:type="dxa"/>
+              <w:start w:w="120" w:type="dxa"/>
+              <w:bottom w:w="90" w:type="dxa"/>
+              <w:end w:w="120" w:type="dxa"/>
+            </w:tcMar>
+          </w:tcPr>
+          <w:p>
+            <w:r>
+              <w:t>100 % / 48 sur 48</w:t>
+            </w:r>
+          </w:p>
+        </w:tc>
+      </w:tr>
+      <w:tr>
+        <w:tc>
+          <w:tcPr>
+            <w:tcW w:type="dxa" w:w="950"/>
+            <w:shd w:fill="E8F1EA"/>
+            <w:vAlign w:val="center"/>
+            <w:tcMar>
+              <w:top w:w="90" w:type="dxa"/>
+              <w:start w:w="120" w:type="dxa"/>
+              <w:bottom w:w="90" w:type="dxa"/>
+              <w:end w:w="120" w:type="dxa"/>
+            </w:tcMar>
+          </w:tcPr>
+          <w:p>
+            <w:r>
+              <w:t>[x] L21</w:t>
+            </w:r>
+          </w:p>
+        </w:tc>
+        <w:tc>
+          <w:tcPr>
+            <w:tcW w:type="dxa" w:w="1800"/>
+            <w:vAlign w:val="center"/>
+            <w:tcMar>
+              <w:top w:w="90" w:type="dxa"/>
+              <w:start w:w="120" w:type="dxa"/>
+              <w:bottom w:w="90" w:type="dxa"/>
+              <w:end w:w="120" w:type="dxa"/>
+            </w:tcMar>
+          </w:tcPr>
+          <w:p>
+            <w:r>
+              <w:t>Validation</w:t>
+            </w:r>
+          </w:p>
+        </w:tc>
+        <w:tc>
+          <w:tcPr>
+            <w:tcW w:type="dxa" w:w="4710"/>
+            <w:vAlign w:val="center"/>
+            <w:tcMar>
+              <w:top w:w="90" w:type="dxa"/>
+              <w:start w:w="120" w:type="dxa"/>
+              <w:bottom w:w="90" w:type="dxa"/>
+              <w:end w:w="120" w:type="dxa"/>
+            </w:tcMar>
+          </w:tcPr>
+          <w:p>
+            <w:r>
+              <w:t>220 tests PostgreSQL/RLS, lint, TypeScript, build, pages publiques et dashboard vérifiés dans le navigateur.</w:t>
+            </w:r>
+          </w:p>
+        </w:tc>
+        <w:tc>
+          <w:tcPr>
+            <w:tcW w:type="dxa" w:w="1900"/>
+            <w:vAlign w:val="center"/>
+            <w:tcMar>
+              <w:top w:w="90" w:type="dxa"/>
+              <w:start w:w="120" w:type="dxa"/>
+              <w:bottom w:w="90" w:type="dxa"/>
+              <w:end w:w="120" w:type="dxa"/>
+            </w:tcMar>
+          </w:tcPr>
+          <w:p>
+            <w:r>
+              <w:t>Definition of done</w:t>
+            </w:r>
+          </w:p>
+        </w:tc>
+      </w:tr>
+    </w:tbl>
+    <w:p>
+      <w:pPr>
+        <w:pStyle w:val="Heading2"/>
+      </w:pPr>
+      <w:r>
+        <w:t>4.14 Acquisition organique et découvrabilité LLM - en cours</w:t>
+      </w:r>
+    </w:p>
+    <w:p>
+      <w:pPr/>
+      <w:r>
+        <w:t>Objectif : rendre chaque contenu Natura facilement enregistrable sur Pinterest, accessible aux robots de recherche générative et mesurable après la mise en ligne, sans confondre visibilité, entraînement des modèles et garantie de citation.</w:t>
+      </w:r>
+    </w:p>
+    <w:p>
+      <w:pPr>
+        <w:pStyle w:val="Heading2"/>
+      </w:pPr>
+      <w:r>
+        <w:t>4.15 Sécurité de crawl et studio YouTube - en cours</w:t>
+      </w:r>
+    </w:p>
+    <w:p>
+      <w:pPr/>
+      <w:r>
+        <w:t>Objectif : maintenir les robots de recherche sur les seules routes publiques, protéger les surfaces privées par authentification, RLS, cache privé et en-têtes anti-indexation, puis produire des vidéos anglaises reliées à des pages Natura sources.</w:t>
+      </w:r>
+    </w:p>
+    <w:p>
+      <w:pPr>
+        <w:pStyle w:val="Heading2"/>
+      </w:pPr>
+      <w:r>
+        <w:t>4.16 Qualite production - lot 1 realise</w:t>
+      </w:r>
+    </w:p>
+    <w:p>
+      <w:pPr/>
+      <w:r>
+        <w:t>Objectif : detecter les regressions sur les parcours publics et prives, corriger les contrastes WCAG automatiquement detectables, surveiller la disponibilite de l'application et produire des sauvegardes locales privees dont l'integrite est verifiable.</w:t>
+      </w:r>
+    </w:p>
+    <w:p>
+      <w:pPr/>
+      <w:r>
+        <w:t>Preuves : 11 parcours Playwright reussis; 6 pages publiques sans violation Axe serieuse ou critique automatiquement detectable; /healthz repond sans exposer de details internes; premiere sauvegarde schema, donnees et roles verifiee par taille et SHA-256.</w:t>
+      </w:r>
+    </w:p>
+    <w:p>
+      <w:pPr/>
+      <w:r>
+        <w:t>Reste : fixer un budget de performance, repeter une restauration dans un environnement Supabase isole, installer un monitoring externe apres hebergement et completer les validations institutionnelles avant ouverture publique.</w:t>
+      </w:r>
+    </w:p>
+    <w:p>
+      <w:pPr>
+        <w:pStyle w:val="Heading2"/>
+      </w:pPr>
+      <w:r>
+        <w:t>4.17 Qualite production - lot 2 realise</w:t>
+      </w:r>
+    </w:p>
+    <w:p>
+      <w:pPr/>
+      <w:r>
+        <w:t>Objectif : limiter durablement le poids et l'instabilite des pages publiques, mesurer quatre parcours de production contre des budgets explicites et prouver que les donnees publiques Natura peuvent etre restaurees sans toucher a la base active.</w:t>
+      </w:r>
+    </w:p>
+    <w:p>
+      <w:pPr/>
+      <w:r>
+        <w:t>Preuves : cinq images publiques reduites d'environ 12,9 Mo a 1,5 Mo; LCP maximal mesure a 1,21 s et CLS nul sur quatre pages; sauvegarde enrichie verifiee; 58 contenus dont 56 publies et 21 tables RLS restaures dans un conteneur PostgreSQL Supabase temporaire sans port public.</w:t>
+      </w:r>
+    </w:p>
+    <w:p>
+      <w:pPr/>
+      <w:r>
+        <w:t>Limite explicite : les donnees Auth et Storage restent dans l'archive complete, mais leur repetition de restauration exige une pile Supabase complete de versions identiques. Le monitoring externe exige un hebergement public et reste donc dans le dernier lot.</w:t>
+      </w:r>
     </w:p>
     <w:p>
       <w:pPr>
@@ -10435,6 +13655,286 @@
       </w:tblGrid>
       <w:tr>
         <w:trPr>
+          <w:tblHeader/>
+        </w:trPr>
+        <w:tc>
+          <w:tcPr>
+            <w:tcW w:type="dxa" w:w="1500"/>
+          </w:tcPr>
+          <w:p>
+            <w:r>
+              <w:t>Date</w:t>
+            </w:r>
+          </w:p>
+        </w:tc>
+        <w:tc>
+          <w:tcPr>
+            <w:tcW w:type="dxa" w:w="1100"/>
+          </w:tcPr>
+          <w:p>
+            <w:r>
+              <w:t>Version</w:t>
+            </w:r>
+          </w:p>
+        </w:tc>
+        <w:tc>
+          <w:tcPr>
+            <w:tcW w:type="dxa" w:w="6760"/>
+          </w:tcPr>
+          <w:p>
+            <w:r>
+              <w:t>Mise a jour</w:t>
+            </w:r>
+          </w:p>
+        </w:tc>
+      </w:tr>
+      <w:tr>
+        <w:tc>
+          <w:tcPr>
+            <w:tcW w:type="dxa" w:w="1500"/>
+          </w:tcPr>
+          <w:p>
+            <w:r>
+              <w:t>12 août 2026</w:t>
+            </w:r>
+          </w:p>
+        </w:tc>
+        <w:tc>
+          <w:tcPr>
+            <w:tcW w:type="dxa" w:w="1100"/>
+          </w:tcPr>
+          <w:p>
+            <w:r>
+              <w:t>2.9</w:t>
+            </w:r>
+          </w:p>
+        </w:tc>
+        <w:tc>
+          <w:tcPr>
+            <w:tcW w:type="dxa" w:w="6760"/>
+          </w:tcPr>
+          <w:p>
+            <w:r>
+              <w:t>Contenu de lancement, lot 3 : quatre guides pratiques et deux comparatifs indépendants publiés avec sources visibles, méthodologie, scores et maillage plantes. Dashboard à 100 % (48/48), 220 tests DB, lint, TypeScript, build et parcours navigateur validés.</w:t>
+            </w:r>
+          </w:p>
+        </w:tc>
+      </w:tr>
+      <w:tr>
+        <w:tc>
+          <w:tcPr>
+            <w:tcW w:type="dxa" w:w="1500"/>
+          </w:tcPr>
+          <w:p>
+            <w:r>
+              <w:t>11 aout 2026</w:t>
+            </w:r>
+          </w:p>
+        </w:tc>
+        <w:tc>
+          <w:tcPr>
+            <w:tcW w:type="dxa" w:w="1100"/>
+          </w:tcPr>
+          <w:p>
+            <w:r>
+              <w:t>2.8</w:t>
+            </w:r>
+          </w:p>
+        </w:tc>
+        <w:tc>
+          <w:tcPr>
+            <w:tcW w:type="dxa" w:w="6760"/>
+          </w:tcPr>
+          <w:p>
+            <w:r>
+              <w:t>Contenu de lancement, lot 2 : onze fiches plantes et six diagnostics sources publies, quinze profils Plant Finder, relations ciblees, couverture plantes-diagnostics complete et dashboard a 88 %. 190 tests DB, lint, TypeScript, build et parcours navigateur valides.</w:t>
+            </w:r>
+          </w:p>
+        </w:tc>
+      </w:tr>
+      <w:tr>
+        <w:tc>
+          <w:tcPr>
+            <w:tcW w:type="dxa" w:w="1500"/>
+          </w:tcPr>
+          <w:p>
+            <w:r>
+              <w:t>11 aout 2026</w:t>
+            </w:r>
+          </w:p>
+        </w:tc>
+        <w:tc>
+          <w:tcPr>
+            <w:tcW w:type="dxa" w:w="1100"/>
+          </w:tcPr>
+          <w:p>
+            <w:r>
+              <w:t>2.7</w:t>
+            </w:r>
+          </w:p>
+        </w:tc>
+        <w:tc>
+          <w:tcPr>
+            <w:tcW w:type="dxa" w:w="6760"/>
+          </w:tcPr>
+          <w:p>
+            <w:r>
+              <w:t>Contenu de lancement, lot 1 : recherche comparative horticole et CMS, fiche radis en pot, trois diagnostics prudents, sources publiques, maillage plantes-problemes et dashboard centre sur l'action. 165 tests DB, lint, TypeScript, build et parcours navigateur valides.</w:t>
+            </w:r>
+          </w:p>
+        </w:tc>
+      </w:tr>
+      <w:tr>
+        <w:tc>
+          <w:tcPr>
+            <w:tcW w:type="dxa" w:w="1500"/>
+          </w:tcPr>
+          <w:p>
+            <w:r>
+              <w:t>11 aout 2026</w:t>
+            </w:r>
+          </w:p>
+        </w:tc>
+        <w:tc>
+          <w:tcPr>
+            <w:tcW w:type="dxa" w:w="1100"/>
+          </w:tcPr>
+          <w:p>
+            <w:r>
+              <w:t>2.6</w:t>
+            </w:r>
+          </w:p>
+        </w:tc>
+        <w:tc>
+          <w:tcPr>
+            <w:tcW w:type="dxa" w:w="6760"/>
+          </w:tcPr>
+          <w:p>
+            <w:r>
+              <w:t>SEO avance livre : tableau global de 22 pages, intentions et conflits de requetes, couverture de lancement, fraicheur, responsabilite editoriale, liens structures, breadcrumbs et schemas enrichis. 152 tests DB, lint, TypeScript, build et parcours navigateur valides.</w:t>
+            </w:r>
+          </w:p>
+        </w:tc>
+      </w:tr>
+      <w:tr>
+        <w:tc>
+          <w:tcPr>
+            <w:tcW w:type="dxa" w:w="1500"/>
+          </w:tcPr>
+          <w:p>
+            <w:r>
+              <w:t>11 aout 2026</w:t>
+            </w:r>
+          </w:p>
+        </w:tc>
+        <w:tc>
+          <w:tcPr>
+            <w:tcW w:type="dxa" w:w="1100"/>
+          </w:tcPr>
+          <w:p>
+            <w:r>
+              <w:t>2.5</w:t>
+            </w:r>
+          </w:p>
+        </w:tc>
+        <w:tc>
+          <w:tcPr>
+            <w:tcW w:type="dxa" w:w="6760"/>
+          </w:tcPr>
+          <w:p>
+            <w:r>
+              <w:t>Planner de petit espace et guide d'observation livres : calcul spatial avec acces et limites structurelles visibles, checklist de symptomes, correspondance avec les seuls diagnostics publies et etat vide honnete. 133 tests DB, lint, TypeScript, build et parcours navigateur valides.</w:t>
+            </w:r>
+          </w:p>
+        </w:tc>
+      </w:tr>
+      <w:tr>
+        <w:tc>
+          <w:tcPr>
+            <w:tcW w:type="dxa" w:w="1500"/>
+          </w:tcPr>
+          <w:p>
+            <w:r>
+              <w:t>11 aout 2026</w:t>
+            </w:r>
+          </w:p>
+        </w:tc>
+        <w:tc>
+          <w:tcPr>
+            <w:tcW w:type="dxa" w:w="1100"/>
+          </w:tcPr>
+          <w:p>
+            <w:r>
+              <w:t>2.4</w:t>
+            </w:r>
+          </w:p>
+        </w:tc>
+        <w:tc>
+          <w:tcPr>
+            <w:tcW w:type="dxa" w:w="6760"/>
+          </w:tcPr>
+          <w:p>
+            <w:r>
+              <w:t>Calendrier mensuel et risque de gel livres : fonctions PostgreSQL publiques, contexte de calendrier explicite, prevision locale obligatoire, actions prudentes, SEO, recherche, navigation et sitemap. 116 tests DB, lint, TypeScript, build et parcours navigateur valides.</w:t>
+            </w:r>
+          </w:p>
+        </w:tc>
+      </w:tr>
+      <w:tr>
+        <w:tc>
+          <w:tcPr>
+            <w:tcW w:type="dxa" w:w="1500"/>
+            <w:vAlign w:val="center"/>
+            <w:tcMar>
+              <w:top w:w="90" w:type="dxa"/>
+              <w:start w:w="120" w:type="dxa"/>
+              <w:bottom w:w="90" w:type="dxa"/>
+              <w:end w:w="120" w:type="dxa"/>
+            </w:tcMar>
+          </w:tcPr>
+          <w:p>
+            <w:r>
+              <w:t>11 aout 2026</w:t>
+            </w:r>
+          </w:p>
+        </w:tc>
+        <w:tc>
+          <w:tcPr>
+            <w:tcW w:type="dxa" w:w="1100"/>
+            <w:vAlign w:val="center"/>
+            <w:tcMar>
+              <w:top w:w="90" w:type="dxa"/>
+              <w:start w:w="120" w:type="dxa"/>
+              <w:bottom w:w="90" w:type="dxa"/>
+              <w:end w:w="120" w:type="dxa"/>
+            </w:tcMar>
+          </w:tcPr>
+          <w:p>
+            <w:r>
+              <w:t>2.3</w:t>
+            </w:r>
+          </w:p>
+        </w:tc>
+        <w:tc>
+          <w:tcPr>
+            <w:tcW w:type="dxa" w:w="6760"/>
+            <w:vAlign w:val="center"/>
+            <w:tcMar>
+              <w:top w:w="90" w:type="dxa"/>
+              <w:start w:w="120" w:type="dxa"/>
+              <w:bottom w:w="90" w:type="dxa"/>
+              <w:end w:w="120" w:type="dxa"/>
+            </w:tcMar>
+          </w:tcPr>
+          <w:p>
+            <w:r>
+              <w:t>Calculateurs de pot et d'arrosage livres : fonctions PostgreSQL publiques, volumes et profondeurs estimes, routine d'observation adaptee au pot, a l'exposition, a la chaleur et au drainage, hypotheses visibles et parcours relies. 104 tests DB, lint, TypeScript, build et navigateur valides.</w:t>
+            </w:r>
+          </w:p>
+        </w:tc>
+      </w:tr>
+      <w:tr>
+        <w:trPr>
           <w:tblHeader w:val="true"/>
         </w:trPr>
         <w:tc>
@@ -10450,18 +13950,8 @@
             </w:tcMar>
           </w:tcPr>
           <w:p>
-            <w:pPr>
-              <w:spacing w:after="0"/>
-            </w:pPr>
-            <w:r>
-              <w:rPr>
-                <w:rFonts w:ascii="Aptos" w:hAnsi="Aptos"/>
-                <w:b/>
-                <w:i w:val="0"/>
-                <w:color w:val="FFFFFF"/>
-                <w:sz w:val="18"/>
-              </w:rPr>
-              <w:t>Date</w:t>
+            <w:r>
+              <w:t>11 aout 2026</w:t>
             </w:r>
           </w:p>
         </w:tc>
@@ -10478,18 +13968,8 @@
             </w:tcMar>
           </w:tcPr>
           <w:p>
-            <w:pPr>
-              <w:spacing w:after="0"/>
-            </w:pPr>
-            <w:r>
-              <w:rPr>
-                <w:rFonts w:ascii="Aptos" w:hAnsi="Aptos"/>
-                <w:b/>
-                <w:i w:val="0"/>
-                <w:color w:val="FFFFFF"/>
-                <w:sz w:val="18"/>
-              </w:rPr>
-              <w:t>Version</w:t>
+            <w:r>
+              <w:t>2.2</w:t>
             </w:r>
           </w:p>
         </w:tc>
@@ -10506,18 +13986,61 @@
             </w:tcMar>
           </w:tcPr>
           <w:p>
-            <w:pPr>
-              <w:spacing w:after="0"/>
-            </w:pPr>
-            <w:r>
-              <w:rPr>
-                <w:rFonts w:ascii="Aptos" w:hAnsi="Aptos"/>
-                <w:b/>
-                <w:i w:val="0"/>
-                <w:color w:val="FFFFFF"/>
-                <w:sz w:val="18"/>
-              </w:rPr>
-              <w:t>Modification</w:t>
+            <w:r>
+              <w:t>Plant Finder livre : profils de compatibilite administrables, classement PostgreSQL sur 100, raisons visibles, formulaire public sans JavaScript obligatoire, repli local, SEO, recherche, sitemap et maillage plantes. 93 tests DB, lint, TypeScript, build et parcours navigateur valides.</w:t>
+            </w:r>
+          </w:p>
+        </w:tc>
+      </w:tr>
+      <w:tr>
+        <w:tc>
+          <w:tcPr>
+            <w:tcW w:type="dxa" w:w="1500"/>
+            <w:vAlign w:val="center"/>
+            <w:tcMar>
+              <w:top w:w="90" w:type="dxa"/>
+              <w:start w:w="120" w:type="dxa"/>
+              <w:bottom w:w="90" w:type="dxa"/>
+              <w:end w:w="120" w:type="dxa"/>
+            </w:tcMar>
+          </w:tcPr>
+          <w:p>
+            <w:r>
+              <w:t>11 aout 2026</w:t>
+            </w:r>
+          </w:p>
+        </w:tc>
+        <w:tc>
+          <w:tcPr>
+            <w:tcW w:type="dxa" w:w="1100"/>
+            <w:vAlign w:val="center"/>
+            <w:tcMar>
+              <w:top w:w="90" w:type="dxa"/>
+              <w:start w:w="120" w:type="dxa"/>
+              <w:bottom w:w="90" w:type="dxa"/>
+              <w:end w:w="120" w:type="dxa"/>
+            </w:tcMar>
+          </w:tcPr>
+          <w:p>
+            <w:r>
+              <w:t>2.1</w:t>
+            </w:r>
+          </w:p>
+        </w:tc>
+        <w:tc>
+          <w:tcPr>
+            <w:tcW w:type="dxa" w:w="6760"/>
+            <w:vAlign w:val="center"/>
+            <w:tcMar>
+              <w:top w:w="90" w:type="dxa"/>
+              <w:start w:w="120" w:type="dxa"/>
+              <w:bottom w:w="90" w:type="dxa"/>
+              <w:end w:w="120" w:type="dxa"/>
+            </w:tcMar>
+          </w:tcPr>
+          <w:p>
+            <w:r>
+              <w:t>Mediatheque avancee livree : brouillons prives par defaut, publication et retrait controles, droits et texte alternatif modifiables, remplacement a URL stable, recadrage, inventaire d'usage et suppression protegee. 81 tests DB, lint, TypeScript, build et controle navigateur valides.</w:t>
             </w:r>
           </w:p>
         </w:tc>
@@ -11431,6 +14954,134 @@
                 <w:sz w:val="17"/>
               </w:rPr>
               <w:t>Creation du registre. SEO mots-cles et mediatheque marques realises. Verticale diagnostics ouverte.</w:t>
+            </w:r>
+          </w:p>
+        </w:tc>
+      </w:tr>
+      <w:tr>
+        <w:tc>
+          <w:tcPr>
+            <w:tcW w:type="dxa" w:w="1500"/>
+          </w:tcPr>
+          <w:p>
+            <w:r>
+              <w:t>12 août 2026</w:t>
+            </w:r>
+          </w:p>
+        </w:tc>
+        <w:tc>
+          <w:tcPr>
+            <w:tcW w:type="dxa" w:w="1100"/>
+          </w:tcPr>
+          <w:p>
+            <w:r>
+              <w:t>3.0</w:t>
+            </w:r>
+          </w:p>
+        </w:tc>
+        <w:tc>
+          <w:tcPr>
+            <w:tcW w:type="dxa" w:w="6760"/>
+          </w:tcPr>
+          <w:p>
+            <w:r>
+              <w:t>Fondation d'acquisition organique : cartes Pinterest verticales, Rich Pins, flux RSS par verticale, boutons Save initiaux, règles explicites pour les robots de recherche ChatGPT, Claude, Perplexity, Google et Bing, plus manifeste llms.txt non présenté comme une garantie d'indexation.</w:t>
+            </w:r>
+          </w:p>
+        </w:tc>
+      </w:tr>
+      <w:tr>
+        <w:tc>
+          <w:tcPr>
+            <w:tcW w:type="dxa" w:w="1500"/>
+          </w:tcPr>
+          <w:p>
+            <w:r>
+              <w:t>12 août 2026</w:t>
+            </w:r>
+          </w:p>
+        </w:tc>
+        <w:tc>
+          <w:tcPr>
+            <w:tcW w:type="dxa" w:w="1100"/>
+          </w:tcPr>
+          <w:p>
+            <w:r>
+              <w:t>3.1</w:t>
+            </w:r>
+          </w:p>
+        </w:tc>
+        <w:tc>
+          <w:tcPr>
+            <w:tcW w:type="dxa" w:w="6760"/>
+          </w:tcPr>
+          <w:p>
+            <w:r>
+              <w:t>Durcissement production et YouTube : audit des fichiers sensibles et variables privées, CSP, en-têtes X-Robots-Tag et no-store sur les surfaces privées, protection admin confirmée, puis studio vidéo privé avec six sujets anglais, accroches, plans de tournage, sources et checklist avant publication.</w:t>
+            </w:r>
+          </w:p>
+        </w:tc>
+      </w:tr>
+      <w:tr>
+        <w:tc>
+          <w:tcPr>
+            <w:tcW w:type="dxa" w:w="1500"/>
+          </w:tcPr>
+          <w:p>
+            <w:r>
+              <w:t>12 août 2026</w:t>
+            </w:r>
+          </w:p>
+        </w:tc>
+        <w:tc>
+          <w:tcPr>
+            <w:tcW w:type="dxa" w:w="1100"/>
+          </w:tcPr>
+          <w:p>
+            <w:r>
+              <w:t>3.2</w:t>
+            </w:r>
+          </w:p>
+        </w:tc>
+        <w:tc>
+          <w:tcPr>
+            <w:tcW w:type="dxa" w:w="6760"/>
+          </w:tcPr>
+          <w:p>
+            <w:r>
+              <w:t>Qualite production, lot 1 : suite Playwright locale avec 11 parcours, audit Axe sur 6 pages et correction des contrastes, point de sante non indexable, sauvegarde Supabase locale privee avec manifeste et verification SHA-256.</w:t>
+            </w:r>
+          </w:p>
+        </w:tc>
+      </w:tr>
+      <w:tr>
+        <w:tc>
+          <w:tcPr>
+            <w:tcW w:type="dxa" w:w="1500"/>
+          </w:tcPr>
+          <w:p>
+            <w:r>
+              <w:t>13 août 2026</w:t>
+            </w:r>
+          </w:p>
+        </w:tc>
+        <w:tc>
+          <w:tcPr>
+            <w:tcW w:type="dxa" w:w="1100"/>
+          </w:tcPr>
+          <w:p>
+            <w:r>
+              <w:t>3.3</w:t>
+            </w:r>
+          </w:p>
+        </w:tc>
+        <w:tc>
+          <w:tcPr>
+            <w:tcW w:type="dxa" w:w="6760"/>
+          </w:tcPr>
+          <w:p>
+            <w:r>
+              <w:t>Qualite production, lot 2 : budgets mesurables sur quatre pages, images publiques reduites de 88 %, correction du CLS du Plant Finder, sauvegarde enrichie et restauration publique isolee validee avec 58 contenus et 21 tables RLS.</w:t>
             </w:r>
           </w:p>
         </w:tc>
@@ -11468,7 +15119,7 @@
         <w:color w:val="65736B"/>
         <w:sz w:val="16"/>
       </w:rPr>
-      <w:t>Document vivant - mise a jour du 10 aout 2026</w:t>
+      <w:t>Document vivant - mise a jour du 11 aout 2026</w:t>
     </w:r>
   </w:p>
 </w:ftr>
